--- a/uploads/sprint 2.docx
+++ b/uploads/sprint 2.docx
@@ -1435,21 +1435,12 @@
                 <w:szCs w:val="28"/>
               </w:rPr>
             </w:pPr>
-            <w:proofErr w:type="spellStart"/>
-            <w:r>
-              <w:rPr>
-                <w:sz w:val="28"/>
-                <w:szCs w:val="28"/>
-              </w:rPr>
-              <w:t>Acteur</w:t>
-            </w:r>
-            <w:proofErr w:type="spellEnd"/>
-            <w:r>
-              <w:rPr>
-                <w:sz w:val="28"/>
-                <w:szCs w:val="28"/>
-              </w:rPr>
-              <w:t>(s)</w:t>
+            <w:r>
+              <w:rPr>
+                <w:sz w:val="28"/>
+                <w:szCs w:val="28"/>
+              </w:rPr>
+              <w:t>Acteur(s)</w:t>
             </w:r>
           </w:p>
         </w:tc>
@@ -1464,21 +1455,12 @@
                 <w:szCs w:val="28"/>
               </w:rPr>
             </w:pPr>
-            <w:proofErr w:type="spellStart"/>
-            <w:r>
-              <w:rPr>
-                <w:sz w:val="28"/>
-                <w:szCs w:val="28"/>
-              </w:rPr>
-              <w:t>Acteur</w:t>
-            </w:r>
-            <w:proofErr w:type="spellEnd"/>
-            <w:r>
-              <w:rPr>
-                <w:sz w:val="28"/>
-                <w:szCs w:val="28"/>
-              </w:rPr>
-              <w:t xml:space="preserve"> </w:t>
+            <w:r>
+              <w:rPr>
+                <w:sz w:val="28"/>
+                <w:szCs w:val="28"/>
+              </w:rPr>
+              <w:t xml:space="preserve">Acteur </w:t>
             </w:r>
             <w:proofErr w:type="gramStart"/>
             <w:r>
@@ -2162,21 +2144,12 @@
                 <w:szCs w:val="28"/>
               </w:rPr>
             </w:pPr>
-            <w:proofErr w:type="spellStart"/>
-            <w:r>
-              <w:rPr>
-                <w:sz w:val="28"/>
-                <w:szCs w:val="28"/>
-              </w:rPr>
-              <w:t>Acteur</w:t>
-            </w:r>
-            <w:proofErr w:type="spellEnd"/>
-            <w:r>
-              <w:rPr>
-                <w:sz w:val="28"/>
-                <w:szCs w:val="28"/>
-              </w:rPr>
-              <w:t>(s)</w:t>
+            <w:r>
+              <w:rPr>
+                <w:sz w:val="28"/>
+                <w:szCs w:val="28"/>
+              </w:rPr>
+              <w:t>Acteur(s)</w:t>
             </w:r>
           </w:p>
         </w:tc>
@@ -2191,21 +2164,12 @@
                 <w:szCs w:val="28"/>
               </w:rPr>
             </w:pPr>
-            <w:proofErr w:type="spellStart"/>
-            <w:r>
-              <w:rPr>
-                <w:sz w:val="28"/>
-                <w:szCs w:val="28"/>
-              </w:rPr>
-              <w:t>Acteur</w:t>
-            </w:r>
-            <w:proofErr w:type="spellEnd"/>
-            <w:r>
-              <w:rPr>
-                <w:sz w:val="28"/>
-                <w:szCs w:val="28"/>
-              </w:rPr>
-              <w:t xml:space="preserve"> </w:t>
+            <w:r>
+              <w:rPr>
+                <w:sz w:val="28"/>
+                <w:szCs w:val="28"/>
+              </w:rPr>
+              <w:t xml:space="preserve">Acteur </w:t>
             </w:r>
             <w:proofErr w:type="gramStart"/>
             <w:r>
@@ -3281,21 +3245,12 @@
                 <w:szCs w:val="28"/>
               </w:rPr>
             </w:pPr>
-            <w:proofErr w:type="spellStart"/>
-            <w:r>
-              <w:rPr>
-                <w:sz w:val="28"/>
-                <w:szCs w:val="28"/>
-              </w:rPr>
-              <w:t>Acteur</w:t>
-            </w:r>
-            <w:proofErr w:type="spellEnd"/>
-            <w:r>
-              <w:rPr>
-                <w:sz w:val="28"/>
-                <w:szCs w:val="28"/>
-              </w:rPr>
-              <w:t>(s)</w:t>
+            <w:r>
+              <w:rPr>
+                <w:sz w:val="28"/>
+                <w:szCs w:val="28"/>
+              </w:rPr>
+              <w:t>Acteur(s)</w:t>
             </w:r>
           </w:p>
         </w:tc>
@@ -3310,21 +3265,12 @@
                 <w:szCs w:val="28"/>
               </w:rPr>
             </w:pPr>
-            <w:proofErr w:type="spellStart"/>
-            <w:r>
-              <w:rPr>
-                <w:sz w:val="28"/>
-                <w:szCs w:val="28"/>
-              </w:rPr>
-              <w:t>Acteur</w:t>
-            </w:r>
-            <w:proofErr w:type="spellEnd"/>
-            <w:r>
-              <w:rPr>
-                <w:sz w:val="28"/>
-                <w:szCs w:val="28"/>
-              </w:rPr>
-              <w:t xml:space="preserve"> </w:t>
+            <w:r>
+              <w:rPr>
+                <w:sz w:val="28"/>
+                <w:szCs w:val="28"/>
+              </w:rPr>
+              <w:t xml:space="preserve">Acteur </w:t>
             </w:r>
             <w:proofErr w:type="gramStart"/>
             <w:r>
@@ -4107,21 +4053,12 @@
                 <w:szCs w:val="28"/>
               </w:rPr>
             </w:pPr>
-            <w:proofErr w:type="spellStart"/>
-            <w:r>
-              <w:rPr>
-                <w:sz w:val="28"/>
-                <w:szCs w:val="28"/>
-              </w:rPr>
-              <w:t>Acteur</w:t>
-            </w:r>
-            <w:proofErr w:type="spellEnd"/>
-            <w:r>
-              <w:rPr>
-                <w:sz w:val="28"/>
-                <w:szCs w:val="28"/>
-              </w:rPr>
-              <w:t>(s)</w:t>
+            <w:r>
+              <w:rPr>
+                <w:sz w:val="28"/>
+                <w:szCs w:val="28"/>
+              </w:rPr>
+              <w:t>Acteur(s)</w:t>
             </w:r>
           </w:p>
         </w:tc>
@@ -4136,21 +4073,12 @@
                 <w:szCs w:val="28"/>
               </w:rPr>
             </w:pPr>
-            <w:proofErr w:type="spellStart"/>
-            <w:r>
-              <w:rPr>
-                <w:sz w:val="28"/>
-                <w:szCs w:val="28"/>
-              </w:rPr>
-              <w:t>Acteur</w:t>
-            </w:r>
-            <w:proofErr w:type="spellEnd"/>
-            <w:r>
-              <w:rPr>
-                <w:sz w:val="28"/>
-                <w:szCs w:val="28"/>
-              </w:rPr>
-              <w:t xml:space="preserve"> </w:t>
+            <w:r>
+              <w:rPr>
+                <w:sz w:val="28"/>
+                <w:szCs w:val="28"/>
+              </w:rPr>
+              <w:t xml:space="preserve">Acteur </w:t>
             </w:r>
             <w:proofErr w:type="gramStart"/>
             <w:r>
@@ -5052,21 +4980,12 @@
                 <w:szCs w:val="28"/>
               </w:rPr>
             </w:pPr>
-            <w:proofErr w:type="spellStart"/>
-            <w:r>
-              <w:rPr>
-                <w:sz w:val="28"/>
-                <w:szCs w:val="28"/>
-              </w:rPr>
-              <w:t>Acteur</w:t>
-            </w:r>
-            <w:proofErr w:type="spellEnd"/>
-            <w:r>
-              <w:rPr>
-                <w:sz w:val="28"/>
-                <w:szCs w:val="28"/>
-              </w:rPr>
-              <w:t>(s)</w:t>
+            <w:r>
+              <w:rPr>
+                <w:sz w:val="28"/>
+                <w:szCs w:val="28"/>
+              </w:rPr>
+              <w:t>Acteur(s)</w:t>
             </w:r>
           </w:p>
         </w:tc>
@@ -5081,21 +5000,12 @@
                 <w:szCs w:val="28"/>
               </w:rPr>
             </w:pPr>
-            <w:proofErr w:type="spellStart"/>
-            <w:r>
-              <w:rPr>
-                <w:sz w:val="28"/>
-                <w:szCs w:val="28"/>
-              </w:rPr>
-              <w:t>Acteur</w:t>
-            </w:r>
-            <w:proofErr w:type="spellEnd"/>
-            <w:r>
-              <w:rPr>
-                <w:sz w:val="28"/>
-                <w:szCs w:val="28"/>
-              </w:rPr>
-              <w:t xml:space="preserve"> </w:t>
+            <w:r>
+              <w:rPr>
+                <w:sz w:val="28"/>
+                <w:szCs w:val="28"/>
+              </w:rPr>
+              <w:t xml:space="preserve">Acteur </w:t>
             </w:r>
             <w:proofErr w:type="gramStart"/>
             <w:r>
@@ -6353,21 +6263,12 @@
                 <w:szCs w:val="28"/>
               </w:rPr>
             </w:pPr>
-            <w:proofErr w:type="spellStart"/>
-            <w:r>
-              <w:rPr>
-                <w:sz w:val="28"/>
-                <w:szCs w:val="28"/>
-              </w:rPr>
-              <w:t>Acteur</w:t>
-            </w:r>
-            <w:proofErr w:type="spellEnd"/>
-            <w:r>
-              <w:rPr>
-                <w:sz w:val="28"/>
-                <w:szCs w:val="28"/>
-              </w:rPr>
-              <w:t>(s)</w:t>
+            <w:r>
+              <w:rPr>
+                <w:sz w:val="28"/>
+                <w:szCs w:val="28"/>
+              </w:rPr>
+              <w:t>Acteur(s)</w:t>
             </w:r>
           </w:p>
         </w:tc>
@@ -6382,21 +6283,12 @@
                 <w:szCs w:val="28"/>
               </w:rPr>
             </w:pPr>
-            <w:proofErr w:type="spellStart"/>
-            <w:r>
-              <w:rPr>
-                <w:sz w:val="28"/>
-                <w:szCs w:val="28"/>
-              </w:rPr>
-              <w:t>Acteur</w:t>
-            </w:r>
-            <w:proofErr w:type="spellEnd"/>
-            <w:r>
-              <w:rPr>
-                <w:sz w:val="28"/>
-                <w:szCs w:val="28"/>
-              </w:rPr>
-              <w:t xml:space="preserve"> </w:t>
+            <w:r>
+              <w:rPr>
+                <w:sz w:val="28"/>
+                <w:szCs w:val="28"/>
+              </w:rPr>
+              <w:t xml:space="preserve">Acteur </w:t>
             </w:r>
             <w:proofErr w:type="gramStart"/>
             <w:r>
@@ -7260,21 +7152,12 @@
                 <w:szCs w:val="28"/>
               </w:rPr>
             </w:pPr>
-            <w:proofErr w:type="spellStart"/>
-            <w:r>
-              <w:rPr>
-                <w:sz w:val="28"/>
-                <w:szCs w:val="28"/>
-              </w:rPr>
-              <w:t>Acteur</w:t>
-            </w:r>
-            <w:proofErr w:type="spellEnd"/>
-            <w:r>
-              <w:rPr>
-                <w:sz w:val="28"/>
-                <w:szCs w:val="28"/>
-              </w:rPr>
-              <w:t>(s)</w:t>
+            <w:r>
+              <w:rPr>
+                <w:sz w:val="28"/>
+                <w:szCs w:val="28"/>
+              </w:rPr>
+              <w:t>Acteur(s)</w:t>
             </w:r>
           </w:p>
         </w:tc>
@@ -7289,21 +7172,12 @@
                 <w:szCs w:val="28"/>
               </w:rPr>
             </w:pPr>
-            <w:proofErr w:type="spellStart"/>
-            <w:r>
-              <w:rPr>
-                <w:sz w:val="28"/>
-                <w:szCs w:val="28"/>
-              </w:rPr>
-              <w:t>Acteur</w:t>
-            </w:r>
-            <w:proofErr w:type="spellEnd"/>
-            <w:r>
-              <w:rPr>
-                <w:sz w:val="28"/>
-                <w:szCs w:val="28"/>
-              </w:rPr>
-              <w:t xml:space="preserve"> </w:t>
+            <w:r>
+              <w:rPr>
+                <w:sz w:val="28"/>
+                <w:szCs w:val="28"/>
+              </w:rPr>
+              <w:t xml:space="preserve">Acteur </w:t>
             </w:r>
             <w:proofErr w:type="gramStart"/>
             <w:r>
@@ -8261,21 +8135,12 @@
                 <w:szCs w:val="28"/>
               </w:rPr>
             </w:pPr>
-            <w:proofErr w:type="spellStart"/>
-            <w:r>
-              <w:rPr>
-                <w:sz w:val="28"/>
-                <w:szCs w:val="28"/>
-              </w:rPr>
-              <w:t>Acteur</w:t>
-            </w:r>
-            <w:proofErr w:type="spellEnd"/>
-            <w:r>
-              <w:rPr>
-                <w:sz w:val="28"/>
-                <w:szCs w:val="28"/>
-              </w:rPr>
-              <w:t>(s)</w:t>
+            <w:r>
+              <w:rPr>
+                <w:sz w:val="28"/>
+                <w:szCs w:val="28"/>
+              </w:rPr>
+              <w:t>Acteur(s)</w:t>
             </w:r>
           </w:p>
         </w:tc>
@@ -8290,21 +8155,12 @@
                 <w:szCs w:val="28"/>
               </w:rPr>
             </w:pPr>
-            <w:proofErr w:type="spellStart"/>
-            <w:r>
-              <w:rPr>
-                <w:sz w:val="28"/>
-                <w:szCs w:val="28"/>
-              </w:rPr>
-              <w:t>Acteur</w:t>
-            </w:r>
-            <w:proofErr w:type="spellEnd"/>
-            <w:r>
-              <w:rPr>
-                <w:sz w:val="28"/>
-                <w:szCs w:val="28"/>
-              </w:rPr>
-              <w:t xml:space="preserve"> </w:t>
+            <w:r>
+              <w:rPr>
+                <w:sz w:val="28"/>
+                <w:szCs w:val="28"/>
+              </w:rPr>
+              <w:t xml:space="preserve">Acteur </w:t>
             </w:r>
             <w:proofErr w:type="gramStart"/>
             <w:r>
@@ -9617,21 +9473,12 @@
                 <w:szCs w:val="28"/>
               </w:rPr>
             </w:pPr>
-            <w:proofErr w:type="spellStart"/>
-            <w:r>
-              <w:rPr>
-                <w:sz w:val="28"/>
-                <w:szCs w:val="28"/>
-              </w:rPr>
-              <w:t>Acteur</w:t>
-            </w:r>
-            <w:proofErr w:type="spellEnd"/>
-            <w:r>
-              <w:rPr>
-                <w:sz w:val="28"/>
-                <w:szCs w:val="28"/>
-              </w:rPr>
-              <w:t>(s)</w:t>
+            <w:r>
+              <w:rPr>
+                <w:sz w:val="28"/>
+                <w:szCs w:val="28"/>
+              </w:rPr>
+              <w:t>Acteur(s)</w:t>
             </w:r>
           </w:p>
         </w:tc>
@@ -9646,21 +9493,12 @@
                 <w:szCs w:val="28"/>
               </w:rPr>
             </w:pPr>
-            <w:proofErr w:type="spellStart"/>
-            <w:r>
-              <w:rPr>
-                <w:sz w:val="28"/>
-                <w:szCs w:val="28"/>
-              </w:rPr>
-              <w:t>Acteur</w:t>
-            </w:r>
-            <w:proofErr w:type="spellEnd"/>
-            <w:r>
-              <w:rPr>
-                <w:sz w:val="28"/>
-                <w:szCs w:val="28"/>
-              </w:rPr>
-              <w:t xml:space="preserve"> </w:t>
+            <w:r>
+              <w:rPr>
+                <w:sz w:val="28"/>
+                <w:szCs w:val="28"/>
+              </w:rPr>
+              <w:t xml:space="preserve">Acteur </w:t>
             </w:r>
             <w:proofErr w:type="gramStart"/>
             <w:r>
@@ -10788,21 +10626,12 @@
                 <w:szCs w:val="28"/>
               </w:rPr>
             </w:pPr>
-            <w:proofErr w:type="spellStart"/>
-            <w:r>
-              <w:rPr>
-                <w:sz w:val="28"/>
-                <w:szCs w:val="28"/>
-              </w:rPr>
-              <w:t>Acteur</w:t>
-            </w:r>
-            <w:proofErr w:type="spellEnd"/>
-            <w:r>
-              <w:rPr>
-                <w:sz w:val="28"/>
-                <w:szCs w:val="28"/>
-              </w:rPr>
-              <w:t>(s)</w:t>
+            <w:r>
+              <w:rPr>
+                <w:sz w:val="28"/>
+                <w:szCs w:val="28"/>
+              </w:rPr>
+              <w:t>Acteur(s)</w:t>
             </w:r>
           </w:p>
         </w:tc>
@@ -10817,21 +10646,12 @@
                 <w:szCs w:val="28"/>
               </w:rPr>
             </w:pPr>
-            <w:proofErr w:type="spellStart"/>
-            <w:r>
-              <w:rPr>
-                <w:sz w:val="28"/>
-                <w:szCs w:val="28"/>
-              </w:rPr>
-              <w:t>Acteur</w:t>
-            </w:r>
-            <w:proofErr w:type="spellEnd"/>
-            <w:r>
-              <w:rPr>
-                <w:sz w:val="28"/>
-                <w:szCs w:val="28"/>
-              </w:rPr>
-              <w:t xml:space="preserve"> </w:t>
+            <w:r>
+              <w:rPr>
+                <w:sz w:val="28"/>
+                <w:szCs w:val="28"/>
+              </w:rPr>
+              <w:t xml:space="preserve">Acteur </w:t>
             </w:r>
             <w:proofErr w:type="gramStart"/>
             <w:r>
@@ -11938,6 +11758,7 @@
         <w:rPr>
           <w:b/>
           <w:bCs/>
+          <w:noProof/>
           <w:sz w:val="28"/>
           <w:szCs w:val="28"/>
         </w:rPr>
@@ -12030,6 +11851,7 @@
           <w:bCs/>
           <w:sz w:val="28"/>
           <w:szCs w:val="28"/>
+          <w:lang w:val="fr-FR"/>
         </w:rPr>
       </w:pPr>
     </w:p>
@@ -12168,6 +11990,7 @@
         <w:rPr>
           <w:b/>
           <w:bCs/>
+          <w:noProof/>
           <w:sz w:val="28"/>
           <w:szCs w:val="28"/>
         </w:rPr>
@@ -12252,6 +12075,7 @@
           <w:bCs/>
           <w:sz w:val="28"/>
           <w:szCs w:val="28"/>
+          <w:lang w:val="fr-FR"/>
         </w:rPr>
       </w:pPr>
     </w:p>
@@ -12269,6 +12093,7 @@
         <w:rPr>
           <w:b/>
           <w:bCs/>
+          <w:noProof/>
           <w:sz w:val="28"/>
           <w:szCs w:val="28"/>
         </w:rPr>
@@ -12365,6 +12190,7 @@
           <w:bCs/>
           <w:sz w:val="28"/>
           <w:szCs w:val="28"/>
+          <w:lang w:val="fr-FR"/>
         </w:rPr>
       </w:pPr>
     </w:p>
@@ -12411,6 +12237,9 @@
         </w:rPr>
       </w:pPr>
       <w:r>
+        <w:rPr>
+          <w:noProof/>
+        </w:rPr>
         <w:lastRenderedPageBreak/>
         <w:drawing>
           <wp:anchor distT="0" distB="0" distL="114300" distR="114300" simplePos="0" relativeHeight="251662336" behindDoc="0" locked="0" layoutInCell="1" allowOverlap="1" wp14:anchorId="119528FB" wp14:editId="4A232E17">
@@ -12495,9 +12324,60 @@
           <w:szCs w:val="28"/>
           <w:lang w:val="fr-FR"/>
         </w:rPr>
-        <w:t>3.</w:t>
+        <w:t>3.4/CU modifier principe :</w:t>
       </w:r>
-      <w:r>
+    </w:p>
+    <w:p>
+      <w:pPr>
+        <w:rPr>
+          <w:lang w:val="fr-FR"/>
+        </w:rPr>
+      </w:pPr>
+    </w:p>
+    <w:p>
+      <w:pPr>
+        <w:rPr>
+          <w:lang w:val="fr-FR"/>
+        </w:rPr>
+      </w:pPr>
+    </w:p>
+    <w:p>
+      <w:pPr>
+        <w:rPr>
+          <w:lang w:val="fr-FR"/>
+        </w:rPr>
+      </w:pPr>
+    </w:p>
+    <w:p>
+      <w:pPr>
+        <w:rPr>
+          <w:lang w:val="fr-FR"/>
+        </w:rPr>
+      </w:pPr>
+    </w:p>
+    <w:p>
+      <w:pPr>
+        <w:rPr>
+          <w:lang w:val="fr-FR"/>
+        </w:rPr>
+      </w:pPr>
+    </w:p>
+    <w:p>
+      <w:pPr>
+        <w:rPr>
+          <w:lang w:val="fr-FR"/>
+        </w:rPr>
+      </w:pPr>
+    </w:p>
+    <w:p>
+      <w:pPr>
+        <w:rPr>
+          <w:lang w:val="fr-FR"/>
+        </w:rPr>
+      </w:pPr>
+    </w:p>
+    <w:p>
+      <w:pPr>
         <w:rPr>
           <w:b/>
           <w:bCs/>
@@ -12505,8 +12385,7 @@
           <w:szCs w:val="28"/>
           <w:lang w:val="fr-FR"/>
         </w:rPr>
-        <w:t>4</w:t>
-      </w:r>
+      </w:pPr>
       <w:r>
         <w:rPr>
           <w:b/>
@@ -12515,103 +12394,39 @@
           <w:szCs w:val="28"/>
           <w:lang w:val="fr-FR"/>
         </w:rPr>
-        <w:t xml:space="preserve">/CU </w:t>
+        <w:lastRenderedPageBreak/>
+        <w:t>4.diagramme de classe de sprint 2 :</w:t>
       </w:r>
-      <w:r>
+    </w:p>
+    <w:p>
+      <w:pPr>
         <w:rPr>
           <w:b/>
           <w:bCs/>
           <w:sz w:val="28"/>
           <w:szCs w:val="28"/>
-          <w:lang w:val="fr-FR"/>
-        </w:rPr>
-        <w:t>modifier</w:t>
-      </w:r>
+        </w:rPr>
+      </w:pPr>
       <w:r>
         <w:rPr>
           <w:b/>
           <w:bCs/>
           <w:sz w:val="28"/>
           <w:szCs w:val="28"/>
-          <w:lang w:val="fr-FR"/>
-        </w:rPr>
-        <w:t xml:space="preserve"> principe :</w:t>
-      </w:r>
-    </w:p>
-    <w:p/>
-    <w:p>
-      <w:pPr>
-        <w:rPr>
-          <w:lang w:val="fr-FR"/>
-        </w:rPr>
-      </w:pPr>
-    </w:p>
-    <w:p>
-      <w:pPr>
-        <w:rPr>
-          <w:lang w:val="fr-FR"/>
-        </w:rPr>
-      </w:pPr>
-    </w:p>
-    <w:p>
-      <w:pPr>
-        <w:rPr>
-          <w:lang w:val="fr-FR"/>
-        </w:rPr>
-      </w:pPr>
-    </w:p>
-    <w:p>
-      <w:pPr>
-        <w:rPr>
-          <w:lang w:val="fr-FR"/>
-        </w:rPr>
-      </w:pPr>
-    </w:p>
-    <w:p>
-      <w:pPr>
-        <w:rPr>
-          <w:lang w:val="fr-FR"/>
-        </w:rPr>
-      </w:pPr>
-    </w:p>
-    <w:p>
-      <w:pPr>
-        <w:rPr>
-          <w:lang w:val="fr-FR"/>
-        </w:rPr>
-      </w:pPr>
-    </w:p>
-    <w:p>
-      <w:pPr>
-        <w:rPr>
-          <w:b/>
-          <w:bCs/>
-          <w:sz w:val="28"/>
-          <w:szCs w:val="28"/>
-          <w:lang w:val="fr-FR"/>
-        </w:rPr>
-      </w:pPr>
-      <w:r>
-        <w:rPr>
-          <w:b/>
-          <w:bCs/>
-          <w:sz w:val="28"/>
-          <w:szCs w:val="28"/>
-        </w:rPr>
-        <w:lastRenderedPageBreak/>
+        </w:rPr>
         <w:drawing>
-          <wp:anchor distT="0" distB="0" distL="114300" distR="114300" simplePos="0" relativeHeight="251663360" behindDoc="0" locked="0" layoutInCell="1" allowOverlap="1" wp14:anchorId="74DF64BD" wp14:editId="3D8EE294">
+          <wp:anchor distT="0" distB="0" distL="114300" distR="114300" simplePos="0" relativeHeight="251663360" behindDoc="0" locked="0" layoutInCell="1" allowOverlap="1" wp14:anchorId="49551A71" wp14:editId="6DA5F226">
             <wp:simplePos x="0" y="0"/>
-            <wp:positionH relativeFrom="margin">
-              <wp:align>left</wp:align>
+            <wp:positionH relativeFrom="column">
+              <wp:posOffset>7620</wp:posOffset>
             </wp:positionH>
             <wp:positionV relativeFrom="page">
-              <wp:posOffset>1264920</wp:posOffset>
+              <wp:posOffset>1546860</wp:posOffset>
             </wp:positionV>
-            <wp:extent cx="5463540" cy="4739640"/>
-            <wp:effectExtent l="0" t="0" r="3810" b="3810"/>
+            <wp:extent cx="5509260" cy="5867400"/>
+            <wp:effectExtent l="0" t="0" r="0" b="0"/>
             <wp:wrapSquare wrapText="bothSides"/>
-            <wp:docPr id="686997415" name="Image 10"/>
+            <wp:docPr id="1040269179" name="Image 4"/>
             <wp:cNvGraphicFramePr>
               <a:graphicFrameLocks xmlns:a="http://schemas.openxmlformats.org/drawingml/2006/main" noChangeAspect="1"/>
             </wp:cNvGraphicFramePr>
@@ -12619,7 +12434,7 @@
               <a:graphicData uri="http://schemas.openxmlformats.org/drawingml/2006/picture">
                 <pic:pic xmlns:pic="http://schemas.openxmlformats.org/drawingml/2006/picture">
                   <pic:nvPicPr>
-                    <pic:cNvPr id="0" name="Picture 34"/>
+                    <pic:cNvPr id="0" name="Picture 16"/>
                     <pic:cNvPicPr>
                       <a:picLocks noChangeAspect="1" noChangeArrowheads="1"/>
                     </pic:cNvPicPr>
@@ -12640,7 +12455,7 @@
                   <pic:spPr bwMode="auto">
                     <a:xfrm>
                       <a:off x="0" y="0"/>
-                      <a:ext cx="5463540" cy="4739640"/>
+                      <a:ext cx="5509260" cy="5867400"/>
                     </a:xfrm>
                     <a:prstGeom prst="rect">
                       <a:avLst/>
@@ -12653,13 +12468,12 @@
                 </pic:pic>
               </a:graphicData>
             </a:graphic>
-            <wp14:sizeRelV relativeFrom="margin">
-              <wp14:pctHeight>0</wp14:pctHeight>
-            </wp14:sizeRelV>
           </wp:anchor>
         </w:drawing>
       </w:r>
-      <w:r>
+    </w:p>
+    <w:p>
+      <w:pPr>
         <w:rPr>
           <w:b/>
           <w:bCs/>
@@ -12667,18 +12481,7 @@
           <w:szCs w:val="28"/>
           <w:lang w:val="fr-FR"/>
         </w:rPr>
-        <w:t>4.diagramme de classe de sprint 2</w:t>
-      </w:r>
-      <w:r>
-        <w:rPr>
-          <w:b/>
-          <w:bCs/>
-          <w:sz w:val="28"/>
-          <w:szCs w:val="28"/>
-          <w:lang w:val="fr-FR"/>
-        </w:rPr>
-        <w:t> :</w:t>
-      </w:r>
+      </w:pPr>
     </w:p>
     <w:p>
       <w:pPr>

--- a/uploads/sprint 2.docx
+++ b/uploads/sprint 2.docx
@@ -51,44 +51,8 @@
           <w:szCs w:val="32"/>
           <w:lang w:val="fr-FR"/>
         </w:rPr>
-        <w:t xml:space="preserve">Gestion des </w:t>
+        <w:t>Gestion des principes,pratiques et critéres</w:t>
       </w:r>
-      <w:proofErr w:type="spellStart"/>
-      <w:proofErr w:type="gramStart"/>
-      <w:r>
-        <w:rPr>
-          <w:b/>
-          <w:bCs/>
-          <w:sz w:val="32"/>
-          <w:szCs w:val="32"/>
-          <w:lang w:val="fr-FR"/>
-        </w:rPr>
-        <w:t>principes,pratiques</w:t>
-      </w:r>
-      <w:proofErr w:type="spellEnd"/>
-      <w:proofErr w:type="gramEnd"/>
-      <w:r>
-        <w:rPr>
-          <w:b/>
-          <w:bCs/>
-          <w:sz w:val="32"/>
-          <w:szCs w:val="32"/>
-          <w:lang w:val="fr-FR"/>
-        </w:rPr>
-        <w:t xml:space="preserve"> et </w:t>
-      </w:r>
-      <w:proofErr w:type="spellStart"/>
-      <w:r>
-        <w:rPr>
-          <w:b/>
-          <w:bCs/>
-          <w:sz w:val="32"/>
-          <w:szCs w:val="32"/>
-          <w:lang w:val="fr-FR"/>
-        </w:rPr>
-        <w:t>critéres</w:t>
-      </w:r>
-      <w:proofErr w:type="spellEnd"/>
     </w:p>
     <w:p>
       <w:pPr>
@@ -108,29 +72,7 @@
           <w:szCs w:val="28"/>
           <w:lang w:val="fr-FR"/>
         </w:rPr>
-        <w:t xml:space="preserve">1.Sprint </w:t>
-      </w:r>
-      <w:proofErr w:type="spellStart"/>
-      <w:r>
-        <w:rPr>
-          <w:b/>
-          <w:bCs/>
-          <w:sz w:val="28"/>
-          <w:szCs w:val="28"/>
-          <w:lang w:val="fr-FR"/>
-        </w:rPr>
-        <w:t>backlog</w:t>
-      </w:r>
-      <w:proofErr w:type="spellEnd"/>
-      <w:r>
-        <w:rPr>
-          <w:b/>
-          <w:bCs/>
-          <w:sz w:val="28"/>
-          <w:szCs w:val="28"/>
-          <w:lang w:val="fr-FR"/>
-        </w:rPr>
-        <w:t> :</w:t>
+        <w:t>1.Sprint backlog :</w:t>
       </w:r>
     </w:p>
     <w:tbl>
@@ -244,7 +186,6 @@
                 <w:szCs w:val="28"/>
               </w:rPr>
             </w:pPr>
-            <w:proofErr w:type="spellStart"/>
             <w:r>
               <w:rPr>
                 <w:sz w:val="28"/>
@@ -252,7 +193,6 @@
               </w:rPr>
               <w:t>Priorité</w:t>
             </w:r>
-            <w:proofErr w:type="spellEnd"/>
           </w:p>
         </w:tc>
       </w:tr>
@@ -1357,7 +1297,7 @@
     </w:p>
     <w:tbl>
       <w:tblPr>
-        <w:tblStyle w:val="Grilledutableau"/>
+        <w:tblStyle w:val="TableGrid"/>
         <w:tblW w:w="11482" w:type="dxa"/>
         <w:tblInd w:w="-1281" w:type="dxa"/>
         <w:tblLook w:val="04A0" w:firstRow="1" w:lastRow="0" w:firstColumn="1" w:lastColumn="0" w:noHBand="0" w:noVBand="1"/>
@@ -1460,39 +1400,7 @@
                 <w:sz w:val="28"/>
                 <w:szCs w:val="28"/>
               </w:rPr>
-              <w:t xml:space="preserve">Acteur </w:t>
-            </w:r>
-            <w:proofErr w:type="gramStart"/>
-            <w:r>
-              <w:rPr>
-                <w:sz w:val="28"/>
-                <w:szCs w:val="28"/>
-              </w:rPr>
-              <w:t>principal :</w:t>
-            </w:r>
-            <w:proofErr w:type="gramEnd"/>
-            <w:r>
-              <w:rPr>
-                <w:sz w:val="28"/>
-                <w:szCs w:val="28"/>
-              </w:rPr>
-              <w:t xml:space="preserve"> </w:t>
-            </w:r>
-            <w:proofErr w:type="spellStart"/>
-            <w:r>
-              <w:rPr>
-                <w:sz w:val="28"/>
-                <w:szCs w:val="28"/>
-              </w:rPr>
-              <w:t>Administrateur</w:t>
-            </w:r>
-            <w:proofErr w:type="spellEnd"/>
-            <w:r>
-              <w:rPr>
-                <w:sz w:val="28"/>
-                <w:szCs w:val="28"/>
-              </w:rPr>
-              <w:t xml:space="preserve"> central</w:t>
+              <w:t>Acteur principal : Administrateur central</w:t>
             </w:r>
           </w:p>
         </w:tc>
@@ -1574,7 +1482,6 @@
                 <w:szCs w:val="28"/>
               </w:rPr>
             </w:pPr>
-            <w:proofErr w:type="spellStart"/>
             <w:r>
               <w:rPr>
                 <w:sz w:val="28"/>
@@ -1582,7 +1489,6 @@
               </w:rPr>
               <w:t>Préconditions</w:t>
             </w:r>
-            <w:proofErr w:type="spellEnd"/>
           </w:p>
         </w:tc>
         <w:tc>
@@ -1667,7 +1573,6 @@
                 <w:lang w:val="fr-FR"/>
               </w:rPr>
             </w:pPr>
-            <w:proofErr w:type="spellStart"/>
             <w:r>
               <w:rPr>
                 <w:sz w:val="28"/>
@@ -1688,15 +1593,7 @@
                 <w:sz w:val="28"/>
                 <w:szCs w:val="28"/>
               </w:rPr>
-              <w:t>nario</w:t>
-            </w:r>
-            <w:proofErr w:type="spellEnd"/>
-            <w:r>
-              <w:rPr>
-                <w:sz w:val="28"/>
-                <w:szCs w:val="28"/>
-              </w:rPr>
-              <w:t xml:space="preserve"> Principal</w:t>
+              <w:t>nario Principal</w:t>
             </w:r>
           </w:p>
         </w:tc>
@@ -1761,33 +1658,15 @@
                 <w:szCs w:val="28"/>
                 <w:lang w:val="fr-FR"/>
               </w:rPr>
-              <w:t xml:space="preserve">principes et pratiques et critères associés à chaque </w:t>
-            </w:r>
-            <w:proofErr w:type="gramStart"/>
-            <w:r>
-              <w:rPr>
-                <w:sz w:val="28"/>
-                <w:szCs w:val="28"/>
-                <w:lang w:val="fr-FR"/>
-              </w:rPr>
-              <w:t>principe</w:t>
-            </w:r>
-            <w:r>
-              <w:rPr>
-                <w:sz w:val="28"/>
-                <w:szCs w:val="28"/>
-                <w:lang w:val="fr-FR"/>
-              </w:rPr>
-              <w:t xml:space="preserve"> enregistrées</w:t>
-            </w:r>
-            <w:proofErr w:type="gramEnd"/>
-            <w:r>
-              <w:rPr>
-                <w:sz w:val="28"/>
-                <w:szCs w:val="28"/>
-                <w:lang w:val="fr-FR"/>
-              </w:rPr>
-              <w:t xml:space="preserve"> dans la base </w:t>
+              <w:t>principes et pratiques et critères associés à chaque principe</w:t>
+            </w:r>
+            <w:r>
+              <w:rPr>
+                <w:sz w:val="28"/>
+                <w:szCs w:val="28"/>
+                <w:lang w:val="fr-FR"/>
+              </w:rPr>
+              <w:t xml:space="preserve"> enregistrées dans la base </w:t>
             </w:r>
           </w:p>
           <w:p>
@@ -1828,53 +1707,7 @@
                 <w:szCs w:val="28"/>
                 <w:lang w:val="fr-FR"/>
               </w:rPr>
-              <w:t xml:space="preserve">s principes avec les informations </w:t>
-            </w:r>
-            <w:proofErr w:type="gramStart"/>
-            <w:r>
-              <w:rPr>
-                <w:sz w:val="28"/>
-                <w:szCs w:val="28"/>
-                <w:lang w:val="fr-FR"/>
-              </w:rPr>
-              <w:t>nécessaires(</w:t>
-            </w:r>
-            <w:proofErr w:type="spellStart"/>
-            <w:r>
-              <w:rPr>
-                <w:sz w:val="28"/>
-                <w:szCs w:val="28"/>
-                <w:lang w:val="fr-FR"/>
-              </w:rPr>
-              <w:t>description,nombre</w:t>
-            </w:r>
-            <w:proofErr w:type="spellEnd"/>
-            <w:proofErr w:type="gramEnd"/>
-            <w:r>
-              <w:rPr>
-                <w:sz w:val="28"/>
-                <w:szCs w:val="28"/>
-                <w:lang w:val="fr-FR"/>
-              </w:rPr>
-              <w:t xml:space="preserve"> de </w:t>
-            </w:r>
-            <w:proofErr w:type="spellStart"/>
-            <w:r>
-              <w:rPr>
-                <w:sz w:val="28"/>
-                <w:szCs w:val="28"/>
-                <w:lang w:val="fr-FR"/>
-              </w:rPr>
-              <w:t>critéres</w:t>
-            </w:r>
-            <w:proofErr w:type="spellEnd"/>
-            <w:r>
-              <w:rPr>
-                <w:sz w:val="28"/>
-                <w:szCs w:val="28"/>
-                <w:lang w:val="fr-FR"/>
-              </w:rPr>
-              <w:t xml:space="preserve"> associés à chaque principe</w:t>
+              <w:t>s principes avec les informations nécessaires(description,nombre de critéres associés à chaque principe</w:t>
             </w:r>
           </w:p>
         </w:tc>
@@ -1914,7 +1747,6 @@
                 <w:lang w:val="fr-FR"/>
               </w:rPr>
             </w:pPr>
-            <w:proofErr w:type="gramStart"/>
             <w:r>
               <w:rPr>
                 <w:sz w:val="28"/>
@@ -1931,7 +1763,6 @@
               </w:rPr>
               <w:t>Aucune</w:t>
             </w:r>
-            <w:proofErr w:type="gramEnd"/>
             <w:r>
               <w:rPr>
                 <w:sz w:val="28"/>
@@ -2074,7 +1905,7 @@
     </w:p>
     <w:tbl>
       <w:tblPr>
-        <w:tblStyle w:val="Grilledutableau"/>
+        <w:tblStyle w:val="TableGrid"/>
         <w:tblW w:w="11482" w:type="dxa"/>
         <w:tblInd w:w="-1281" w:type="dxa"/>
         <w:tblLook w:val="04A0" w:firstRow="1" w:lastRow="0" w:firstColumn="1" w:lastColumn="0" w:noHBand="0" w:noVBand="1"/>
@@ -2169,39 +2000,7 @@
                 <w:sz w:val="28"/>
                 <w:szCs w:val="28"/>
               </w:rPr>
-              <w:t xml:space="preserve">Acteur </w:t>
-            </w:r>
-            <w:proofErr w:type="gramStart"/>
-            <w:r>
-              <w:rPr>
-                <w:sz w:val="28"/>
-                <w:szCs w:val="28"/>
-              </w:rPr>
-              <w:t>principal :</w:t>
-            </w:r>
-            <w:proofErr w:type="gramEnd"/>
-            <w:r>
-              <w:rPr>
-                <w:sz w:val="28"/>
-                <w:szCs w:val="28"/>
-              </w:rPr>
-              <w:t xml:space="preserve"> </w:t>
-            </w:r>
-            <w:proofErr w:type="spellStart"/>
-            <w:r>
-              <w:rPr>
-                <w:sz w:val="28"/>
-                <w:szCs w:val="28"/>
-              </w:rPr>
-              <w:t>Administrateur</w:t>
-            </w:r>
-            <w:proofErr w:type="spellEnd"/>
-            <w:r>
-              <w:rPr>
-                <w:sz w:val="28"/>
-                <w:szCs w:val="28"/>
-              </w:rPr>
-              <w:t xml:space="preserve"> central</w:t>
+              <w:t>Acteur principal : Administrateur central</w:t>
             </w:r>
           </w:p>
         </w:tc>
@@ -2291,7 +2090,6 @@
                 <w:szCs w:val="28"/>
               </w:rPr>
             </w:pPr>
-            <w:proofErr w:type="spellStart"/>
             <w:r>
               <w:rPr>
                 <w:sz w:val="28"/>
@@ -2299,7 +2097,6 @@
               </w:rPr>
               <w:t>Préconditions</w:t>
             </w:r>
-            <w:proofErr w:type="spellEnd"/>
           </w:p>
         </w:tc>
         <w:tc>
@@ -2321,23 +2118,6 @@
                 <w:lang w:val="fr-FR"/>
               </w:rPr>
               <w:t>L’Administrateur central est authentifié.</w:t>
-            </w:r>
-          </w:p>
-          <w:p>
-            <w:pPr>
-              <w:rPr>
-                <w:sz w:val="28"/>
-                <w:szCs w:val="28"/>
-                <w:lang w:val="fr-FR"/>
-              </w:rPr>
-            </w:pPr>
-            <w:r>
-              <w:rPr>
-                <w:sz w:val="28"/>
-                <w:szCs w:val="28"/>
-                <w:lang w:val="fr-FR"/>
-              </w:rPr>
-              <w:t>Il existe au moins un principe dans la liste</w:t>
             </w:r>
           </w:p>
           <w:p>
@@ -2418,7 +2198,6 @@
                 <w:lang w:val="fr-FR"/>
               </w:rPr>
             </w:pPr>
-            <w:proofErr w:type="spellStart"/>
             <w:r>
               <w:rPr>
                 <w:sz w:val="28"/>
@@ -2439,15 +2218,7 @@
                 <w:sz w:val="28"/>
                 <w:szCs w:val="28"/>
               </w:rPr>
-              <w:t>nario</w:t>
-            </w:r>
-            <w:proofErr w:type="spellEnd"/>
-            <w:r>
-              <w:rPr>
-                <w:sz w:val="28"/>
-                <w:szCs w:val="28"/>
-              </w:rPr>
-              <w:t xml:space="preserve"> Principal</w:t>
+              <w:t>nario Principal</w:t>
             </w:r>
           </w:p>
         </w:tc>
@@ -2457,7 +2228,7 @@
           </w:tcPr>
           <w:p>
             <w:pPr>
-              <w:pStyle w:val="Paragraphedeliste"/>
+              <w:pStyle w:val="ListParagraph"/>
               <w:numPr>
                 <w:ilvl w:val="0"/>
                 <w:numId w:val="3"/>
@@ -2506,30 +2277,12 @@
                 <w:szCs w:val="28"/>
                 <w:lang w:val="fr-FR"/>
               </w:rPr>
-              <w:t xml:space="preserve">dministrateur sélectionne l’option « ajouter </w:t>
-            </w:r>
-            <w:proofErr w:type="gramStart"/>
-            <w:r>
-              <w:rPr>
-                <w:sz w:val="28"/>
-                <w:szCs w:val="28"/>
-                <w:lang w:val="fr-FR"/>
-              </w:rPr>
-              <w:t>principe»</w:t>
-            </w:r>
-            <w:proofErr w:type="gramEnd"/>
-            <w:r>
-              <w:rPr>
-                <w:sz w:val="28"/>
-                <w:szCs w:val="28"/>
-                <w:lang w:val="fr-FR"/>
-              </w:rPr>
-              <w:t>.</w:t>
-            </w:r>
-          </w:p>
-          <w:p>
-            <w:pPr>
-              <w:pStyle w:val="Paragraphedeliste"/>
+              <w:t>dministrateur sélectionne l’option « ajouter principe».</w:t>
+            </w:r>
+          </w:p>
+          <w:p>
+            <w:pPr>
+              <w:pStyle w:val="ListParagraph"/>
               <w:numPr>
                 <w:ilvl w:val="0"/>
                 <w:numId w:val="3"/>
@@ -2551,7 +2304,7 @@
           </w:p>
           <w:p>
             <w:pPr>
-              <w:pStyle w:val="Paragraphedeliste"/>
+              <w:pStyle w:val="ListParagraph"/>
               <w:numPr>
                 <w:ilvl w:val="0"/>
                 <w:numId w:val="3"/>
@@ -2568,30 +2321,12 @@
                 <w:szCs w:val="28"/>
                 <w:lang w:val="fr-FR"/>
               </w:rPr>
-              <w:t xml:space="preserve">L’administrateur saisit </w:t>
-            </w:r>
-            <w:proofErr w:type="gramStart"/>
-            <w:r>
-              <w:rPr>
-                <w:sz w:val="28"/>
-                <w:szCs w:val="28"/>
-                <w:lang w:val="fr-FR"/>
-              </w:rPr>
-              <w:t>les informations nécessaire</w:t>
-            </w:r>
-            <w:proofErr w:type="gramEnd"/>
-            <w:r>
-              <w:rPr>
-                <w:sz w:val="28"/>
-                <w:szCs w:val="28"/>
-                <w:lang w:val="fr-FR"/>
-              </w:rPr>
-              <w:t> :</w:t>
-            </w:r>
-          </w:p>
-          <w:p>
-            <w:pPr>
-              <w:pStyle w:val="Paragraphedeliste"/>
+              <w:t>L’administrateur saisit les informations nécessaire :</w:t>
+            </w:r>
+          </w:p>
+          <w:p>
+            <w:pPr>
+              <w:pStyle w:val="ListParagraph"/>
               <w:numPr>
                 <w:ilvl w:val="0"/>
                 <w:numId w:val="4"/>
@@ -2608,7 +2343,6 @@
                 <w:szCs w:val="28"/>
                 <w:lang w:val="fr-FR"/>
               </w:rPr>
-              <w:lastRenderedPageBreak/>
               <w:t>Nom</w:t>
             </w:r>
             <w:r>
@@ -2622,7 +2356,7 @@
           </w:p>
           <w:p>
             <w:pPr>
-              <w:pStyle w:val="Paragraphedeliste"/>
+              <w:pStyle w:val="ListParagraph"/>
               <w:numPr>
                 <w:ilvl w:val="0"/>
                 <w:numId w:val="4"/>
@@ -2639,12 +2373,13 @@
                 <w:szCs w:val="28"/>
                 <w:lang w:val="fr-FR"/>
               </w:rPr>
+              <w:lastRenderedPageBreak/>
               <w:t>Description</w:t>
             </w:r>
           </w:p>
           <w:p>
             <w:pPr>
-              <w:pStyle w:val="Paragraphedeliste"/>
+              <w:pStyle w:val="ListParagraph"/>
               <w:numPr>
                 <w:ilvl w:val="0"/>
                 <w:numId w:val="3"/>
@@ -2661,48 +2396,12 @@
                 <w:szCs w:val="28"/>
                 <w:lang w:val="fr-FR"/>
               </w:rPr>
-              <w:t xml:space="preserve">L’administrateur </w:t>
-            </w:r>
-            <w:proofErr w:type="spellStart"/>
-            <w:r>
-              <w:rPr>
-                <w:sz w:val="28"/>
-                <w:szCs w:val="28"/>
-                <w:lang w:val="fr-FR"/>
-              </w:rPr>
-              <w:t>clicke</w:t>
-            </w:r>
-            <w:proofErr w:type="spellEnd"/>
-            <w:r>
-              <w:rPr>
-                <w:sz w:val="28"/>
-                <w:szCs w:val="28"/>
-                <w:lang w:val="fr-FR"/>
-              </w:rPr>
-              <w:t xml:space="preserve"> sur le </w:t>
-            </w:r>
-            <w:proofErr w:type="spellStart"/>
-            <w:r>
-              <w:rPr>
-                <w:sz w:val="28"/>
-                <w:szCs w:val="28"/>
-                <w:lang w:val="fr-FR"/>
-              </w:rPr>
-              <w:t>button</w:t>
-            </w:r>
-            <w:proofErr w:type="spellEnd"/>
-            <w:r>
-              <w:rPr>
-                <w:sz w:val="28"/>
-                <w:szCs w:val="28"/>
-                <w:lang w:val="fr-FR"/>
-              </w:rPr>
-              <w:t> « confirmer »</w:t>
-            </w:r>
-          </w:p>
-          <w:p>
-            <w:pPr>
-              <w:pStyle w:val="Paragraphedeliste"/>
+              <w:t>L’administrateur clicke sur le button « confirmer »</w:t>
+            </w:r>
+          </w:p>
+          <w:p>
+            <w:pPr>
+              <w:pStyle w:val="ListParagraph"/>
               <w:numPr>
                 <w:ilvl w:val="0"/>
                 <w:numId w:val="3"/>
@@ -2719,30 +2418,12 @@
                 <w:szCs w:val="28"/>
                 <w:lang w:val="fr-FR"/>
               </w:rPr>
-              <w:t xml:space="preserve">Le </w:t>
-            </w:r>
-            <w:proofErr w:type="spellStart"/>
-            <w:r>
-              <w:rPr>
-                <w:sz w:val="28"/>
-                <w:szCs w:val="28"/>
-                <w:lang w:val="fr-FR"/>
-              </w:rPr>
-              <w:t>systéme</w:t>
-            </w:r>
-            <w:proofErr w:type="spellEnd"/>
-            <w:r>
-              <w:rPr>
-                <w:sz w:val="28"/>
-                <w:szCs w:val="28"/>
-                <w:lang w:val="fr-FR"/>
-              </w:rPr>
-              <w:t xml:space="preserve"> vérifie tous les champs sont remplis</w:t>
-            </w:r>
-          </w:p>
-          <w:p>
-            <w:pPr>
-              <w:pStyle w:val="Paragraphedeliste"/>
+              <w:t>Le systéme vérifie tous les champs sont remplis</w:t>
+            </w:r>
+          </w:p>
+          <w:p>
+            <w:pPr>
+              <w:pStyle w:val="ListParagraph"/>
               <w:numPr>
                 <w:ilvl w:val="0"/>
                 <w:numId w:val="3"/>
@@ -2764,7 +2445,7 @@
           </w:p>
           <w:p>
             <w:pPr>
-              <w:pStyle w:val="Paragraphedeliste"/>
+              <w:pStyle w:val="ListParagraph"/>
               <w:numPr>
                 <w:ilvl w:val="0"/>
                 <w:numId w:val="3"/>
@@ -2781,30 +2462,12 @@
                 <w:szCs w:val="28"/>
                 <w:lang w:val="fr-FR"/>
               </w:rPr>
-              <w:t xml:space="preserve">Le </w:t>
-            </w:r>
-            <w:proofErr w:type="spellStart"/>
-            <w:r>
-              <w:rPr>
-                <w:sz w:val="28"/>
-                <w:szCs w:val="28"/>
-                <w:lang w:val="fr-FR"/>
-              </w:rPr>
-              <w:t>systéme</w:t>
-            </w:r>
-            <w:proofErr w:type="spellEnd"/>
-            <w:r>
-              <w:rPr>
-                <w:sz w:val="28"/>
-                <w:szCs w:val="28"/>
-                <w:lang w:val="fr-FR"/>
-              </w:rPr>
-              <w:t xml:space="preserve"> affiche un message de confirmation</w:t>
-            </w:r>
-          </w:p>
-          <w:p>
-            <w:pPr>
-              <w:pStyle w:val="Paragraphedeliste"/>
+              <w:t>Le systéme affiche un message de confirmation</w:t>
+            </w:r>
+          </w:p>
+          <w:p>
+            <w:pPr>
+              <w:pStyle w:val="ListParagraph"/>
               <w:numPr>
                 <w:ilvl w:val="0"/>
                 <w:numId w:val="3"/>
@@ -2821,25 +2484,7 @@
                 <w:szCs w:val="28"/>
                 <w:lang w:val="fr-FR"/>
               </w:rPr>
-              <w:t xml:space="preserve">Le </w:t>
-            </w:r>
-            <w:proofErr w:type="spellStart"/>
-            <w:r>
-              <w:rPr>
-                <w:sz w:val="28"/>
-                <w:szCs w:val="28"/>
-                <w:lang w:val="fr-FR"/>
-              </w:rPr>
-              <w:t>systéme</w:t>
-            </w:r>
-            <w:proofErr w:type="spellEnd"/>
-            <w:r>
-              <w:rPr>
-                <w:sz w:val="28"/>
-                <w:szCs w:val="28"/>
-                <w:lang w:val="fr-FR"/>
-              </w:rPr>
-              <w:t xml:space="preserve"> affiche le nouveau principe dans la liste</w:t>
+              <w:t>Le systéme affiche le nouveau principe dans la liste</w:t>
             </w:r>
           </w:p>
         </w:tc>
@@ -2880,7 +2525,6 @@
                 <w:lang w:val="fr-FR"/>
               </w:rPr>
             </w:pPr>
-            <w:proofErr w:type="gramStart"/>
             <w:r>
               <w:rPr>
                 <w:sz w:val="28"/>
@@ -2903,21 +2547,12 @@
                 <w:szCs w:val="28"/>
                 <w:lang w:val="fr-FR"/>
               </w:rPr>
-              <w:t>L’administrateur</w:t>
-            </w:r>
-            <w:proofErr w:type="gramEnd"/>
-            <w:r>
-              <w:rPr>
-                <w:sz w:val="28"/>
-                <w:szCs w:val="28"/>
-                <w:lang w:val="fr-FR"/>
-              </w:rPr>
-              <w:t xml:space="preserve"> annule l’ajout d’un principe</w:t>
-            </w:r>
-          </w:p>
-          <w:p>
-            <w:pPr>
-              <w:pStyle w:val="Paragraphedeliste"/>
+              <w:t>L’administrateur annule l’ajout d’un principe</w:t>
+            </w:r>
+          </w:p>
+          <w:p>
+            <w:pPr>
+              <w:pStyle w:val="ListParagraph"/>
               <w:numPr>
                 <w:ilvl w:val="0"/>
                 <w:numId w:val="6"/>
@@ -2953,28 +2588,18 @@
                 <w:lang w:val="fr-FR"/>
               </w:rPr>
             </w:pPr>
-            <w:proofErr w:type="gramStart"/>
-            <w:r>
-              <w:rPr>
-                <w:sz w:val="28"/>
-                <w:szCs w:val="28"/>
-                <w:lang w:val="fr-FR"/>
-              </w:rPr>
-              <w:t>7.1)Tous</w:t>
-            </w:r>
-            <w:proofErr w:type="gramEnd"/>
-            <w:r>
-              <w:rPr>
-                <w:sz w:val="28"/>
-                <w:szCs w:val="28"/>
-                <w:lang w:val="fr-FR"/>
-              </w:rPr>
-              <w:t xml:space="preserve"> les champs non pas remplis</w:t>
-            </w:r>
-          </w:p>
-          <w:p>
-            <w:pPr>
-              <w:pStyle w:val="Paragraphedeliste"/>
+            <w:r>
+              <w:rPr>
+                <w:sz w:val="28"/>
+                <w:szCs w:val="28"/>
+                <w:lang w:val="fr-FR"/>
+              </w:rPr>
+              <w:t>7.1)Tous les champs non pas remplis</w:t>
+            </w:r>
+          </w:p>
+          <w:p>
+            <w:pPr>
+              <w:pStyle w:val="ListParagraph"/>
               <w:numPr>
                 <w:ilvl w:val="0"/>
                 <w:numId w:val="5"/>
@@ -2991,57 +2616,29 @@
                 <w:szCs w:val="28"/>
                 <w:lang w:val="fr-FR"/>
               </w:rPr>
-              <w:t xml:space="preserve">Le </w:t>
-            </w:r>
-            <w:proofErr w:type="spellStart"/>
-            <w:r>
-              <w:rPr>
-                <w:sz w:val="28"/>
-                <w:szCs w:val="28"/>
-                <w:lang w:val="fr-FR"/>
-              </w:rPr>
-              <w:t>systéme</w:t>
-            </w:r>
-            <w:proofErr w:type="spellEnd"/>
-            <w:r>
-              <w:rPr>
-                <w:sz w:val="28"/>
-                <w:szCs w:val="28"/>
-                <w:lang w:val="fr-FR"/>
-              </w:rPr>
-              <w:t xml:space="preserve"> affiche une demande de remplir tous les champs</w:t>
-            </w:r>
-          </w:p>
-          <w:p>
-            <w:pPr>
-              <w:rPr>
-                <w:sz w:val="28"/>
-                <w:szCs w:val="28"/>
-                <w:lang w:val="fr-FR"/>
-              </w:rPr>
-            </w:pPr>
-            <w:proofErr w:type="gramStart"/>
-            <w:r>
-              <w:rPr>
-                <w:sz w:val="28"/>
-                <w:szCs w:val="28"/>
-                <w:lang w:val="fr-FR"/>
-              </w:rPr>
-              <w:t>8.1)Le</w:t>
-            </w:r>
-            <w:proofErr w:type="gramEnd"/>
-            <w:r>
-              <w:rPr>
-                <w:sz w:val="28"/>
-                <w:szCs w:val="28"/>
-                <w:lang w:val="fr-FR"/>
-              </w:rPr>
-              <w:t xml:space="preserve"> principe existe déjà</w:t>
-            </w:r>
-          </w:p>
-          <w:p>
-            <w:pPr>
-              <w:pStyle w:val="Paragraphedeliste"/>
+              <w:t>Le systéme affiche une demande de remplir tous les champs</w:t>
+            </w:r>
+          </w:p>
+          <w:p>
+            <w:pPr>
+              <w:rPr>
+                <w:sz w:val="28"/>
+                <w:szCs w:val="28"/>
+                <w:lang w:val="fr-FR"/>
+              </w:rPr>
+            </w:pPr>
+            <w:r>
+              <w:rPr>
+                <w:sz w:val="28"/>
+                <w:szCs w:val="28"/>
+                <w:lang w:val="fr-FR"/>
+              </w:rPr>
+              <w:t>8.1)Le principe existe déjà</w:t>
+            </w:r>
+          </w:p>
+          <w:p>
+            <w:pPr>
+              <w:pStyle w:val="ListParagraph"/>
               <w:numPr>
                 <w:ilvl w:val="0"/>
                 <w:numId w:val="5"/>
@@ -3058,43 +2655,7 @@
                 <w:szCs w:val="28"/>
                 <w:lang w:val="fr-FR"/>
               </w:rPr>
-              <w:t xml:space="preserve">Le </w:t>
-            </w:r>
-            <w:proofErr w:type="spellStart"/>
-            <w:r>
-              <w:rPr>
-                <w:sz w:val="28"/>
-                <w:szCs w:val="28"/>
-                <w:lang w:val="fr-FR"/>
-              </w:rPr>
-              <w:t>systéme</w:t>
-            </w:r>
-            <w:proofErr w:type="spellEnd"/>
-            <w:r>
-              <w:rPr>
-                <w:sz w:val="28"/>
-                <w:szCs w:val="28"/>
-                <w:lang w:val="fr-FR"/>
-              </w:rPr>
-              <w:t xml:space="preserve"> affiche un message d’</w:t>
-            </w:r>
-            <w:proofErr w:type="spellStart"/>
-            <w:r>
-              <w:rPr>
-                <w:sz w:val="28"/>
-                <w:szCs w:val="28"/>
-                <w:lang w:val="fr-FR"/>
-              </w:rPr>
-              <w:t>error</w:t>
-            </w:r>
-            <w:proofErr w:type="spellEnd"/>
-            <w:r>
-              <w:rPr>
-                <w:sz w:val="28"/>
-                <w:szCs w:val="28"/>
-                <w:lang w:val="fr-FR"/>
-              </w:rPr>
-              <w:t> </w:t>
+              <w:t>Le systéme affiche un message d’error </w:t>
             </w:r>
           </w:p>
         </w:tc>
@@ -3175,7 +2736,7 @@
     </w:p>
     <w:tbl>
       <w:tblPr>
-        <w:tblStyle w:val="Grilledutableau"/>
+        <w:tblStyle w:val="TableGrid"/>
         <w:tblW w:w="11482" w:type="dxa"/>
         <w:tblInd w:w="-1281" w:type="dxa"/>
         <w:tblLook w:val="04A0" w:firstRow="1" w:lastRow="0" w:firstColumn="1" w:lastColumn="0" w:noHBand="0" w:noVBand="1"/>
@@ -3270,39 +2831,7 @@
                 <w:sz w:val="28"/>
                 <w:szCs w:val="28"/>
               </w:rPr>
-              <w:t xml:space="preserve">Acteur </w:t>
-            </w:r>
-            <w:proofErr w:type="gramStart"/>
-            <w:r>
-              <w:rPr>
-                <w:sz w:val="28"/>
-                <w:szCs w:val="28"/>
-              </w:rPr>
-              <w:t>principal :</w:t>
-            </w:r>
-            <w:proofErr w:type="gramEnd"/>
-            <w:r>
-              <w:rPr>
-                <w:sz w:val="28"/>
-                <w:szCs w:val="28"/>
-              </w:rPr>
-              <w:t xml:space="preserve"> </w:t>
-            </w:r>
-            <w:proofErr w:type="spellStart"/>
-            <w:r>
-              <w:rPr>
-                <w:sz w:val="28"/>
-                <w:szCs w:val="28"/>
-              </w:rPr>
-              <w:t>Administrateur</w:t>
-            </w:r>
-            <w:proofErr w:type="spellEnd"/>
-            <w:r>
-              <w:rPr>
-                <w:sz w:val="28"/>
-                <w:szCs w:val="28"/>
-              </w:rPr>
-              <w:t xml:space="preserve"> central</w:t>
+              <w:t>Acteur principal : Administrateur central</w:t>
             </w:r>
           </w:p>
         </w:tc>
@@ -3408,7 +2937,6 @@
                 <w:szCs w:val="28"/>
               </w:rPr>
             </w:pPr>
-            <w:proofErr w:type="spellStart"/>
             <w:r>
               <w:rPr>
                 <w:sz w:val="28"/>
@@ -3416,7 +2944,6 @@
               </w:rPr>
               <w:t>Préconditions</w:t>
             </w:r>
-            <w:proofErr w:type="spellEnd"/>
           </w:p>
         </w:tc>
         <w:tc>
@@ -3555,7 +3082,6 @@
                 <w:lang w:val="fr-FR"/>
               </w:rPr>
             </w:pPr>
-            <w:proofErr w:type="spellStart"/>
             <w:r>
               <w:rPr>
                 <w:sz w:val="28"/>
@@ -3576,15 +3102,7 @@
                 <w:sz w:val="28"/>
                 <w:szCs w:val="28"/>
               </w:rPr>
-              <w:t>nario</w:t>
-            </w:r>
-            <w:proofErr w:type="spellEnd"/>
-            <w:r>
-              <w:rPr>
-                <w:sz w:val="28"/>
-                <w:szCs w:val="28"/>
-              </w:rPr>
-              <w:t xml:space="preserve"> Principal</w:t>
+              <w:t>nario Principal</w:t>
             </w:r>
           </w:p>
         </w:tc>
@@ -3594,7 +3112,7 @@
           </w:tcPr>
           <w:p>
             <w:pPr>
-              <w:pStyle w:val="Paragraphedeliste"/>
+              <w:pStyle w:val="ListParagraph"/>
               <w:numPr>
                 <w:ilvl w:val="0"/>
                 <w:numId w:val="7"/>
@@ -3616,7 +3134,7 @@
           </w:p>
           <w:p>
             <w:pPr>
-              <w:pStyle w:val="Paragraphedeliste"/>
+              <w:pStyle w:val="ListParagraph"/>
               <w:numPr>
                 <w:ilvl w:val="0"/>
                 <w:numId w:val="7"/>
@@ -3633,30 +3151,12 @@
                 <w:szCs w:val="28"/>
                 <w:lang w:val="fr-FR"/>
               </w:rPr>
-              <w:t xml:space="preserve">L’administrateur </w:t>
-            </w:r>
-            <w:proofErr w:type="spellStart"/>
-            <w:r>
-              <w:rPr>
-                <w:sz w:val="28"/>
-                <w:szCs w:val="28"/>
-                <w:lang w:val="fr-FR"/>
-              </w:rPr>
-              <w:t>clicke</w:t>
-            </w:r>
-            <w:proofErr w:type="spellEnd"/>
-            <w:r>
-              <w:rPr>
-                <w:sz w:val="28"/>
-                <w:szCs w:val="28"/>
-                <w:lang w:val="fr-FR"/>
-              </w:rPr>
-              <w:t xml:space="preserve"> sur le bouton « supprimer »</w:t>
-            </w:r>
-          </w:p>
-          <w:p>
-            <w:pPr>
-              <w:pStyle w:val="Paragraphedeliste"/>
+              <w:t>L’administrateur clicke sur le bouton « supprimer »</w:t>
+            </w:r>
+          </w:p>
+          <w:p>
+            <w:pPr>
+              <w:pStyle w:val="ListParagraph"/>
               <w:numPr>
                 <w:ilvl w:val="0"/>
                 <w:numId w:val="7"/>
@@ -3673,30 +3173,12 @@
                 <w:szCs w:val="28"/>
                 <w:lang w:val="fr-FR"/>
               </w:rPr>
-              <w:t xml:space="preserve">Le </w:t>
-            </w:r>
-            <w:proofErr w:type="spellStart"/>
-            <w:r>
-              <w:rPr>
-                <w:sz w:val="28"/>
-                <w:szCs w:val="28"/>
-                <w:lang w:val="fr-FR"/>
-              </w:rPr>
-              <w:t>systéme</w:t>
-            </w:r>
-            <w:proofErr w:type="spellEnd"/>
-            <w:r>
-              <w:rPr>
-                <w:sz w:val="28"/>
-                <w:szCs w:val="28"/>
-                <w:lang w:val="fr-FR"/>
-              </w:rPr>
-              <w:t xml:space="preserve"> demande une confirmation de suppression</w:t>
-            </w:r>
-          </w:p>
-          <w:p>
-            <w:pPr>
-              <w:pStyle w:val="Paragraphedeliste"/>
+              <w:t>Le systéme demande une confirmation de suppression</w:t>
+            </w:r>
+          </w:p>
+          <w:p>
+            <w:pPr>
+              <w:pStyle w:val="ListParagraph"/>
               <w:numPr>
                 <w:ilvl w:val="0"/>
                 <w:numId w:val="7"/>
@@ -3718,7 +3200,7 @@
           </w:p>
           <w:p>
             <w:pPr>
-              <w:pStyle w:val="Paragraphedeliste"/>
+              <w:pStyle w:val="ListParagraph"/>
               <w:numPr>
                 <w:ilvl w:val="0"/>
                 <w:numId w:val="7"/>
@@ -3756,7 +3238,7 @@
           </w:p>
           <w:p>
             <w:pPr>
-              <w:pStyle w:val="Paragraphedeliste"/>
+              <w:pStyle w:val="ListParagraph"/>
               <w:numPr>
                 <w:ilvl w:val="0"/>
                 <w:numId w:val="7"/>
@@ -3773,30 +3255,12 @@
                 <w:szCs w:val="28"/>
                 <w:lang w:val="fr-FR"/>
               </w:rPr>
-              <w:t xml:space="preserve">Le </w:t>
-            </w:r>
-            <w:proofErr w:type="spellStart"/>
-            <w:r>
-              <w:rPr>
-                <w:sz w:val="28"/>
-                <w:szCs w:val="28"/>
-                <w:lang w:val="fr-FR"/>
-              </w:rPr>
-              <w:t>systéme</w:t>
-            </w:r>
-            <w:proofErr w:type="spellEnd"/>
-            <w:r>
-              <w:rPr>
-                <w:sz w:val="28"/>
-                <w:szCs w:val="28"/>
-                <w:lang w:val="fr-FR"/>
-              </w:rPr>
-              <w:t xml:space="preserve"> affiche un message de confirmation</w:t>
-            </w:r>
-          </w:p>
-          <w:p>
-            <w:pPr>
-              <w:pStyle w:val="Paragraphedeliste"/>
+              <w:t>Le systéme affiche un message de confirmation</w:t>
+            </w:r>
+          </w:p>
+          <w:p>
+            <w:pPr>
+              <w:pStyle w:val="ListParagraph"/>
               <w:numPr>
                 <w:ilvl w:val="0"/>
                 <w:numId w:val="7"/>
@@ -3813,18 +3277,8 @@
                 <w:szCs w:val="28"/>
                 <w:lang w:val="fr-FR"/>
               </w:rPr>
-              <w:t xml:space="preserve">Le </w:t>
-            </w:r>
-            <w:proofErr w:type="spellStart"/>
-            <w:r>
-              <w:rPr>
-                <w:sz w:val="28"/>
-                <w:szCs w:val="28"/>
-                <w:lang w:val="fr-FR"/>
-              </w:rPr>
-              <w:t>systéme</w:t>
-            </w:r>
-            <w:proofErr w:type="spellEnd"/>
+              <w:t>Le systéme</w:t>
+            </w:r>
             <w:r>
               <w:rPr>
                 <w:sz w:val="28"/>
@@ -3855,7 +3309,6 @@
                 <w:szCs w:val="28"/>
                 <w:lang w:val="fr-FR"/>
               </w:rPr>
-              <w:lastRenderedPageBreak/>
               <w:t>Scénarios Alternatifs</w:t>
             </w:r>
           </w:p>
@@ -3872,7 +3325,6 @@
                 <w:lang w:val="fr-FR"/>
               </w:rPr>
             </w:pPr>
-            <w:proofErr w:type="gramStart"/>
             <w:r>
               <w:rPr>
                 <w:sz w:val="28"/>
@@ -3887,16 +3339,7 @@
                 <w:szCs w:val="28"/>
                 <w:lang w:val="fr-FR"/>
               </w:rPr>
-              <w:t>.1)L’administrateur</w:t>
-            </w:r>
-            <w:proofErr w:type="gramEnd"/>
-            <w:r>
-              <w:rPr>
-                <w:sz w:val="28"/>
-                <w:szCs w:val="28"/>
-                <w:lang w:val="fr-FR"/>
-              </w:rPr>
-              <w:t xml:space="preserve"> annule l</w:t>
+              <w:t>.1)L’administrateur annule l</w:t>
             </w:r>
             <w:r>
               <w:rPr>
@@ -3917,7 +3360,7 @@
           </w:p>
           <w:p>
             <w:pPr>
-              <w:pStyle w:val="Paragraphedeliste"/>
+              <w:pStyle w:val="ListParagraph"/>
               <w:numPr>
                 <w:ilvl w:val="0"/>
                 <w:numId w:val="6"/>
@@ -3983,7 +3426,7 @@
     </w:p>
     <w:tbl>
       <w:tblPr>
-        <w:tblStyle w:val="Grilledutableau"/>
+        <w:tblStyle w:val="TableGrid"/>
         <w:tblW w:w="11482" w:type="dxa"/>
         <w:tblInd w:w="-1281" w:type="dxa"/>
         <w:tblLook w:val="04A0" w:firstRow="1" w:lastRow="0" w:firstColumn="1" w:lastColumn="0" w:noHBand="0" w:noVBand="1"/>
@@ -4078,39 +3521,7 @@
                 <w:sz w:val="28"/>
                 <w:szCs w:val="28"/>
               </w:rPr>
-              <w:t xml:space="preserve">Acteur </w:t>
-            </w:r>
-            <w:proofErr w:type="gramStart"/>
-            <w:r>
-              <w:rPr>
-                <w:sz w:val="28"/>
-                <w:szCs w:val="28"/>
-              </w:rPr>
-              <w:t>principal :</w:t>
-            </w:r>
-            <w:proofErr w:type="gramEnd"/>
-            <w:r>
-              <w:rPr>
-                <w:sz w:val="28"/>
-                <w:szCs w:val="28"/>
-              </w:rPr>
-              <w:t xml:space="preserve"> </w:t>
-            </w:r>
-            <w:proofErr w:type="spellStart"/>
-            <w:r>
-              <w:rPr>
-                <w:sz w:val="28"/>
-                <w:szCs w:val="28"/>
-              </w:rPr>
-              <w:t>Administrateur</w:t>
-            </w:r>
-            <w:proofErr w:type="spellEnd"/>
-            <w:r>
-              <w:rPr>
-                <w:sz w:val="28"/>
-                <w:szCs w:val="28"/>
-              </w:rPr>
-              <w:t xml:space="preserve"> central</w:t>
+              <w:t>Acteur principal : Administrateur central</w:t>
             </w:r>
           </w:p>
         </w:tc>
@@ -4216,7 +3627,6 @@
                 <w:szCs w:val="28"/>
               </w:rPr>
             </w:pPr>
-            <w:proofErr w:type="spellStart"/>
             <w:r>
               <w:rPr>
                 <w:sz w:val="28"/>
@@ -4224,7 +3634,6 @@
               </w:rPr>
               <w:t>Préconditions</w:t>
             </w:r>
-            <w:proofErr w:type="spellEnd"/>
           </w:p>
         </w:tc>
         <w:tc>
@@ -4379,7 +3788,6 @@
                 <w:lang w:val="fr-FR"/>
               </w:rPr>
             </w:pPr>
-            <w:proofErr w:type="spellStart"/>
             <w:r>
               <w:rPr>
                 <w:sz w:val="28"/>
@@ -4400,15 +3808,7 @@
                 <w:sz w:val="28"/>
                 <w:szCs w:val="28"/>
               </w:rPr>
-              <w:t>nario</w:t>
-            </w:r>
-            <w:proofErr w:type="spellEnd"/>
-            <w:r>
-              <w:rPr>
-                <w:sz w:val="28"/>
-                <w:szCs w:val="28"/>
-              </w:rPr>
-              <w:t xml:space="preserve"> Principal</w:t>
+              <w:t>nario Principal</w:t>
             </w:r>
           </w:p>
         </w:tc>
@@ -4418,7 +3818,7 @@
           </w:tcPr>
           <w:p>
             <w:pPr>
-              <w:pStyle w:val="Paragraphedeliste"/>
+              <w:pStyle w:val="ListParagraph"/>
               <w:numPr>
                 <w:ilvl w:val="0"/>
                 <w:numId w:val="8"/>
@@ -4456,7 +3856,7 @@
           </w:p>
           <w:p>
             <w:pPr>
-              <w:pStyle w:val="Paragraphedeliste"/>
+              <w:pStyle w:val="ListParagraph"/>
               <w:numPr>
                 <w:ilvl w:val="0"/>
                 <w:numId w:val="8"/>
@@ -4473,30 +3873,12 @@
                 <w:szCs w:val="28"/>
                 <w:lang w:val="fr-FR"/>
               </w:rPr>
-              <w:t xml:space="preserve">L’administrateur </w:t>
-            </w:r>
-            <w:proofErr w:type="spellStart"/>
-            <w:r>
-              <w:rPr>
-                <w:sz w:val="28"/>
-                <w:szCs w:val="28"/>
-                <w:lang w:val="fr-FR"/>
-              </w:rPr>
-              <w:t>clicke</w:t>
-            </w:r>
-            <w:proofErr w:type="spellEnd"/>
-            <w:r>
-              <w:rPr>
-                <w:sz w:val="28"/>
-                <w:szCs w:val="28"/>
-                <w:lang w:val="fr-FR"/>
-              </w:rPr>
-              <w:t xml:space="preserve"> sur le bouton « modifier »</w:t>
-            </w:r>
-          </w:p>
-          <w:p>
-            <w:pPr>
-              <w:pStyle w:val="Paragraphedeliste"/>
+              <w:t>L’administrateur clicke sur le bouton « modifier »</w:t>
+            </w:r>
+          </w:p>
+          <w:p>
+            <w:pPr>
+              <w:pStyle w:val="ListParagraph"/>
               <w:numPr>
                 <w:ilvl w:val="0"/>
                 <w:numId w:val="8"/>
@@ -4513,30 +3895,12 @@
                 <w:szCs w:val="28"/>
                 <w:lang w:val="fr-FR"/>
               </w:rPr>
-              <w:t xml:space="preserve">L’administrateur saisie </w:t>
-            </w:r>
-            <w:proofErr w:type="gramStart"/>
-            <w:r>
-              <w:rPr>
-                <w:sz w:val="28"/>
-                <w:szCs w:val="28"/>
-                <w:lang w:val="fr-FR"/>
-              </w:rPr>
-              <w:t>les nouveaux informations</w:t>
-            </w:r>
-            <w:proofErr w:type="gramEnd"/>
-            <w:r>
-              <w:rPr>
-                <w:sz w:val="28"/>
-                <w:szCs w:val="28"/>
-                <w:lang w:val="fr-FR"/>
-              </w:rPr>
-              <w:t xml:space="preserve"> de principe</w:t>
-            </w:r>
-          </w:p>
-          <w:p>
-            <w:pPr>
-              <w:pStyle w:val="Paragraphedeliste"/>
+              <w:t>L’administrateur saisie les nouveaux informations de principe</w:t>
+            </w:r>
+          </w:p>
+          <w:p>
+            <w:pPr>
+              <w:pStyle w:val="ListParagraph"/>
               <w:numPr>
                 <w:ilvl w:val="0"/>
                 <w:numId w:val="8"/>
@@ -4558,7 +3922,7 @@
           </w:p>
           <w:p>
             <w:pPr>
-              <w:pStyle w:val="Paragraphedeliste"/>
+              <w:pStyle w:val="ListParagraph"/>
               <w:numPr>
                 <w:ilvl w:val="0"/>
                 <w:numId w:val="8"/>
@@ -4575,30 +3939,12 @@
                 <w:szCs w:val="28"/>
                 <w:lang w:val="fr-FR"/>
               </w:rPr>
-              <w:t xml:space="preserve">Le </w:t>
-            </w:r>
-            <w:proofErr w:type="spellStart"/>
-            <w:r>
-              <w:rPr>
-                <w:sz w:val="28"/>
-                <w:szCs w:val="28"/>
-                <w:lang w:val="fr-FR"/>
-              </w:rPr>
-              <w:t>systéme</w:t>
-            </w:r>
-            <w:proofErr w:type="spellEnd"/>
-            <w:r>
-              <w:rPr>
-                <w:sz w:val="28"/>
-                <w:szCs w:val="28"/>
-                <w:lang w:val="fr-FR"/>
-              </w:rPr>
-              <w:t xml:space="preserve"> vérifie la validité des données</w:t>
-            </w:r>
-          </w:p>
-          <w:p>
-            <w:pPr>
-              <w:pStyle w:val="Paragraphedeliste"/>
+              <w:t>Le systéme vérifie la validité des données</w:t>
+            </w:r>
+          </w:p>
+          <w:p>
+            <w:pPr>
+              <w:pStyle w:val="ListParagraph"/>
               <w:numPr>
                 <w:ilvl w:val="0"/>
                 <w:numId w:val="8"/>
@@ -4615,18 +3961,8 @@
                 <w:szCs w:val="28"/>
                 <w:lang w:val="fr-FR"/>
               </w:rPr>
-              <w:t xml:space="preserve">Le </w:t>
-            </w:r>
-            <w:proofErr w:type="spellStart"/>
-            <w:r>
-              <w:rPr>
-                <w:sz w:val="28"/>
-                <w:szCs w:val="28"/>
-                <w:lang w:val="fr-FR"/>
-              </w:rPr>
-              <w:t>systéme</w:t>
-            </w:r>
-            <w:proofErr w:type="spellEnd"/>
+              <w:t>Le systéme</w:t>
+            </w:r>
             <w:r>
               <w:rPr>
                 <w:sz w:val="28"/>
@@ -4638,7 +3974,7 @@
           </w:p>
           <w:p>
             <w:pPr>
-              <w:pStyle w:val="Paragraphedeliste"/>
+              <w:pStyle w:val="ListParagraph"/>
               <w:numPr>
                 <w:ilvl w:val="0"/>
                 <w:numId w:val="8"/>
@@ -4655,36 +3991,16 @@
                 <w:szCs w:val="28"/>
                 <w:lang w:val="fr-FR"/>
               </w:rPr>
-              <w:t xml:space="preserve">Le </w:t>
-            </w:r>
-            <w:proofErr w:type="spellStart"/>
-            <w:r>
-              <w:rPr>
-                <w:sz w:val="28"/>
-                <w:szCs w:val="28"/>
-                <w:lang w:val="fr-FR"/>
-              </w:rPr>
-              <w:t>systéme</w:t>
-            </w:r>
-            <w:proofErr w:type="spellEnd"/>
-            <w:r>
-              <w:rPr>
-                <w:sz w:val="28"/>
-                <w:szCs w:val="28"/>
-                <w:lang w:val="fr-FR"/>
-              </w:rPr>
-              <w:t xml:space="preserve"> affiche un message de </w:t>
-            </w:r>
-            <w:proofErr w:type="spellStart"/>
-            <w:r>
-              <w:rPr>
-                <w:sz w:val="28"/>
-                <w:szCs w:val="28"/>
-                <w:lang w:val="fr-FR"/>
-              </w:rPr>
-              <w:t>succés</w:t>
-            </w:r>
-            <w:proofErr w:type="spellEnd"/>
+              <w:t>Le systéme</w:t>
+            </w:r>
+            <w:r>
+              <w:rPr>
+                <w:sz w:val="28"/>
+                <w:szCs w:val="28"/>
+                <w:lang w:val="fr-FR"/>
+              </w:rPr>
+              <w:t xml:space="preserve"> affiche un message de succés</w:t>
+            </w:r>
           </w:p>
         </w:tc>
       </w:tr>
@@ -4723,7 +4039,6 @@
                 <w:lang w:val="fr-FR"/>
               </w:rPr>
             </w:pPr>
-            <w:proofErr w:type="gramStart"/>
             <w:r>
               <w:rPr>
                 <w:sz w:val="28"/>
@@ -4738,16 +4053,7 @@
                 <w:szCs w:val="28"/>
                 <w:lang w:val="fr-FR"/>
               </w:rPr>
-              <w:t>.1)L’administrateur</w:t>
-            </w:r>
-            <w:proofErr w:type="gramEnd"/>
-            <w:r>
-              <w:rPr>
-                <w:sz w:val="28"/>
-                <w:szCs w:val="28"/>
-                <w:lang w:val="fr-FR"/>
-              </w:rPr>
-              <w:t xml:space="preserve"> annule la</w:t>
+              <w:t>.1)L’administrateur annule la</w:t>
             </w:r>
             <w:r>
               <w:rPr>
@@ -4768,7 +4074,7 @@
           </w:p>
           <w:p>
             <w:pPr>
-              <w:pStyle w:val="Paragraphedeliste"/>
+              <w:pStyle w:val="ListParagraph"/>
               <w:numPr>
                 <w:ilvl w:val="0"/>
                 <w:numId w:val="6"/>
@@ -4812,28 +4118,18 @@
                 <w:lang w:val="fr-FR"/>
               </w:rPr>
             </w:pPr>
-            <w:proofErr w:type="gramStart"/>
-            <w:r>
-              <w:rPr>
-                <w:sz w:val="28"/>
-                <w:szCs w:val="28"/>
-                <w:lang w:val="fr-FR"/>
-              </w:rPr>
-              <w:t>7.1)tous</w:t>
-            </w:r>
-            <w:proofErr w:type="gramEnd"/>
-            <w:r>
-              <w:rPr>
-                <w:sz w:val="28"/>
-                <w:szCs w:val="28"/>
-                <w:lang w:val="fr-FR"/>
-              </w:rPr>
-              <w:t xml:space="preserve"> les champs ne sont pas remplis :</w:t>
-            </w:r>
-          </w:p>
-          <w:p>
-            <w:pPr>
-              <w:pStyle w:val="Paragraphedeliste"/>
+            <w:r>
+              <w:rPr>
+                <w:sz w:val="28"/>
+                <w:szCs w:val="28"/>
+                <w:lang w:val="fr-FR"/>
+              </w:rPr>
+              <w:t>7.1)tous les champs ne sont pas remplis :</w:t>
+            </w:r>
+          </w:p>
+          <w:p>
+            <w:pPr>
+              <w:pStyle w:val="ListParagraph"/>
               <w:numPr>
                 <w:ilvl w:val="0"/>
                 <w:numId w:val="6"/>
@@ -4850,25 +4146,7 @@
                 <w:szCs w:val="28"/>
                 <w:lang w:val="fr-FR"/>
               </w:rPr>
-              <w:t xml:space="preserve">Le </w:t>
-            </w:r>
-            <w:proofErr w:type="spellStart"/>
-            <w:r>
-              <w:rPr>
-                <w:sz w:val="28"/>
-                <w:szCs w:val="28"/>
-                <w:lang w:val="fr-FR"/>
-              </w:rPr>
-              <w:t>systéme</w:t>
-            </w:r>
-            <w:proofErr w:type="spellEnd"/>
-            <w:r>
-              <w:rPr>
-                <w:sz w:val="28"/>
-                <w:szCs w:val="28"/>
-                <w:lang w:val="fr-FR"/>
-              </w:rPr>
-              <w:t xml:space="preserve"> affiche un message d’erreur</w:t>
+              <w:t>Le systéme affiche un message d’erreur</w:t>
             </w:r>
           </w:p>
         </w:tc>
@@ -4910,7 +4188,7 @@
     </w:p>
     <w:tbl>
       <w:tblPr>
-        <w:tblStyle w:val="Grilledutableau"/>
+        <w:tblStyle w:val="TableGrid"/>
         <w:tblW w:w="11482" w:type="dxa"/>
         <w:tblInd w:w="-1281" w:type="dxa"/>
         <w:tblLook w:val="04A0" w:firstRow="1" w:lastRow="0" w:firstColumn="1" w:lastColumn="0" w:noHBand="0" w:noVBand="1"/>
@@ -5005,39 +4283,7 @@
                 <w:sz w:val="28"/>
                 <w:szCs w:val="28"/>
               </w:rPr>
-              <w:t xml:space="preserve">Acteur </w:t>
-            </w:r>
-            <w:proofErr w:type="gramStart"/>
-            <w:r>
-              <w:rPr>
-                <w:sz w:val="28"/>
-                <w:szCs w:val="28"/>
-              </w:rPr>
-              <w:t>principal :</w:t>
-            </w:r>
-            <w:proofErr w:type="gramEnd"/>
-            <w:r>
-              <w:rPr>
-                <w:sz w:val="28"/>
-                <w:szCs w:val="28"/>
-              </w:rPr>
-              <w:t xml:space="preserve"> </w:t>
-            </w:r>
-            <w:proofErr w:type="spellStart"/>
-            <w:r>
-              <w:rPr>
-                <w:sz w:val="28"/>
-                <w:szCs w:val="28"/>
-              </w:rPr>
-              <w:t>Administrateur</w:t>
-            </w:r>
-            <w:proofErr w:type="spellEnd"/>
-            <w:r>
-              <w:rPr>
-                <w:sz w:val="28"/>
-                <w:szCs w:val="28"/>
-              </w:rPr>
-              <w:t xml:space="preserve"> central</w:t>
+              <w:t>Acteur principal : Administrateur central</w:t>
             </w:r>
           </w:p>
         </w:tc>
@@ -5135,7 +4381,6 @@
                 <w:szCs w:val="28"/>
               </w:rPr>
             </w:pPr>
-            <w:proofErr w:type="spellStart"/>
             <w:r>
               <w:rPr>
                 <w:sz w:val="28"/>
@@ -5143,7 +4388,6 @@
               </w:rPr>
               <w:t>Préconditions</w:t>
             </w:r>
-            <w:proofErr w:type="spellEnd"/>
           </w:p>
         </w:tc>
         <w:tc>
@@ -5204,48 +4448,48 @@
                 <w:sz w:val="28"/>
                 <w:szCs w:val="28"/>
               </w:rPr>
+              <w:t>Post-conditions</w:t>
+            </w:r>
+          </w:p>
+        </w:tc>
+        <w:tc>
+          <w:tcPr>
+            <w:tcW w:w="9588" w:type="dxa"/>
+          </w:tcPr>
+          <w:p>
+            <w:pPr>
+              <w:spacing w:after="160" w:line="278" w:lineRule="auto"/>
+              <w:rPr>
+                <w:sz w:val="28"/>
+                <w:szCs w:val="28"/>
+                <w:lang w:val="fr-FR"/>
+              </w:rPr>
+            </w:pPr>
+            <w:r>
+              <w:rPr>
+                <w:sz w:val="28"/>
+                <w:szCs w:val="28"/>
+                <w:lang w:val="fr-FR"/>
+              </w:rPr>
+              <w:t xml:space="preserve">La pratique est enregistrée dans la base de données </w:t>
+            </w:r>
+          </w:p>
+          <w:p>
+            <w:pPr>
+              <w:spacing w:after="160" w:line="278" w:lineRule="auto"/>
+              <w:rPr>
+                <w:sz w:val="28"/>
+                <w:szCs w:val="28"/>
+                <w:lang w:val="fr-FR"/>
+              </w:rPr>
+            </w:pPr>
+            <w:r>
+              <w:rPr>
+                <w:sz w:val="28"/>
+                <w:szCs w:val="28"/>
+                <w:lang w:val="fr-FR"/>
+              </w:rPr>
               <w:lastRenderedPageBreak/>
-              <w:t>Post-conditions</w:t>
-            </w:r>
-          </w:p>
-        </w:tc>
-        <w:tc>
-          <w:tcPr>
-            <w:tcW w:w="9588" w:type="dxa"/>
-          </w:tcPr>
-          <w:p>
-            <w:pPr>
-              <w:spacing w:after="160" w:line="278" w:lineRule="auto"/>
-              <w:rPr>
-                <w:sz w:val="28"/>
-                <w:szCs w:val="28"/>
-                <w:lang w:val="fr-FR"/>
-              </w:rPr>
-            </w:pPr>
-            <w:r>
-              <w:rPr>
-                <w:sz w:val="28"/>
-                <w:szCs w:val="28"/>
-                <w:lang w:val="fr-FR"/>
-              </w:rPr>
-              <w:t xml:space="preserve">La pratique est enregistrée dans la base de données </w:t>
-            </w:r>
-          </w:p>
-          <w:p>
-            <w:pPr>
-              <w:spacing w:after="160" w:line="278" w:lineRule="auto"/>
-              <w:rPr>
-                <w:sz w:val="28"/>
-                <w:szCs w:val="28"/>
-                <w:lang w:val="fr-FR"/>
-              </w:rPr>
-            </w:pPr>
-            <w:r>
-              <w:rPr>
-                <w:sz w:val="28"/>
-                <w:szCs w:val="28"/>
-                <w:lang w:val="fr-FR"/>
-              </w:rPr>
               <w:t xml:space="preserve">La pratique est correctement associée à un principe </w:t>
             </w:r>
           </w:p>
@@ -5282,12 +4526,12 @@
                 <w:lang w:val="fr-FR"/>
               </w:rPr>
             </w:pPr>
-            <w:proofErr w:type="spellStart"/>
-            <w:r>
-              <w:rPr>
-                <w:sz w:val="28"/>
-                <w:szCs w:val="28"/>
-              </w:rPr>
+            <w:r>
+              <w:rPr>
+                <w:sz w:val="28"/>
+                <w:szCs w:val="28"/>
+              </w:rPr>
+              <w:lastRenderedPageBreak/>
               <w:t>Sc</w:t>
             </w:r>
             <w:r>
@@ -5303,15 +4547,7 @@
                 <w:sz w:val="28"/>
                 <w:szCs w:val="28"/>
               </w:rPr>
-              <w:t>nario</w:t>
-            </w:r>
-            <w:proofErr w:type="spellEnd"/>
-            <w:r>
-              <w:rPr>
-                <w:sz w:val="28"/>
-                <w:szCs w:val="28"/>
-              </w:rPr>
-              <w:t xml:space="preserve"> Principal</w:t>
+              <w:t>nario Principal</w:t>
             </w:r>
           </w:p>
         </w:tc>
@@ -5321,7 +4557,7 @@
           </w:tcPr>
           <w:p>
             <w:pPr>
-              <w:pStyle w:val="Paragraphedeliste"/>
+              <w:pStyle w:val="ListParagraph"/>
               <w:numPr>
                 <w:ilvl w:val="0"/>
                 <w:numId w:val="15"/>
@@ -5338,30 +4574,12 @@
                 <w:szCs w:val="28"/>
                 <w:lang w:val="fr-FR"/>
               </w:rPr>
-              <w:t xml:space="preserve">L’administrateur </w:t>
-            </w:r>
-            <w:proofErr w:type="spellStart"/>
-            <w:r>
-              <w:rPr>
-                <w:sz w:val="28"/>
-                <w:szCs w:val="28"/>
-                <w:lang w:val="fr-FR"/>
-              </w:rPr>
-              <w:t>clicke</w:t>
-            </w:r>
-            <w:proofErr w:type="spellEnd"/>
-            <w:r>
-              <w:rPr>
-                <w:sz w:val="28"/>
-                <w:szCs w:val="28"/>
-                <w:lang w:val="fr-FR"/>
-              </w:rPr>
-              <w:t xml:space="preserve"> sur le principe qu’il veut l’ajouter un pratique</w:t>
-            </w:r>
-          </w:p>
-          <w:p>
-            <w:pPr>
-              <w:pStyle w:val="Paragraphedeliste"/>
+              <w:t>L’administrateur clicke sur le principe qu’il veut l’ajouter un pratique</w:t>
+            </w:r>
+          </w:p>
+          <w:p>
+            <w:pPr>
+              <w:pStyle w:val="ListParagraph"/>
               <w:numPr>
                 <w:ilvl w:val="0"/>
                 <w:numId w:val="15"/>
@@ -5378,30 +4596,12 @@
                 <w:szCs w:val="28"/>
                 <w:lang w:val="fr-FR"/>
               </w:rPr>
-              <w:t xml:space="preserve">Le </w:t>
-            </w:r>
-            <w:proofErr w:type="spellStart"/>
-            <w:r>
-              <w:rPr>
-                <w:sz w:val="28"/>
-                <w:szCs w:val="28"/>
-                <w:lang w:val="fr-FR"/>
-              </w:rPr>
-              <w:t>systéme</w:t>
-            </w:r>
-            <w:proofErr w:type="spellEnd"/>
-            <w:r>
-              <w:rPr>
-                <w:sz w:val="28"/>
-                <w:szCs w:val="28"/>
-                <w:lang w:val="fr-FR"/>
-              </w:rPr>
-              <w:t xml:space="preserve"> affiche la liste des pratiques existantes</w:t>
-            </w:r>
-          </w:p>
-          <w:p>
-            <w:pPr>
-              <w:pStyle w:val="Paragraphedeliste"/>
+              <w:t>Le systéme affiche la liste des pratiques existantes</w:t>
+            </w:r>
+          </w:p>
+          <w:p>
+            <w:pPr>
+              <w:pStyle w:val="ListParagraph"/>
               <w:numPr>
                 <w:ilvl w:val="0"/>
                 <w:numId w:val="15"/>
@@ -5418,16 +4618,7 @@
                 <w:szCs w:val="28"/>
                 <w:lang w:val="fr-FR"/>
               </w:rPr>
-              <w:t xml:space="preserve">L’Administrateur sélectionne l’option « ajouter </w:t>
-            </w:r>
-            <w:proofErr w:type="gramStart"/>
-            <w:r>
-              <w:rPr>
-                <w:sz w:val="28"/>
-                <w:szCs w:val="28"/>
-                <w:lang w:val="fr-FR"/>
-              </w:rPr>
-              <w:t>pr</w:t>
+              <w:t>L’Administrateur sélectionne l’option « ajouter pr</w:t>
             </w:r>
             <w:r>
               <w:rPr>
@@ -5443,21 +4634,12 @@
                 <w:szCs w:val="28"/>
                 <w:lang w:val="fr-FR"/>
               </w:rPr>
-              <w:t>»</w:t>
-            </w:r>
-            <w:proofErr w:type="gramEnd"/>
-            <w:r>
-              <w:rPr>
-                <w:sz w:val="28"/>
-                <w:szCs w:val="28"/>
-                <w:lang w:val="fr-FR"/>
-              </w:rPr>
-              <w:t>.</w:t>
-            </w:r>
-          </w:p>
-          <w:p>
-            <w:pPr>
-              <w:pStyle w:val="Paragraphedeliste"/>
+              <w:t>».</w:t>
+            </w:r>
+          </w:p>
+          <w:p>
+            <w:pPr>
+              <w:pStyle w:val="ListParagraph"/>
               <w:numPr>
                 <w:ilvl w:val="0"/>
                 <w:numId w:val="15"/>
@@ -5479,7 +4661,7 @@
           </w:p>
           <w:p>
             <w:pPr>
-              <w:pStyle w:val="Paragraphedeliste"/>
+              <w:pStyle w:val="ListParagraph"/>
               <w:numPr>
                 <w:ilvl w:val="0"/>
                 <w:numId w:val="15"/>
@@ -5496,30 +4678,12 @@
                 <w:szCs w:val="28"/>
                 <w:lang w:val="fr-FR"/>
               </w:rPr>
-              <w:t xml:space="preserve">L’administrateur saisit </w:t>
-            </w:r>
-            <w:proofErr w:type="gramStart"/>
-            <w:r>
-              <w:rPr>
-                <w:sz w:val="28"/>
-                <w:szCs w:val="28"/>
-                <w:lang w:val="fr-FR"/>
-              </w:rPr>
-              <w:t>les informations nécessaire</w:t>
-            </w:r>
-            <w:proofErr w:type="gramEnd"/>
-            <w:r>
-              <w:rPr>
-                <w:sz w:val="28"/>
-                <w:szCs w:val="28"/>
-                <w:lang w:val="fr-FR"/>
-              </w:rPr>
-              <w:t> :</w:t>
-            </w:r>
-          </w:p>
-          <w:p>
-            <w:pPr>
-              <w:pStyle w:val="Paragraphedeliste"/>
+              <w:t>L’administrateur saisit les informations nécessaire :</w:t>
+            </w:r>
+          </w:p>
+          <w:p>
+            <w:pPr>
+              <w:pStyle w:val="ListParagraph"/>
               <w:numPr>
                 <w:ilvl w:val="0"/>
                 <w:numId w:val="6"/>
@@ -5557,7 +4721,7 @@
           </w:p>
           <w:p>
             <w:pPr>
-              <w:pStyle w:val="Paragraphedeliste"/>
+              <w:pStyle w:val="ListParagraph"/>
               <w:numPr>
                 <w:ilvl w:val="0"/>
                 <w:numId w:val="6"/>
@@ -5579,7 +4743,7 @@
           </w:p>
           <w:p>
             <w:pPr>
-              <w:pStyle w:val="Paragraphedeliste"/>
+              <w:pStyle w:val="ListParagraph"/>
               <w:numPr>
                 <w:ilvl w:val="0"/>
                 <w:numId w:val="15"/>
@@ -5596,48 +4760,12 @@
                 <w:szCs w:val="28"/>
                 <w:lang w:val="fr-FR"/>
               </w:rPr>
-              <w:t xml:space="preserve">L’administrateur </w:t>
-            </w:r>
-            <w:proofErr w:type="spellStart"/>
-            <w:r>
-              <w:rPr>
-                <w:sz w:val="28"/>
-                <w:szCs w:val="28"/>
-                <w:lang w:val="fr-FR"/>
-              </w:rPr>
-              <w:t>clicke</w:t>
-            </w:r>
-            <w:proofErr w:type="spellEnd"/>
-            <w:r>
-              <w:rPr>
-                <w:sz w:val="28"/>
-                <w:szCs w:val="28"/>
-                <w:lang w:val="fr-FR"/>
-              </w:rPr>
-              <w:t xml:space="preserve"> sur le </w:t>
-            </w:r>
-            <w:proofErr w:type="spellStart"/>
-            <w:r>
-              <w:rPr>
-                <w:sz w:val="28"/>
-                <w:szCs w:val="28"/>
-                <w:lang w:val="fr-FR"/>
-              </w:rPr>
-              <w:t>button</w:t>
-            </w:r>
-            <w:proofErr w:type="spellEnd"/>
-            <w:r>
-              <w:rPr>
-                <w:sz w:val="28"/>
-                <w:szCs w:val="28"/>
-                <w:lang w:val="fr-FR"/>
-              </w:rPr>
-              <w:t> « confirmer »</w:t>
-            </w:r>
-          </w:p>
-          <w:p>
-            <w:pPr>
-              <w:pStyle w:val="Paragraphedeliste"/>
+              <w:t>L’administrateur clicke sur le button « confirmer »</w:t>
+            </w:r>
+          </w:p>
+          <w:p>
+            <w:pPr>
+              <w:pStyle w:val="ListParagraph"/>
               <w:numPr>
                 <w:ilvl w:val="0"/>
                 <w:numId w:val="15"/>
@@ -5654,30 +4782,12 @@
                 <w:szCs w:val="28"/>
                 <w:lang w:val="fr-FR"/>
               </w:rPr>
-              <w:t xml:space="preserve">Le </w:t>
-            </w:r>
-            <w:proofErr w:type="spellStart"/>
-            <w:r>
-              <w:rPr>
-                <w:sz w:val="28"/>
-                <w:szCs w:val="28"/>
-                <w:lang w:val="fr-FR"/>
-              </w:rPr>
-              <w:t>systéme</w:t>
-            </w:r>
-            <w:proofErr w:type="spellEnd"/>
-            <w:r>
-              <w:rPr>
-                <w:sz w:val="28"/>
-                <w:szCs w:val="28"/>
-                <w:lang w:val="fr-FR"/>
-              </w:rPr>
-              <w:t xml:space="preserve"> vérifie tous les champs sont remplis</w:t>
-            </w:r>
-          </w:p>
-          <w:p>
-            <w:pPr>
-              <w:pStyle w:val="Paragraphedeliste"/>
+              <w:t>Le systéme vérifie tous les champs sont remplis</w:t>
+            </w:r>
+          </w:p>
+          <w:p>
+            <w:pPr>
+              <w:pStyle w:val="ListParagraph"/>
               <w:numPr>
                 <w:ilvl w:val="0"/>
                 <w:numId w:val="15"/>
@@ -5715,7 +4825,7 @@
           </w:p>
           <w:p>
             <w:pPr>
-              <w:pStyle w:val="Paragraphedeliste"/>
+              <w:pStyle w:val="ListParagraph"/>
               <w:numPr>
                 <w:ilvl w:val="0"/>
                 <w:numId w:val="15"/>
@@ -5732,25 +4842,7 @@
                 <w:szCs w:val="28"/>
                 <w:lang w:val="fr-FR"/>
               </w:rPr>
-              <w:t xml:space="preserve">Le </w:t>
-            </w:r>
-            <w:proofErr w:type="spellStart"/>
-            <w:r>
-              <w:rPr>
-                <w:sz w:val="28"/>
-                <w:szCs w:val="28"/>
-                <w:lang w:val="fr-FR"/>
-              </w:rPr>
-              <w:t>systéme</w:t>
-            </w:r>
-            <w:proofErr w:type="spellEnd"/>
-            <w:r>
-              <w:rPr>
-                <w:sz w:val="28"/>
-                <w:szCs w:val="28"/>
-                <w:lang w:val="fr-FR"/>
-              </w:rPr>
-              <w:t xml:space="preserve"> affiche un message de confirmation</w:t>
+              <w:t>Le systéme affiche un message de confirmation</w:t>
             </w:r>
           </w:p>
           <w:p>
@@ -5776,25 +4868,7 @@
                 <w:szCs w:val="28"/>
                 <w:lang w:val="fr-FR"/>
               </w:rPr>
-              <w:t xml:space="preserve">Le </w:t>
-            </w:r>
-            <w:proofErr w:type="spellStart"/>
-            <w:r>
-              <w:rPr>
-                <w:sz w:val="28"/>
-                <w:szCs w:val="28"/>
-                <w:lang w:val="fr-FR"/>
-              </w:rPr>
-              <w:t>systéme</w:t>
-            </w:r>
-            <w:proofErr w:type="spellEnd"/>
-            <w:r>
-              <w:rPr>
-                <w:sz w:val="28"/>
-                <w:szCs w:val="28"/>
-                <w:lang w:val="fr-FR"/>
-              </w:rPr>
-              <w:t xml:space="preserve"> affiche le nouveau pr</w:t>
+              <w:t>Le systéme affiche le nouveau pr</w:t>
             </w:r>
             <w:r>
               <w:rPr>
@@ -5850,23 +4924,13 @@
                 <w:lang w:val="fr-FR"/>
               </w:rPr>
             </w:pPr>
-            <w:proofErr w:type="gramStart"/>
-            <w:r>
-              <w:rPr>
-                <w:sz w:val="28"/>
-                <w:szCs w:val="28"/>
-                <w:lang w:val="fr-FR"/>
-              </w:rPr>
-              <w:t>6.1)L’administrateur</w:t>
-            </w:r>
-            <w:proofErr w:type="gramEnd"/>
-            <w:r>
-              <w:rPr>
-                <w:sz w:val="28"/>
-                <w:szCs w:val="28"/>
-                <w:lang w:val="fr-FR"/>
-              </w:rPr>
-              <w:t xml:space="preserve"> annule l’ajout d’un pr</w:t>
+            <w:r>
+              <w:rPr>
+                <w:sz w:val="28"/>
+                <w:szCs w:val="28"/>
+                <w:lang w:val="fr-FR"/>
+              </w:rPr>
+              <w:t>6.1)L’administrateur annule l’ajout d’un pr</w:t>
             </w:r>
             <w:r>
               <w:rPr>
@@ -5879,7 +4943,7 @@
           </w:p>
           <w:p>
             <w:pPr>
-              <w:pStyle w:val="Paragraphedeliste"/>
+              <w:pStyle w:val="ListParagraph"/>
               <w:numPr>
                 <w:ilvl w:val="0"/>
                 <w:numId w:val="6"/>
@@ -5907,28 +4971,18 @@
                 <w:lang w:val="fr-FR"/>
               </w:rPr>
             </w:pPr>
-            <w:proofErr w:type="gramStart"/>
-            <w:r>
-              <w:rPr>
-                <w:sz w:val="28"/>
-                <w:szCs w:val="28"/>
-                <w:lang w:val="fr-FR"/>
-              </w:rPr>
-              <w:t>7.1)Tous</w:t>
-            </w:r>
-            <w:proofErr w:type="gramEnd"/>
-            <w:r>
-              <w:rPr>
-                <w:sz w:val="28"/>
-                <w:szCs w:val="28"/>
-                <w:lang w:val="fr-FR"/>
-              </w:rPr>
-              <w:t xml:space="preserve"> les champs non pas remplis</w:t>
-            </w:r>
-          </w:p>
-          <w:p>
-            <w:pPr>
-              <w:pStyle w:val="Paragraphedeliste"/>
+            <w:r>
+              <w:rPr>
+                <w:sz w:val="28"/>
+                <w:szCs w:val="28"/>
+                <w:lang w:val="fr-FR"/>
+              </w:rPr>
+              <w:t>7.1)Tous les champs non pas remplis</w:t>
+            </w:r>
+          </w:p>
+          <w:p>
+            <w:pPr>
+              <w:pStyle w:val="ListParagraph"/>
               <w:numPr>
                 <w:ilvl w:val="0"/>
                 <w:numId w:val="5"/>
@@ -5945,52 +4999,24 @@
                 <w:szCs w:val="28"/>
                 <w:lang w:val="fr-FR"/>
               </w:rPr>
-              <w:t xml:space="preserve">Le </w:t>
-            </w:r>
-            <w:proofErr w:type="spellStart"/>
-            <w:r>
-              <w:rPr>
-                <w:sz w:val="28"/>
-                <w:szCs w:val="28"/>
-                <w:lang w:val="fr-FR"/>
-              </w:rPr>
-              <w:t>systéme</w:t>
-            </w:r>
-            <w:proofErr w:type="spellEnd"/>
-            <w:r>
-              <w:rPr>
-                <w:sz w:val="28"/>
-                <w:szCs w:val="28"/>
-                <w:lang w:val="fr-FR"/>
-              </w:rPr>
-              <w:t xml:space="preserve"> affiche une demande de remplir tous les champs</w:t>
-            </w:r>
-          </w:p>
-          <w:p>
-            <w:pPr>
-              <w:rPr>
-                <w:sz w:val="28"/>
-                <w:szCs w:val="28"/>
-                <w:lang w:val="fr-FR"/>
-              </w:rPr>
-            </w:pPr>
-            <w:proofErr w:type="gramStart"/>
-            <w:r>
-              <w:rPr>
-                <w:sz w:val="28"/>
-                <w:szCs w:val="28"/>
-                <w:lang w:val="fr-FR"/>
-              </w:rPr>
-              <w:t>8.1)Le</w:t>
-            </w:r>
-            <w:proofErr w:type="gramEnd"/>
-            <w:r>
-              <w:rPr>
-                <w:sz w:val="28"/>
-                <w:szCs w:val="28"/>
-                <w:lang w:val="fr-FR"/>
-              </w:rPr>
-              <w:t xml:space="preserve"> pr</w:t>
+              <w:t>Le systéme affiche une demande de remplir tous les champs</w:t>
+            </w:r>
+          </w:p>
+          <w:p>
+            <w:pPr>
+              <w:rPr>
+                <w:sz w:val="28"/>
+                <w:szCs w:val="28"/>
+                <w:lang w:val="fr-FR"/>
+              </w:rPr>
+            </w:pPr>
+            <w:r>
+              <w:rPr>
+                <w:sz w:val="28"/>
+                <w:szCs w:val="28"/>
+                <w:lang w:val="fr-FR"/>
+              </w:rPr>
+              <w:t>8.1)Le pr</w:t>
             </w:r>
             <w:r>
               <w:rPr>
@@ -6011,7 +5037,7 @@
           </w:p>
           <w:p>
             <w:pPr>
-              <w:pStyle w:val="Paragraphedeliste"/>
+              <w:pStyle w:val="ListParagraph"/>
               <w:numPr>
                 <w:ilvl w:val="0"/>
                 <w:numId w:val="5"/>
@@ -6028,75 +5054,29 @@
                 <w:szCs w:val="28"/>
                 <w:lang w:val="fr-FR"/>
               </w:rPr>
-              <w:t xml:space="preserve">Le </w:t>
-            </w:r>
-            <w:proofErr w:type="spellStart"/>
-            <w:r>
-              <w:rPr>
-                <w:sz w:val="28"/>
-                <w:szCs w:val="28"/>
-                <w:lang w:val="fr-FR"/>
-              </w:rPr>
-              <w:t>systéme</w:t>
-            </w:r>
-            <w:proofErr w:type="spellEnd"/>
-            <w:r>
-              <w:rPr>
-                <w:sz w:val="28"/>
-                <w:szCs w:val="28"/>
-                <w:lang w:val="fr-FR"/>
-              </w:rPr>
-              <w:t xml:space="preserve"> affiche un message d’</w:t>
-            </w:r>
-            <w:proofErr w:type="spellStart"/>
-            <w:r>
-              <w:rPr>
-                <w:sz w:val="28"/>
-                <w:szCs w:val="28"/>
-                <w:lang w:val="fr-FR"/>
-              </w:rPr>
-              <w:t>error</w:t>
-            </w:r>
-            <w:proofErr w:type="spellEnd"/>
-            <w:r>
-              <w:rPr>
-                <w:sz w:val="28"/>
-                <w:szCs w:val="28"/>
-                <w:lang w:val="fr-FR"/>
-              </w:rPr>
-              <w:t> </w:t>
-            </w:r>
-          </w:p>
-          <w:p>
-            <w:pPr>
-              <w:rPr>
-                <w:sz w:val="28"/>
-                <w:szCs w:val="28"/>
-                <w:lang w:val="fr-FR"/>
-              </w:rPr>
-            </w:pPr>
-            <w:proofErr w:type="gramStart"/>
-            <w:r>
-              <w:rPr>
-                <w:sz w:val="28"/>
-                <w:szCs w:val="28"/>
-                <w:lang w:val="fr-FR"/>
-              </w:rPr>
-              <w:t>2.1)aucun</w:t>
-            </w:r>
-            <w:proofErr w:type="gramEnd"/>
-            <w:r>
-              <w:rPr>
-                <w:sz w:val="28"/>
-                <w:szCs w:val="28"/>
-                <w:lang w:val="fr-FR"/>
-              </w:rPr>
-              <w:t xml:space="preserve"> pratique enregistré</w:t>
-            </w:r>
-          </w:p>
-          <w:p>
-            <w:pPr>
-              <w:pStyle w:val="Paragraphedeliste"/>
+              <w:t>Le systéme affiche un message d’error </w:t>
+            </w:r>
+          </w:p>
+          <w:p>
+            <w:pPr>
+              <w:rPr>
+                <w:sz w:val="28"/>
+                <w:szCs w:val="28"/>
+                <w:lang w:val="fr-FR"/>
+              </w:rPr>
+            </w:pPr>
+            <w:r>
+              <w:rPr>
+                <w:sz w:val="28"/>
+                <w:szCs w:val="28"/>
+                <w:lang w:val="fr-FR"/>
+              </w:rPr>
+              <w:t>2.1)aucun pratique enregistré</w:t>
+            </w:r>
+          </w:p>
+          <w:p>
+            <w:pPr>
+              <w:pStyle w:val="ListParagraph"/>
               <w:numPr>
                 <w:ilvl w:val="0"/>
                 <w:numId w:val="5"/>
@@ -6113,36 +5093,8 @@
                 <w:szCs w:val="28"/>
                 <w:lang w:val="fr-FR"/>
               </w:rPr>
-              <w:t xml:space="preserve">Le </w:t>
-            </w:r>
-            <w:proofErr w:type="spellStart"/>
-            <w:r>
-              <w:rPr>
-                <w:sz w:val="28"/>
-                <w:szCs w:val="28"/>
-                <w:lang w:val="fr-FR"/>
-              </w:rPr>
-              <w:t>systéme</w:t>
-            </w:r>
-            <w:proofErr w:type="spellEnd"/>
-            <w:r>
-              <w:rPr>
-                <w:sz w:val="28"/>
-                <w:szCs w:val="28"/>
-                <w:lang w:val="fr-FR"/>
-              </w:rPr>
-              <w:t xml:space="preserve"> affiche « Aucun pratique </w:t>
-            </w:r>
-            <w:proofErr w:type="gramStart"/>
-            <w:r>
-              <w:rPr>
-                <w:sz w:val="28"/>
-                <w:szCs w:val="28"/>
-                <w:lang w:val="fr-FR"/>
-              </w:rPr>
-              <w:t>enregistré»</w:t>
-            </w:r>
-            <w:proofErr w:type="gramEnd"/>
+              <w:t>Le systéme affiche « Aucun pratique enregistré»</w:t>
+            </w:r>
           </w:p>
         </w:tc>
       </w:tr>
@@ -6193,7 +5145,7 @@
     </w:p>
     <w:tbl>
       <w:tblPr>
-        <w:tblStyle w:val="Grilledutableau"/>
+        <w:tblStyle w:val="TableGrid"/>
         <w:tblW w:w="11482" w:type="dxa"/>
         <w:tblInd w:w="-1281" w:type="dxa"/>
         <w:tblLook w:val="04A0" w:firstRow="1" w:lastRow="0" w:firstColumn="1" w:lastColumn="0" w:noHBand="0" w:noVBand="1"/>
@@ -6288,39 +5240,7 @@
                 <w:sz w:val="28"/>
                 <w:szCs w:val="28"/>
               </w:rPr>
-              <w:t xml:space="preserve">Acteur </w:t>
-            </w:r>
-            <w:proofErr w:type="gramStart"/>
-            <w:r>
-              <w:rPr>
-                <w:sz w:val="28"/>
-                <w:szCs w:val="28"/>
-              </w:rPr>
-              <w:t>principal :</w:t>
-            </w:r>
-            <w:proofErr w:type="gramEnd"/>
-            <w:r>
-              <w:rPr>
-                <w:sz w:val="28"/>
-                <w:szCs w:val="28"/>
-              </w:rPr>
-              <w:t xml:space="preserve"> </w:t>
-            </w:r>
-            <w:proofErr w:type="spellStart"/>
-            <w:r>
-              <w:rPr>
-                <w:sz w:val="28"/>
-                <w:szCs w:val="28"/>
-              </w:rPr>
-              <w:t>Administrateur</w:t>
-            </w:r>
-            <w:proofErr w:type="spellEnd"/>
-            <w:r>
-              <w:rPr>
-                <w:sz w:val="28"/>
-                <w:szCs w:val="28"/>
-              </w:rPr>
-              <w:t xml:space="preserve"> central</w:t>
+              <w:t>Acteur principal : Administrateur central</w:t>
             </w:r>
           </w:p>
         </w:tc>
@@ -6426,7 +5346,6 @@
                 <w:szCs w:val="28"/>
               </w:rPr>
             </w:pPr>
-            <w:proofErr w:type="spellStart"/>
             <w:r>
               <w:rPr>
                 <w:sz w:val="28"/>
@@ -6434,7 +5353,6 @@
               </w:rPr>
               <w:t>Préconditions</w:t>
             </w:r>
-            <w:proofErr w:type="spellEnd"/>
           </w:p>
         </w:tc>
         <w:tc>
@@ -6531,64 +5449,64 @@
                 <w:sz w:val="28"/>
                 <w:szCs w:val="28"/>
               </w:rPr>
+              <w:t>Post-conditions</w:t>
+            </w:r>
+          </w:p>
+        </w:tc>
+        <w:tc>
+          <w:tcPr>
+            <w:tcW w:w="9588" w:type="dxa"/>
+          </w:tcPr>
+          <w:p>
+            <w:pPr>
+              <w:spacing w:after="160" w:line="278" w:lineRule="auto"/>
+              <w:rPr>
+                <w:sz w:val="28"/>
+                <w:szCs w:val="28"/>
+                <w:lang w:val="fr-FR"/>
+              </w:rPr>
+            </w:pPr>
+            <w:r>
+              <w:rPr>
+                <w:sz w:val="28"/>
+                <w:szCs w:val="28"/>
+                <w:lang w:val="fr-FR"/>
+              </w:rPr>
+              <w:t>Le pr</w:t>
+            </w:r>
+            <w:r>
+              <w:rPr>
+                <w:sz w:val="28"/>
+                <w:szCs w:val="28"/>
+                <w:lang w:val="fr-FR"/>
+              </w:rPr>
+              <w:t>atique</w:t>
+            </w:r>
+            <w:r>
+              <w:rPr>
+                <w:sz w:val="28"/>
+                <w:szCs w:val="28"/>
+                <w:lang w:val="fr-FR"/>
+              </w:rPr>
+              <w:t xml:space="preserve"> est supprimé de la base de données</w:t>
+            </w:r>
+          </w:p>
+          <w:p>
+            <w:pPr>
+              <w:spacing w:after="160" w:line="278" w:lineRule="auto"/>
+              <w:rPr>
+                <w:sz w:val="28"/>
+                <w:szCs w:val="28"/>
+                <w:lang w:val="fr-FR"/>
+              </w:rPr>
+            </w:pPr>
+            <w:r>
+              <w:rPr>
+                <w:sz w:val="28"/>
+                <w:szCs w:val="28"/>
+                <w:lang w:val="fr-FR"/>
+              </w:rPr>
               <w:lastRenderedPageBreak/>
-              <w:t>Post-conditions</w:t>
-            </w:r>
-          </w:p>
-        </w:tc>
-        <w:tc>
-          <w:tcPr>
-            <w:tcW w:w="9588" w:type="dxa"/>
-          </w:tcPr>
-          <w:p>
-            <w:pPr>
-              <w:spacing w:after="160" w:line="278" w:lineRule="auto"/>
-              <w:rPr>
-                <w:sz w:val="28"/>
-                <w:szCs w:val="28"/>
-                <w:lang w:val="fr-FR"/>
-              </w:rPr>
-            </w:pPr>
-            <w:r>
-              <w:rPr>
-                <w:sz w:val="28"/>
-                <w:szCs w:val="28"/>
-                <w:lang w:val="fr-FR"/>
-              </w:rPr>
-              <w:t>Le pr</w:t>
-            </w:r>
-            <w:r>
-              <w:rPr>
-                <w:sz w:val="28"/>
-                <w:szCs w:val="28"/>
-                <w:lang w:val="fr-FR"/>
-              </w:rPr>
-              <w:t>atique</w:t>
-            </w:r>
-            <w:r>
-              <w:rPr>
-                <w:sz w:val="28"/>
-                <w:szCs w:val="28"/>
-                <w:lang w:val="fr-FR"/>
-              </w:rPr>
-              <w:t xml:space="preserve"> est supprimé de la base de données</w:t>
-            </w:r>
-          </w:p>
-          <w:p>
-            <w:pPr>
-              <w:spacing w:after="160" w:line="278" w:lineRule="auto"/>
-              <w:rPr>
-                <w:sz w:val="28"/>
-                <w:szCs w:val="28"/>
-                <w:lang w:val="fr-FR"/>
-              </w:rPr>
-            </w:pPr>
-            <w:r>
-              <w:rPr>
-                <w:sz w:val="28"/>
-                <w:szCs w:val="28"/>
-                <w:lang w:val="fr-FR"/>
-              </w:rPr>
               <w:t xml:space="preserve">Le référentiel est mis à jour </w:t>
             </w:r>
           </w:p>
@@ -6607,12 +5525,12 @@
                 <w:lang w:val="fr-FR"/>
               </w:rPr>
             </w:pPr>
-            <w:proofErr w:type="spellStart"/>
-            <w:r>
-              <w:rPr>
-                <w:sz w:val="28"/>
-                <w:szCs w:val="28"/>
-              </w:rPr>
+            <w:r>
+              <w:rPr>
+                <w:sz w:val="28"/>
+                <w:szCs w:val="28"/>
+              </w:rPr>
+              <w:lastRenderedPageBreak/>
               <w:t>Sc</w:t>
             </w:r>
             <w:r>
@@ -6628,15 +5546,7 @@
                 <w:sz w:val="28"/>
                 <w:szCs w:val="28"/>
               </w:rPr>
-              <w:t>nario</w:t>
-            </w:r>
-            <w:proofErr w:type="spellEnd"/>
-            <w:r>
-              <w:rPr>
-                <w:sz w:val="28"/>
-                <w:szCs w:val="28"/>
-              </w:rPr>
-              <w:t xml:space="preserve"> Principal</w:t>
+              <w:t>nario Principal</w:t>
             </w:r>
           </w:p>
         </w:tc>
@@ -6646,7 +5556,7 @@
           </w:tcPr>
           <w:p>
             <w:pPr>
-              <w:pStyle w:val="Paragraphedeliste"/>
+              <w:pStyle w:val="ListParagraph"/>
               <w:numPr>
                 <w:ilvl w:val="0"/>
                 <w:numId w:val="10"/>
@@ -6663,30 +5573,12 @@
                 <w:szCs w:val="28"/>
                 <w:lang w:val="fr-FR"/>
               </w:rPr>
-              <w:t xml:space="preserve">L’administrateur </w:t>
-            </w:r>
-            <w:proofErr w:type="spellStart"/>
-            <w:r>
-              <w:rPr>
-                <w:sz w:val="28"/>
-                <w:szCs w:val="28"/>
-                <w:lang w:val="fr-FR"/>
-              </w:rPr>
-              <w:t>clicke</w:t>
-            </w:r>
-            <w:proofErr w:type="spellEnd"/>
-            <w:r>
-              <w:rPr>
-                <w:sz w:val="28"/>
-                <w:szCs w:val="28"/>
-                <w:lang w:val="fr-FR"/>
-              </w:rPr>
-              <w:t xml:space="preserve"> sur le principe qui contient le pratique a supprimé</w:t>
-            </w:r>
-          </w:p>
-          <w:p>
-            <w:pPr>
-              <w:pStyle w:val="Paragraphedeliste"/>
+              <w:t>L’administrateur clicke sur le principe qui contient le pratique a supprimé</w:t>
+            </w:r>
+          </w:p>
+          <w:p>
+            <w:pPr>
+              <w:pStyle w:val="ListParagraph"/>
               <w:numPr>
                 <w:ilvl w:val="0"/>
                 <w:numId w:val="10"/>
@@ -6703,30 +5595,12 @@
                 <w:szCs w:val="28"/>
                 <w:lang w:val="fr-FR"/>
               </w:rPr>
-              <w:t xml:space="preserve">Le </w:t>
-            </w:r>
-            <w:proofErr w:type="spellStart"/>
-            <w:r>
-              <w:rPr>
-                <w:sz w:val="28"/>
-                <w:szCs w:val="28"/>
-                <w:lang w:val="fr-FR"/>
-              </w:rPr>
-              <w:t>systéme</w:t>
-            </w:r>
-            <w:proofErr w:type="spellEnd"/>
-            <w:r>
-              <w:rPr>
-                <w:sz w:val="28"/>
-                <w:szCs w:val="28"/>
-                <w:lang w:val="fr-FR"/>
-              </w:rPr>
-              <w:t xml:space="preserve"> affiche la liste des pratiques existants</w:t>
-            </w:r>
-          </w:p>
-          <w:p>
-            <w:pPr>
-              <w:pStyle w:val="Paragraphedeliste"/>
+              <w:t>Le systéme affiche la liste des pratiques existants</w:t>
+            </w:r>
+          </w:p>
+          <w:p>
+            <w:pPr>
+              <w:pStyle w:val="ListParagraph"/>
               <w:numPr>
                 <w:ilvl w:val="0"/>
                 <w:numId w:val="10"/>
@@ -6748,7 +5622,7 @@
           </w:p>
           <w:p>
             <w:pPr>
-              <w:pStyle w:val="Paragraphedeliste"/>
+              <w:pStyle w:val="ListParagraph"/>
               <w:numPr>
                 <w:ilvl w:val="0"/>
                 <w:numId w:val="10"/>
@@ -6765,30 +5639,12 @@
                 <w:szCs w:val="28"/>
                 <w:lang w:val="fr-FR"/>
               </w:rPr>
-              <w:t xml:space="preserve">L’administrateur </w:t>
-            </w:r>
-            <w:proofErr w:type="spellStart"/>
-            <w:r>
-              <w:rPr>
-                <w:sz w:val="28"/>
-                <w:szCs w:val="28"/>
-                <w:lang w:val="fr-FR"/>
-              </w:rPr>
-              <w:t>clicke</w:t>
-            </w:r>
-            <w:proofErr w:type="spellEnd"/>
-            <w:r>
-              <w:rPr>
-                <w:sz w:val="28"/>
-                <w:szCs w:val="28"/>
-                <w:lang w:val="fr-FR"/>
-              </w:rPr>
-              <w:t xml:space="preserve"> sur le bouton « supprimer »</w:t>
-            </w:r>
-          </w:p>
-          <w:p>
-            <w:pPr>
-              <w:pStyle w:val="Paragraphedeliste"/>
+              <w:t>L’administrateur clicke sur le bouton « supprimer »</w:t>
+            </w:r>
+          </w:p>
+          <w:p>
+            <w:pPr>
+              <w:pStyle w:val="ListParagraph"/>
               <w:numPr>
                 <w:ilvl w:val="0"/>
                 <w:numId w:val="10"/>
@@ -6805,30 +5661,12 @@
                 <w:szCs w:val="28"/>
                 <w:lang w:val="fr-FR"/>
               </w:rPr>
-              <w:t xml:space="preserve">Le </w:t>
-            </w:r>
-            <w:proofErr w:type="spellStart"/>
-            <w:r>
-              <w:rPr>
-                <w:sz w:val="28"/>
-                <w:szCs w:val="28"/>
-                <w:lang w:val="fr-FR"/>
-              </w:rPr>
-              <w:t>systéme</w:t>
-            </w:r>
-            <w:proofErr w:type="spellEnd"/>
-            <w:r>
-              <w:rPr>
-                <w:sz w:val="28"/>
-                <w:szCs w:val="28"/>
-                <w:lang w:val="fr-FR"/>
-              </w:rPr>
-              <w:t xml:space="preserve"> demande une confirmation de suppression</w:t>
-            </w:r>
-          </w:p>
-          <w:p>
-            <w:pPr>
-              <w:pStyle w:val="Paragraphedeliste"/>
+              <w:t>Le systéme demande une confirmation de suppression</w:t>
+            </w:r>
+          </w:p>
+          <w:p>
+            <w:pPr>
+              <w:pStyle w:val="ListParagraph"/>
               <w:numPr>
                 <w:ilvl w:val="0"/>
                 <w:numId w:val="10"/>
@@ -6850,7 +5688,7 @@
           </w:p>
           <w:p>
             <w:pPr>
-              <w:pStyle w:val="Paragraphedeliste"/>
+              <w:pStyle w:val="ListParagraph"/>
               <w:numPr>
                 <w:ilvl w:val="0"/>
                 <w:numId w:val="10"/>
@@ -6872,7 +5710,7 @@
           </w:p>
           <w:p>
             <w:pPr>
-              <w:pStyle w:val="Paragraphedeliste"/>
+              <w:pStyle w:val="ListParagraph"/>
               <w:numPr>
                 <w:ilvl w:val="0"/>
                 <w:numId w:val="10"/>
@@ -6889,30 +5727,12 @@
                 <w:szCs w:val="28"/>
                 <w:lang w:val="fr-FR"/>
               </w:rPr>
-              <w:t xml:space="preserve">Le </w:t>
-            </w:r>
-            <w:proofErr w:type="spellStart"/>
-            <w:r>
-              <w:rPr>
-                <w:sz w:val="28"/>
-                <w:szCs w:val="28"/>
-                <w:lang w:val="fr-FR"/>
-              </w:rPr>
-              <w:t>systéme</w:t>
-            </w:r>
-            <w:proofErr w:type="spellEnd"/>
-            <w:r>
-              <w:rPr>
-                <w:sz w:val="28"/>
-                <w:szCs w:val="28"/>
-                <w:lang w:val="fr-FR"/>
-              </w:rPr>
-              <w:t xml:space="preserve"> affiche un message de confirmation</w:t>
-            </w:r>
-          </w:p>
-          <w:p>
-            <w:pPr>
-              <w:pStyle w:val="Paragraphedeliste"/>
+              <w:t>Le systéme affiche un message de confirmation</w:t>
+            </w:r>
+          </w:p>
+          <w:p>
+            <w:pPr>
+              <w:pStyle w:val="ListParagraph"/>
               <w:numPr>
                 <w:ilvl w:val="0"/>
                 <w:numId w:val="10"/>
@@ -6929,25 +5749,7 @@
                 <w:szCs w:val="28"/>
                 <w:lang w:val="fr-FR"/>
               </w:rPr>
-              <w:t xml:space="preserve">Le </w:t>
-            </w:r>
-            <w:proofErr w:type="spellStart"/>
-            <w:r>
-              <w:rPr>
-                <w:sz w:val="28"/>
-                <w:szCs w:val="28"/>
-                <w:lang w:val="fr-FR"/>
-              </w:rPr>
-              <w:t>systéme</w:t>
-            </w:r>
-            <w:proofErr w:type="spellEnd"/>
-            <w:r>
-              <w:rPr>
-                <w:sz w:val="28"/>
-                <w:szCs w:val="28"/>
-                <w:lang w:val="fr-FR"/>
-              </w:rPr>
-              <w:t xml:space="preserve"> mis à jour la liste</w:t>
+              <w:t>Le systéme mis à jour la liste</w:t>
             </w:r>
           </w:p>
         </w:tc>
@@ -7006,7 +5808,7 @@
           </w:p>
           <w:p>
             <w:pPr>
-              <w:pStyle w:val="Paragraphedeliste"/>
+              <w:pStyle w:val="ListParagraph"/>
               <w:numPr>
                 <w:ilvl w:val="0"/>
                 <w:numId w:val="6"/>
@@ -7082,7 +5884,7 @@
     </w:p>
     <w:tbl>
       <w:tblPr>
-        <w:tblStyle w:val="Grilledutableau"/>
+        <w:tblStyle w:val="TableGrid"/>
         <w:tblW w:w="11482" w:type="dxa"/>
         <w:tblInd w:w="-1281" w:type="dxa"/>
         <w:tblLook w:val="04A0" w:firstRow="1" w:lastRow="0" w:firstColumn="1" w:lastColumn="0" w:noHBand="0" w:noVBand="1"/>
@@ -7177,39 +5979,7 @@
                 <w:sz w:val="28"/>
                 <w:szCs w:val="28"/>
               </w:rPr>
-              <w:t xml:space="preserve">Acteur </w:t>
-            </w:r>
-            <w:proofErr w:type="gramStart"/>
-            <w:r>
-              <w:rPr>
-                <w:sz w:val="28"/>
-                <w:szCs w:val="28"/>
-              </w:rPr>
-              <w:t>principal :</w:t>
-            </w:r>
-            <w:proofErr w:type="gramEnd"/>
-            <w:r>
-              <w:rPr>
-                <w:sz w:val="28"/>
-                <w:szCs w:val="28"/>
-              </w:rPr>
-              <w:t xml:space="preserve"> </w:t>
-            </w:r>
-            <w:proofErr w:type="spellStart"/>
-            <w:r>
-              <w:rPr>
-                <w:sz w:val="28"/>
-                <w:szCs w:val="28"/>
-              </w:rPr>
-              <w:t>Administrateur</w:t>
-            </w:r>
-            <w:proofErr w:type="spellEnd"/>
-            <w:r>
-              <w:rPr>
-                <w:sz w:val="28"/>
-                <w:szCs w:val="28"/>
-              </w:rPr>
-              <w:t xml:space="preserve"> central</w:t>
+              <w:t>Acteur principal : Administrateur central</w:t>
             </w:r>
           </w:p>
         </w:tc>
@@ -7315,7 +6085,6 @@
                 <w:szCs w:val="28"/>
               </w:rPr>
             </w:pPr>
-            <w:proofErr w:type="spellStart"/>
             <w:r>
               <w:rPr>
                 <w:sz w:val="28"/>
@@ -7323,7 +6092,6 @@
               </w:rPr>
               <w:t>Préconditions</w:t>
             </w:r>
-            <w:proofErr w:type="spellEnd"/>
           </w:p>
         </w:tc>
         <w:tc>
@@ -7478,7 +6246,6 @@
                 <w:lang w:val="fr-FR"/>
               </w:rPr>
             </w:pPr>
-            <w:proofErr w:type="spellStart"/>
             <w:r>
               <w:rPr>
                 <w:sz w:val="28"/>
@@ -7499,15 +6266,7 @@
                 <w:sz w:val="28"/>
                 <w:szCs w:val="28"/>
               </w:rPr>
-              <w:t>nario</w:t>
-            </w:r>
-            <w:proofErr w:type="spellEnd"/>
-            <w:r>
-              <w:rPr>
-                <w:sz w:val="28"/>
-                <w:szCs w:val="28"/>
-              </w:rPr>
-              <w:t xml:space="preserve"> Principal</w:t>
+              <w:t>nario Principal</w:t>
             </w:r>
           </w:p>
         </w:tc>
@@ -7570,25 +6329,7 @@
                 <w:szCs w:val="28"/>
                 <w:lang w:val="fr-FR"/>
               </w:rPr>
-              <w:t xml:space="preserve">Le </w:t>
-            </w:r>
-            <w:proofErr w:type="spellStart"/>
-            <w:r>
-              <w:rPr>
-                <w:sz w:val="28"/>
-                <w:szCs w:val="28"/>
-                <w:lang w:val="fr-FR"/>
-              </w:rPr>
-              <w:t>systéme</w:t>
-            </w:r>
-            <w:proofErr w:type="spellEnd"/>
-            <w:r>
-              <w:rPr>
-                <w:sz w:val="28"/>
-                <w:szCs w:val="28"/>
-                <w:lang w:val="fr-FR"/>
-              </w:rPr>
-              <w:t xml:space="preserve"> affiche la liste des pratiques existants</w:t>
+              <w:t>Le systéme affiche la liste des pratiques existants</w:t>
             </w:r>
           </w:p>
           <w:p>
@@ -7622,60 +6363,24 @@
                 <w:szCs w:val="28"/>
                 <w:lang w:val="fr-FR"/>
               </w:rPr>
-              <w:t xml:space="preserve">L’administrateur </w:t>
-            </w:r>
-            <w:proofErr w:type="spellStart"/>
-            <w:r>
-              <w:rPr>
-                <w:sz w:val="28"/>
-                <w:szCs w:val="28"/>
-                <w:lang w:val="fr-FR"/>
-              </w:rPr>
-              <w:t>clicke</w:t>
-            </w:r>
-            <w:proofErr w:type="spellEnd"/>
-            <w:r>
-              <w:rPr>
-                <w:sz w:val="28"/>
-                <w:szCs w:val="28"/>
-                <w:lang w:val="fr-FR"/>
-              </w:rPr>
-              <w:t xml:space="preserve"> sur le bouton « modifier »</w:t>
-            </w:r>
-          </w:p>
-          <w:p>
-            <w:pPr>
-              <w:rPr>
-                <w:sz w:val="28"/>
-                <w:szCs w:val="28"/>
-                <w:lang w:val="fr-FR"/>
-              </w:rPr>
-            </w:pPr>
-            <w:r>
-              <w:rPr>
-                <w:sz w:val="28"/>
-                <w:szCs w:val="28"/>
-                <w:lang w:val="fr-FR"/>
-              </w:rPr>
-              <w:t xml:space="preserve">L’administrateur saisie </w:t>
-            </w:r>
-            <w:proofErr w:type="gramStart"/>
-            <w:r>
-              <w:rPr>
-                <w:sz w:val="28"/>
-                <w:szCs w:val="28"/>
-                <w:lang w:val="fr-FR"/>
-              </w:rPr>
-              <w:t>les nouveaux informations</w:t>
-            </w:r>
-            <w:proofErr w:type="gramEnd"/>
-            <w:r>
-              <w:rPr>
-                <w:sz w:val="28"/>
-                <w:szCs w:val="28"/>
-                <w:lang w:val="fr-FR"/>
-              </w:rPr>
-              <w:t xml:space="preserve"> de pr</w:t>
+              <w:t>L’administrateur clicke sur le bouton « modifier »</w:t>
+            </w:r>
+          </w:p>
+          <w:p>
+            <w:pPr>
+              <w:rPr>
+                <w:sz w:val="28"/>
+                <w:szCs w:val="28"/>
+                <w:lang w:val="fr-FR"/>
+              </w:rPr>
+            </w:pPr>
+            <w:r>
+              <w:rPr>
+                <w:sz w:val="28"/>
+                <w:szCs w:val="28"/>
+                <w:lang w:val="fr-FR"/>
+              </w:rPr>
+              <w:t>L’administrateur saisie les nouveaux informations de pr</w:t>
             </w:r>
             <w:r>
               <w:rPr>
@@ -7717,107 +6422,42 @@
                 <w:szCs w:val="28"/>
                 <w:lang w:val="fr-FR"/>
               </w:rPr>
-              <w:t xml:space="preserve">Le </w:t>
-            </w:r>
-            <w:proofErr w:type="spellStart"/>
-            <w:r>
-              <w:rPr>
-                <w:sz w:val="28"/>
-                <w:szCs w:val="28"/>
-                <w:lang w:val="fr-FR"/>
-              </w:rPr>
-              <w:t>systéme</w:t>
-            </w:r>
-            <w:proofErr w:type="spellEnd"/>
-            <w:r>
-              <w:rPr>
-                <w:sz w:val="28"/>
-                <w:szCs w:val="28"/>
-                <w:lang w:val="fr-FR"/>
-              </w:rPr>
-              <w:t xml:space="preserve"> vérifie la validité des données</w:t>
-            </w:r>
-          </w:p>
-          <w:p>
-            <w:pPr>
-              <w:rPr>
-                <w:sz w:val="28"/>
-                <w:szCs w:val="28"/>
-                <w:lang w:val="fr-FR"/>
-              </w:rPr>
-            </w:pPr>
-            <w:r>
-              <w:rPr>
-                <w:sz w:val="28"/>
-                <w:szCs w:val="28"/>
-                <w:lang w:val="fr-FR"/>
-              </w:rPr>
-              <w:t xml:space="preserve">Le </w:t>
-            </w:r>
-            <w:proofErr w:type="spellStart"/>
-            <w:r>
-              <w:rPr>
-                <w:sz w:val="28"/>
-                <w:szCs w:val="28"/>
-                <w:lang w:val="fr-FR"/>
-              </w:rPr>
-              <w:t>systéme</w:t>
-            </w:r>
-            <w:proofErr w:type="spellEnd"/>
-            <w:r>
-              <w:rPr>
-                <w:sz w:val="28"/>
-                <w:szCs w:val="28"/>
-                <w:lang w:val="fr-FR"/>
-              </w:rPr>
-              <w:t xml:space="preserve"> enregistre les changements</w:t>
-            </w:r>
-          </w:p>
-          <w:p>
-            <w:pPr>
-              <w:rPr>
-                <w:sz w:val="28"/>
-                <w:szCs w:val="28"/>
-                <w:lang w:val="fr-FR"/>
-              </w:rPr>
-            </w:pPr>
-            <w:r>
-              <w:rPr>
-                <w:sz w:val="28"/>
-                <w:szCs w:val="28"/>
-                <w:lang w:val="fr-FR"/>
-              </w:rPr>
-              <w:lastRenderedPageBreak/>
-              <w:t xml:space="preserve">Le </w:t>
-            </w:r>
-            <w:proofErr w:type="spellStart"/>
-            <w:r>
-              <w:rPr>
-                <w:sz w:val="28"/>
-                <w:szCs w:val="28"/>
-                <w:lang w:val="fr-FR"/>
-              </w:rPr>
-              <w:t>systéme</w:t>
-            </w:r>
-            <w:proofErr w:type="spellEnd"/>
-            <w:r>
-              <w:rPr>
-                <w:sz w:val="28"/>
-                <w:szCs w:val="28"/>
-                <w:lang w:val="fr-FR"/>
-              </w:rPr>
-              <w:t xml:space="preserve"> affiche un message de </w:t>
-            </w:r>
-            <w:proofErr w:type="spellStart"/>
-            <w:r>
-              <w:rPr>
-                <w:sz w:val="28"/>
-                <w:szCs w:val="28"/>
-                <w:lang w:val="fr-FR"/>
-              </w:rPr>
-              <w:t>succés</w:t>
-            </w:r>
-            <w:proofErr w:type="spellEnd"/>
+              <w:t>Le systéme vérifie la validité des données</w:t>
+            </w:r>
+          </w:p>
+          <w:p>
+            <w:pPr>
+              <w:rPr>
+                <w:sz w:val="28"/>
+                <w:szCs w:val="28"/>
+                <w:lang w:val="fr-FR"/>
+              </w:rPr>
+            </w:pPr>
+            <w:r>
+              <w:rPr>
+                <w:sz w:val="28"/>
+                <w:szCs w:val="28"/>
+                <w:lang w:val="fr-FR"/>
+              </w:rPr>
+              <w:t>Le systéme enregistre les changements</w:t>
+            </w:r>
+          </w:p>
+          <w:p>
+            <w:pPr>
+              <w:rPr>
+                <w:sz w:val="28"/>
+                <w:szCs w:val="28"/>
+                <w:lang w:val="fr-FR"/>
+              </w:rPr>
+            </w:pPr>
+            <w:r>
+              <w:rPr>
+                <w:sz w:val="28"/>
+                <w:szCs w:val="28"/>
+                <w:lang w:val="fr-FR"/>
+              </w:rPr>
+              <w:t>Le systéme affiche un message de succés</w:t>
+            </w:r>
           </w:p>
         </w:tc>
       </w:tr>
@@ -7857,28 +6497,18 @@
                 <w:lang w:val="fr-FR"/>
               </w:rPr>
             </w:pPr>
-            <w:proofErr w:type="gramStart"/>
-            <w:r>
-              <w:rPr>
-                <w:sz w:val="28"/>
-                <w:szCs w:val="28"/>
-                <w:lang w:val="fr-FR"/>
-              </w:rPr>
-              <w:t>6.1)L’administrateur</w:t>
-            </w:r>
-            <w:proofErr w:type="gramEnd"/>
-            <w:r>
-              <w:rPr>
-                <w:sz w:val="28"/>
-                <w:szCs w:val="28"/>
-                <w:lang w:val="fr-FR"/>
-              </w:rPr>
-              <w:t xml:space="preserve"> annule la modification d’un pratique</w:t>
-            </w:r>
-          </w:p>
-          <w:p>
-            <w:pPr>
-              <w:pStyle w:val="Paragraphedeliste"/>
+            <w:r>
+              <w:rPr>
+                <w:sz w:val="28"/>
+                <w:szCs w:val="28"/>
+                <w:lang w:val="fr-FR"/>
+              </w:rPr>
+              <w:t>6.1)L’administrateur annule la modification d’un pratique</w:t>
+            </w:r>
+          </w:p>
+          <w:p>
+            <w:pPr>
+              <w:pStyle w:val="ListParagraph"/>
               <w:numPr>
                 <w:ilvl w:val="0"/>
                 <w:numId w:val="6"/>
@@ -7914,28 +6544,18 @@
                 <w:lang w:val="fr-FR"/>
               </w:rPr>
             </w:pPr>
-            <w:proofErr w:type="gramStart"/>
-            <w:r>
-              <w:rPr>
-                <w:sz w:val="28"/>
-                <w:szCs w:val="28"/>
-                <w:lang w:val="fr-FR"/>
-              </w:rPr>
-              <w:t>7.1)tous</w:t>
-            </w:r>
-            <w:proofErr w:type="gramEnd"/>
-            <w:r>
-              <w:rPr>
-                <w:sz w:val="28"/>
-                <w:szCs w:val="28"/>
-                <w:lang w:val="fr-FR"/>
-              </w:rPr>
-              <w:t xml:space="preserve"> les champs ne sont pas remplis :</w:t>
-            </w:r>
-          </w:p>
-          <w:p>
-            <w:pPr>
-              <w:pStyle w:val="Paragraphedeliste"/>
+            <w:r>
+              <w:rPr>
+                <w:sz w:val="28"/>
+                <w:szCs w:val="28"/>
+                <w:lang w:val="fr-FR"/>
+              </w:rPr>
+              <w:t>7.1)tous les champs ne sont pas remplis :</w:t>
+            </w:r>
+          </w:p>
+          <w:p>
+            <w:pPr>
+              <w:pStyle w:val="ListParagraph"/>
               <w:numPr>
                 <w:ilvl w:val="0"/>
                 <w:numId w:val="6"/>
@@ -7952,25 +6572,7 @@
                 <w:szCs w:val="28"/>
                 <w:lang w:val="fr-FR"/>
               </w:rPr>
-              <w:t xml:space="preserve">Le </w:t>
-            </w:r>
-            <w:proofErr w:type="spellStart"/>
-            <w:r>
-              <w:rPr>
-                <w:sz w:val="28"/>
-                <w:szCs w:val="28"/>
-                <w:lang w:val="fr-FR"/>
-              </w:rPr>
-              <w:t>systéme</w:t>
-            </w:r>
-            <w:proofErr w:type="spellEnd"/>
-            <w:r>
-              <w:rPr>
-                <w:sz w:val="28"/>
-                <w:szCs w:val="28"/>
-                <w:lang w:val="fr-FR"/>
-              </w:rPr>
-              <w:t xml:space="preserve"> affiche un message d’erreur</w:t>
+              <w:t>Le systéme affiche un message d’erreur</w:t>
             </w:r>
           </w:p>
         </w:tc>
@@ -8028,34 +6630,12 @@
           <w:szCs w:val="28"/>
           <w:lang w:val="fr-FR"/>
         </w:rPr>
-        <w:t xml:space="preserve">2.7/CU ajouter </w:t>
-      </w:r>
-      <w:proofErr w:type="spellStart"/>
-      <w:r>
-        <w:rPr>
-          <w:b/>
-          <w:bCs/>
-          <w:sz w:val="28"/>
-          <w:szCs w:val="28"/>
-          <w:lang w:val="fr-FR"/>
-        </w:rPr>
-        <w:t>critére</w:t>
-      </w:r>
-      <w:proofErr w:type="spellEnd"/>
-      <w:r>
-        <w:rPr>
-          <w:b/>
-          <w:bCs/>
-          <w:sz w:val="28"/>
-          <w:szCs w:val="28"/>
-          <w:lang w:val="fr-FR"/>
-        </w:rPr>
-        <w:t> :</w:t>
+        <w:t>2.7/CU ajouter critére :</w:t>
       </w:r>
     </w:p>
     <w:tbl>
       <w:tblPr>
-        <w:tblStyle w:val="Grilledutableau"/>
+        <w:tblStyle w:val="TableGrid"/>
         <w:tblW w:w="11482" w:type="dxa"/>
         <w:tblInd w:w="-1281" w:type="dxa"/>
         <w:tblLook w:val="04A0" w:firstRow="1" w:lastRow="0" w:firstColumn="1" w:lastColumn="0" w:noHBand="0" w:noVBand="1"/>
@@ -8105,18 +6685,8 @@
                 <w:szCs w:val="28"/>
                 <w:lang w:val="fr-FR"/>
               </w:rPr>
-              <w:t xml:space="preserve">Ajouter </w:t>
-            </w:r>
-            <w:proofErr w:type="spellStart"/>
-            <w:r>
-              <w:rPr>
-                <w:sz w:val="28"/>
-                <w:szCs w:val="28"/>
-                <w:lang w:val="fr-FR"/>
-              </w:rPr>
-              <w:t>critére</w:t>
-            </w:r>
-            <w:proofErr w:type="spellEnd"/>
+              <w:t>Ajouter critére</w:t>
+            </w:r>
           </w:p>
         </w:tc>
       </w:tr>
@@ -8160,39 +6730,7 @@
                 <w:sz w:val="28"/>
                 <w:szCs w:val="28"/>
               </w:rPr>
-              <w:t xml:space="preserve">Acteur </w:t>
-            </w:r>
-            <w:proofErr w:type="gramStart"/>
-            <w:r>
-              <w:rPr>
-                <w:sz w:val="28"/>
-                <w:szCs w:val="28"/>
-              </w:rPr>
-              <w:t>principal :</w:t>
-            </w:r>
-            <w:proofErr w:type="gramEnd"/>
-            <w:r>
-              <w:rPr>
-                <w:sz w:val="28"/>
-                <w:szCs w:val="28"/>
-              </w:rPr>
-              <w:t xml:space="preserve"> </w:t>
-            </w:r>
-            <w:proofErr w:type="spellStart"/>
-            <w:r>
-              <w:rPr>
-                <w:sz w:val="28"/>
-                <w:szCs w:val="28"/>
-              </w:rPr>
-              <w:t>Administrateur</w:t>
-            </w:r>
-            <w:proofErr w:type="spellEnd"/>
-            <w:r>
-              <w:rPr>
-                <w:sz w:val="28"/>
-                <w:szCs w:val="28"/>
-              </w:rPr>
-              <w:t xml:space="preserve"> central</w:t>
+              <w:t>Acteur principal : Administrateur central</w:t>
             </w:r>
           </w:p>
         </w:tc>
@@ -8248,7 +6786,6 @@
               </w:rPr>
               <w:t xml:space="preserve">d’ajouter un nouveau </w:t>
             </w:r>
-            <w:proofErr w:type="spellStart"/>
             <w:r>
               <w:rPr>
                 <w:sz w:val="28"/>
@@ -8257,7 +6794,6 @@
               </w:rPr>
               <w:t>critére</w:t>
             </w:r>
-            <w:proofErr w:type="spellEnd"/>
             <w:r>
               <w:rPr>
                 <w:sz w:val="28"/>
@@ -8292,7 +6828,6 @@
                 <w:szCs w:val="28"/>
               </w:rPr>
             </w:pPr>
-            <w:proofErr w:type="spellStart"/>
             <w:r>
               <w:rPr>
                 <w:sz w:val="28"/>
@@ -8300,7 +6835,6 @@
               </w:rPr>
               <w:t>Préconditions</w:t>
             </w:r>
-            <w:proofErr w:type="spellEnd"/>
           </w:p>
         </w:tc>
         <w:tc>
@@ -8409,18 +6943,8 @@
                 <w:szCs w:val="28"/>
                 <w:lang w:val="fr-FR"/>
               </w:rPr>
-              <w:t xml:space="preserve">e </w:t>
-            </w:r>
-            <w:proofErr w:type="spellStart"/>
-            <w:r>
-              <w:rPr>
-                <w:sz w:val="28"/>
-                <w:szCs w:val="28"/>
-                <w:lang w:val="fr-FR"/>
-              </w:rPr>
-              <w:t>critére</w:t>
-            </w:r>
-            <w:proofErr w:type="spellEnd"/>
+              <w:t>e critére</w:t>
+            </w:r>
             <w:r>
               <w:rPr>
                 <w:sz w:val="28"/>
@@ -8453,18 +6977,8 @@
                 <w:szCs w:val="28"/>
                 <w:lang w:val="fr-FR"/>
               </w:rPr>
-              <w:t xml:space="preserve">e </w:t>
-            </w:r>
-            <w:proofErr w:type="spellStart"/>
-            <w:r>
-              <w:rPr>
-                <w:sz w:val="28"/>
-                <w:szCs w:val="28"/>
-                <w:lang w:val="fr-FR"/>
-              </w:rPr>
-              <w:t>critére</w:t>
-            </w:r>
-            <w:proofErr w:type="spellEnd"/>
+              <w:t>e critére</w:t>
+            </w:r>
             <w:r>
               <w:rPr>
                 <w:sz w:val="28"/>
@@ -8515,7 +7029,6 @@
                 <w:lang w:val="fr-FR"/>
               </w:rPr>
             </w:pPr>
-            <w:proofErr w:type="spellStart"/>
             <w:r>
               <w:rPr>
                 <w:sz w:val="28"/>
@@ -8536,15 +7049,7 @@
                 <w:sz w:val="28"/>
                 <w:szCs w:val="28"/>
               </w:rPr>
-              <w:t>nario</w:t>
-            </w:r>
-            <w:proofErr w:type="spellEnd"/>
-            <w:r>
-              <w:rPr>
-                <w:sz w:val="28"/>
-                <w:szCs w:val="28"/>
-              </w:rPr>
-              <w:t xml:space="preserve"> Principal</w:t>
+              <w:t>nario Principal</w:t>
             </w:r>
           </w:p>
         </w:tc>
@@ -8554,7 +7059,7 @@
           </w:tcPr>
           <w:p>
             <w:pPr>
-              <w:pStyle w:val="Paragraphedeliste"/>
+              <w:pStyle w:val="ListParagraph"/>
               <w:numPr>
                 <w:ilvl w:val="0"/>
                 <w:numId w:val="14"/>
@@ -8592,7 +7097,7 @@
           </w:p>
           <w:p>
             <w:pPr>
-              <w:pStyle w:val="Paragraphedeliste"/>
+              <w:pStyle w:val="ListParagraph"/>
               <w:numPr>
                 <w:ilvl w:val="0"/>
                 <w:numId w:val="14"/>
@@ -8609,66 +7114,12 @@
                 <w:szCs w:val="28"/>
                 <w:lang w:val="fr-FR"/>
               </w:rPr>
-              <w:t xml:space="preserve">L’administrateur </w:t>
-            </w:r>
-            <w:proofErr w:type="spellStart"/>
-            <w:r>
-              <w:rPr>
-                <w:sz w:val="28"/>
-                <w:szCs w:val="28"/>
-                <w:lang w:val="fr-FR"/>
-              </w:rPr>
-              <w:t>clicke</w:t>
-            </w:r>
-            <w:proofErr w:type="spellEnd"/>
-            <w:r>
-              <w:rPr>
-                <w:sz w:val="28"/>
-                <w:szCs w:val="28"/>
-                <w:lang w:val="fr-FR"/>
-              </w:rPr>
-              <w:t xml:space="preserve"> sur </w:t>
-            </w:r>
-            <w:proofErr w:type="spellStart"/>
-            <w:r>
-              <w:rPr>
-                <w:sz w:val="28"/>
-                <w:szCs w:val="28"/>
-                <w:lang w:val="fr-FR"/>
-              </w:rPr>
-              <w:t>sur</w:t>
-            </w:r>
-            <w:proofErr w:type="spellEnd"/>
-            <w:r>
-              <w:rPr>
-                <w:sz w:val="28"/>
-                <w:szCs w:val="28"/>
-                <w:lang w:val="fr-FR"/>
-              </w:rPr>
-              <w:t xml:space="preserve"> « ajouter </w:t>
-            </w:r>
-            <w:proofErr w:type="spellStart"/>
-            <w:r>
-              <w:rPr>
-                <w:sz w:val="28"/>
-                <w:szCs w:val="28"/>
-                <w:lang w:val="fr-FR"/>
-              </w:rPr>
-              <w:t>critére</w:t>
-            </w:r>
-            <w:proofErr w:type="spellEnd"/>
-            <w:r>
-              <w:rPr>
-                <w:sz w:val="28"/>
-                <w:szCs w:val="28"/>
-                <w:lang w:val="fr-FR"/>
-              </w:rPr>
-              <w:t> »</w:t>
-            </w:r>
-          </w:p>
-          <w:p>
-            <w:pPr>
-              <w:pStyle w:val="Paragraphedeliste"/>
+              <w:t>L’administrateur clicke sur sur « ajouter critére »</w:t>
+            </w:r>
+          </w:p>
+          <w:p>
+            <w:pPr>
+              <w:pStyle w:val="ListParagraph"/>
               <w:numPr>
                 <w:ilvl w:val="0"/>
                 <w:numId w:val="14"/>
@@ -8690,7 +7141,7 @@
           </w:p>
           <w:p>
             <w:pPr>
-              <w:pStyle w:val="Paragraphedeliste"/>
+              <w:pStyle w:val="ListParagraph"/>
               <w:numPr>
                 <w:ilvl w:val="0"/>
                 <w:numId w:val="14"/>
@@ -8707,30 +7158,12 @@
                 <w:szCs w:val="28"/>
                 <w:lang w:val="fr-FR"/>
               </w:rPr>
-              <w:t xml:space="preserve">L’administrateur saisit </w:t>
-            </w:r>
-            <w:proofErr w:type="gramStart"/>
-            <w:r>
-              <w:rPr>
-                <w:sz w:val="28"/>
-                <w:szCs w:val="28"/>
-                <w:lang w:val="fr-FR"/>
-              </w:rPr>
-              <w:t>les informations nécessaire</w:t>
-            </w:r>
-            <w:proofErr w:type="gramEnd"/>
-            <w:r>
-              <w:rPr>
-                <w:sz w:val="28"/>
-                <w:szCs w:val="28"/>
-                <w:lang w:val="fr-FR"/>
-              </w:rPr>
-              <w:t> :</w:t>
-            </w:r>
-          </w:p>
-          <w:p>
-            <w:pPr>
-              <w:pStyle w:val="Paragraphedeliste"/>
+              <w:t>L’administrateur saisit les informations nécessaire :</w:t>
+            </w:r>
+          </w:p>
+          <w:p>
+            <w:pPr>
+              <w:pStyle w:val="ListParagraph"/>
               <w:numPr>
                 <w:ilvl w:val="0"/>
                 <w:numId w:val="6"/>
@@ -8752,7 +7185,7 @@
           </w:p>
           <w:p>
             <w:pPr>
-              <w:pStyle w:val="Paragraphedeliste"/>
+              <w:pStyle w:val="ListParagraph"/>
               <w:numPr>
                 <w:ilvl w:val="0"/>
                 <w:numId w:val="6"/>
@@ -8774,7 +7207,7 @@
           </w:p>
           <w:p>
             <w:pPr>
-              <w:pStyle w:val="Paragraphedeliste"/>
+              <w:pStyle w:val="ListParagraph"/>
               <w:numPr>
                 <w:ilvl w:val="0"/>
                 <w:numId w:val="14"/>
@@ -8791,48 +7224,12 @@
                 <w:szCs w:val="28"/>
                 <w:lang w:val="fr-FR"/>
               </w:rPr>
-              <w:t xml:space="preserve">L’administrateur </w:t>
-            </w:r>
-            <w:proofErr w:type="spellStart"/>
-            <w:r>
-              <w:rPr>
-                <w:sz w:val="28"/>
-                <w:szCs w:val="28"/>
-                <w:lang w:val="fr-FR"/>
-              </w:rPr>
-              <w:t>clicke</w:t>
-            </w:r>
-            <w:proofErr w:type="spellEnd"/>
-            <w:r>
-              <w:rPr>
-                <w:sz w:val="28"/>
-                <w:szCs w:val="28"/>
-                <w:lang w:val="fr-FR"/>
-              </w:rPr>
-              <w:t xml:space="preserve"> sur le </w:t>
-            </w:r>
-            <w:proofErr w:type="spellStart"/>
-            <w:r>
-              <w:rPr>
-                <w:sz w:val="28"/>
-                <w:szCs w:val="28"/>
-                <w:lang w:val="fr-FR"/>
-              </w:rPr>
-              <w:t>button</w:t>
-            </w:r>
-            <w:proofErr w:type="spellEnd"/>
-            <w:r>
-              <w:rPr>
-                <w:sz w:val="28"/>
-                <w:szCs w:val="28"/>
-                <w:lang w:val="fr-FR"/>
-              </w:rPr>
-              <w:t> « confirmer »</w:t>
-            </w:r>
-          </w:p>
-          <w:p>
-            <w:pPr>
-              <w:pStyle w:val="Paragraphedeliste"/>
+              <w:t>L’administrateur clicke sur le button « confirmer »</w:t>
+            </w:r>
+          </w:p>
+          <w:p>
+            <w:pPr>
+              <w:pStyle w:val="ListParagraph"/>
               <w:numPr>
                 <w:ilvl w:val="0"/>
                 <w:numId w:val="14"/>
@@ -8849,30 +7246,12 @@
                 <w:szCs w:val="28"/>
                 <w:lang w:val="fr-FR"/>
               </w:rPr>
-              <w:t xml:space="preserve">Le </w:t>
-            </w:r>
-            <w:proofErr w:type="spellStart"/>
-            <w:r>
-              <w:rPr>
-                <w:sz w:val="28"/>
-                <w:szCs w:val="28"/>
-                <w:lang w:val="fr-FR"/>
-              </w:rPr>
-              <w:t>systéme</w:t>
-            </w:r>
-            <w:proofErr w:type="spellEnd"/>
-            <w:r>
-              <w:rPr>
-                <w:sz w:val="28"/>
-                <w:szCs w:val="28"/>
-                <w:lang w:val="fr-FR"/>
-              </w:rPr>
-              <w:t xml:space="preserve"> vérifie tous les champs sont remplis</w:t>
-            </w:r>
-          </w:p>
-          <w:p>
-            <w:pPr>
-              <w:pStyle w:val="Paragraphedeliste"/>
+              <w:t>Le systéme vérifie tous les champs sont remplis</w:t>
+            </w:r>
+          </w:p>
+          <w:p>
+            <w:pPr>
+              <w:pStyle w:val="ListParagraph"/>
               <w:numPr>
                 <w:ilvl w:val="0"/>
                 <w:numId w:val="14"/>
@@ -8891,7 +7270,6 @@
               </w:rPr>
               <w:t xml:space="preserve">Le système enregistre le </w:t>
             </w:r>
-            <w:proofErr w:type="spellStart"/>
             <w:r>
               <w:rPr>
                 <w:sz w:val="28"/>
@@ -8900,7 +7278,6 @@
               </w:rPr>
               <w:t>critére</w:t>
             </w:r>
-            <w:proofErr w:type="spellEnd"/>
             <w:r>
               <w:rPr>
                 <w:sz w:val="28"/>
@@ -8912,7 +7289,7 @@
           </w:p>
           <w:p>
             <w:pPr>
-              <w:pStyle w:val="Paragraphedeliste"/>
+              <w:pStyle w:val="ListParagraph"/>
               <w:numPr>
                 <w:ilvl w:val="0"/>
                 <w:numId w:val="14"/>
@@ -8929,30 +7306,12 @@
                 <w:szCs w:val="28"/>
                 <w:lang w:val="fr-FR"/>
               </w:rPr>
-              <w:t xml:space="preserve">Le </w:t>
-            </w:r>
-            <w:proofErr w:type="spellStart"/>
-            <w:r>
-              <w:rPr>
-                <w:sz w:val="28"/>
-                <w:szCs w:val="28"/>
-                <w:lang w:val="fr-FR"/>
-              </w:rPr>
-              <w:t>systéme</w:t>
-            </w:r>
-            <w:proofErr w:type="spellEnd"/>
-            <w:r>
-              <w:rPr>
-                <w:sz w:val="28"/>
-                <w:szCs w:val="28"/>
-                <w:lang w:val="fr-FR"/>
-              </w:rPr>
-              <w:t xml:space="preserve"> affiche un message de confirmation</w:t>
-            </w:r>
-          </w:p>
-          <w:p>
-            <w:pPr>
-              <w:pStyle w:val="Paragraphedeliste"/>
+              <w:t>Le systéme affiche un message de confirmation</w:t>
+            </w:r>
+          </w:p>
+          <w:p>
+            <w:pPr>
+              <w:pStyle w:val="ListParagraph"/>
               <w:numPr>
                 <w:ilvl w:val="0"/>
                 <w:numId w:val="14"/>
@@ -8969,43 +7328,7 @@
                 <w:szCs w:val="28"/>
                 <w:lang w:val="fr-FR"/>
               </w:rPr>
-              <w:t xml:space="preserve">Le </w:t>
-            </w:r>
-            <w:proofErr w:type="spellStart"/>
-            <w:r>
-              <w:rPr>
-                <w:sz w:val="28"/>
-                <w:szCs w:val="28"/>
-                <w:lang w:val="fr-FR"/>
-              </w:rPr>
-              <w:t>systéme</w:t>
-            </w:r>
-            <w:proofErr w:type="spellEnd"/>
-            <w:r>
-              <w:rPr>
-                <w:sz w:val="28"/>
-                <w:szCs w:val="28"/>
-                <w:lang w:val="fr-FR"/>
-              </w:rPr>
-              <w:t xml:space="preserve"> affiche le nouveau </w:t>
-            </w:r>
-            <w:proofErr w:type="spellStart"/>
-            <w:r>
-              <w:rPr>
-                <w:sz w:val="28"/>
-                <w:szCs w:val="28"/>
-                <w:lang w:val="fr-FR"/>
-              </w:rPr>
-              <w:t>critére</w:t>
-            </w:r>
-            <w:proofErr w:type="spellEnd"/>
-            <w:r>
-              <w:rPr>
-                <w:sz w:val="28"/>
-                <w:szCs w:val="28"/>
-                <w:lang w:val="fr-FR"/>
-              </w:rPr>
-              <w:t xml:space="preserve"> associé à pratique choisie</w:t>
+              <w:t>Le systéme affiche le nouveau critére associé à pratique choisie</w:t>
             </w:r>
           </w:p>
         </w:tc>
@@ -9045,7 +7368,6 @@
                 <w:lang w:val="fr-FR"/>
               </w:rPr>
             </w:pPr>
-            <w:proofErr w:type="gramStart"/>
             <w:r>
               <w:rPr>
                 <w:sz w:val="28"/>
@@ -9060,31 +7382,12 @@
                 <w:szCs w:val="28"/>
                 <w:lang w:val="fr-FR"/>
               </w:rPr>
-              <w:t>.1)L’administrateur</w:t>
-            </w:r>
-            <w:proofErr w:type="gramEnd"/>
-            <w:r>
-              <w:rPr>
-                <w:sz w:val="28"/>
-                <w:szCs w:val="28"/>
-                <w:lang w:val="fr-FR"/>
-              </w:rPr>
-              <w:t xml:space="preserve"> annule l’ajout d’un </w:t>
-            </w:r>
-            <w:proofErr w:type="spellStart"/>
-            <w:r>
-              <w:rPr>
-                <w:sz w:val="28"/>
-                <w:szCs w:val="28"/>
-                <w:lang w:val="fr-FR"/>
-              </w:rPr>
-              <w:t>critére</w:t>
-            </w:r>
-            <w:proofErr w:type="spellEnd"/>
-          </w:p>
-          <w:p>
-            <w:pPr>
-              <w:pStyle w:val="Paragraphedeliste"/>
+              <w:t>.1)L’administrateur annule l’ajout d’un critére</w:t>
+            </w:r>
+          </w:p>
+          <w:p>
+            <w:pPr>
+              <w:pStyle w:val="ListParagraph"/>
               <w:numPr>
                 <w:ilvl w:val="0"/>
                 <w:numId w:val="6"/>
@@ -9112,14 +7415,12 @@
                 <w:lang w:val="fr-FR"/>
               </w:rPr>
             </w:pPr>
-            <w:proofErr w:type="gramStart"/>
-            <w:r>
-              <w:rPr>
-                <w:sz w:val="28"/>
-                <w:szCs w:val="28"/>
-                <w:lang w:val="fr-FR"/>
-              </w:rPr>
-              <w:lastRenderedPageBreak/>
+            <w:r>
+              <w:rPr>
+                <w:sz w:val="28"/>
+                <w:szCs w:val="28"/>
+                <w:lang w:val="fr-FR"/>
+              </w:rPr>
               <w:t>6</w:t>
             </w:r>
             <w:r>
@@ -9128,21 +7429,12 @@
                 <w:szCs w:val="28"/>
                 <w:lang w:val="fr-FR"/>
               </w:rPr>
-              <w:t>.1)Tous</w:t>
-            </w:r>
-            <w:proofErr w:type="gramEnd"/>
-            <w:r>
-              <w:rPr>
-                <w:sz w:val="28"/>
-                <w:szCs w:val="28"/>
-                <w:lang w:val="fr-FR"/>
-              </w:rPr>
-              <w:t xml:space="preserve"> les champs non pas remplis</w:t>
-            </w:r>
-          </w:p>
-          <w:p>
-            <w:pPr>
-              <w:pStyle w:val="Paragraphedeliste"/>
+              <w:t>.1)Tous les champs non pas remplis</w:t>
+            </w:r>
+          </w:p>
+          <w:p>
+            <w:pPr>
+              <w:pStyle w:val="ListParagraph"/>
               <w:numPr>
                 <w:ilvl w:val="0"/>
                 <w:numId w:val="5"/>
@@ -9159,36 +7451,18 @@
                 <w:szCs w:val="28"/>
                 <w:lang w:val="fr-FR"/>
               </w:rPr>
-              <w:t xml:space="preserve">Le </w:t>
-            </w:r>
-            <w:proofErr w:type="spellStart"/>
-            <w:r>
-              <w:rPr>
-                <w:sz w:val="28"/>
-                <w:szCs w:val="28"/>
-                <w:lang w:val="fr-FR"/>
-              </w:rPr>
-              <w:t>systéme</w:t>
-            </w:r>
-            <w:proofErr w:type="spellEnd"/>
-            <w:r>
-              <w:rPr>
-                <w:sz w:val="28"/>
-                <w:szCs w:val="28"/>
-                <w:lang w:val="fr-FR"/>
-              </w:rPr>
-              <w:t xml:space="preserve"> affiche une demande de remplir tous les champs</w:t>
-            </w:r>
-          </w:p>
-          <w:p>
-            <w:pPr>
-              <w:rPr>
-                <w:sz w:val="28"/>
-                <w:szCs w:val="28"/>
-                <w:lang w:val="fr-FR"/>
-              </w:rPr>
-            </w:pPr>
-            <w:proofErr w:type="gramStart"/>
+              <w:lastRenderedPageBreak/>
+              <w:t>Le systéme affiche une demande de remplir tous les champs</w:t>
+            </w:r>
+          </w:p>
+          <w:p>
+            <w:pPr>
+              <w:rPr>
+                <w:sz w:val="28"/>
+                <w:szCs w:val="28"/>
+                <w:lang w:val="fr-FR"/>
+              </w:rPr>
+            </w:pPr>
             <w:r>
               <w:rPr>
                 <w:sz w:val="28"/>
@@ -9203,39 +7477,12 @@
                 <w:szCs w:val="28"/>
                 <w:lang w:val="fr-FR"/>
               </w:rPr>
-              <w:t>.1)Le</w:t>
-            </w:r>
-            <w:proofErr w:type="gramEnd"/>
-            <w:r>
-              <w:rPr>
-                <w:sz w:val="28"/>
-                <w:szCs w:val="28"/>
-                <w:lang w:val="fr-FR"/>
-              </w:rPr>
-              <w:t xml:space="preserve"> </w:t>
-            </w:r>
-            <w:proofErr w:type="spellStart"/>
-            <w:r>
-              <w:rPr>
-                <w:sz w:val="28"/>
-                <w:szCs w:val="28"/>
-                <w:lang w:val="fr-FR"/>
-              </w:rPr>
-              <w:t>critére</w:t>
-            </w:r>
-            <w:proofErr w:type="spellEnd"/>
-            <w:r>
-              <w:rPr>
-                <w:sz w:val="28"/>
-                <w:szCs w:val="28"/>
-                <w:lang w:val="fr-FR"/>
-              </w:rPr>
-              <w:t xml:space="preserve"> existe déjà</w:t>
-            </w:r>
-          </w:p>
-          <w:p>
-            <w:pPr>
-              <w:pStyle w:val="Paragraphedeliste"/>
+              <w:t>.1)Le critére existe déjà</w:t>
+            </w:r>
+          </w:p>
+          <w:p>
+            <w:pPr>
+              <w:pStyle w:val="ListParagraph"/>
               <w:numPr>
                 <w:ilvl w:val="0"/>
                 <w:numId w:val="5"/>
@@ -9252,43 +7499,7 @@
                 <w:szCs w:val="28"/>
                 <w:lang w:val="fr-FR"/>
               </w:rPr>
-              <w:t xml:space="preserve">Le </w:t>
-            </w:r>
-            <w:proofErr w:type="spellStart"/>
-            <w:r>
-              <w:rPr>
-                <w:sz w:val="28"/>
-                <w:szCs w:val="28"/>
-                <w:lang w:val="fr-FR"/>
-              </w:rPr>
-              <w:t>systéme</w:t>
-            </w:r>
-            <w:proofErr w:type="spellEnd"/>
-            <w:r>
-              <w:rPr>
-                <w:sz w:val="28"/>
-                <w:szCs w:val="28"/>
-                <w:lang w:val="fr-FR"/>
-              </w:rPr>
-              <w:t xml:space="preserve"> affiche un message d’</w:t>
-            </w:r>
-            <w:proofErr w:type="spellStart"/>
-            <w:r>
-              <w:rPr>
-                <w:sz w:val="28"/>
-                <w:szCs w:val="28"/>
-                <w:lang w:val="fr-FR"/>
-              </w:rPr>
-              <w:t>error</w:t>
-            </w:r>
-            <w:proofErr w:type="spellEnd"/>
-            <w:r>
-              <w:rPr>
-                <w:sz w:val="28"/>
-                <w:szCs w:val="28"/>
-                <w:lang w:val="fr-FR"/>
-              </w:rPr>
-              <w:t> </w:t>
+              <w:t>Le systéme affiche un message d’error </w:t>
             </w:r>
           </w:p>
         </w:tc>
@@ -9368,7 +7579,6 @@
         <w:tab/>
         <w:t xml:space="preserve">2.8/CU supprimer </w:t>
       </w:r>
-      <w:proofErr w:type="spellStart"/>
       <w:r>
         <w:rPr>
           <w:b/>
@@ -9379,7 +7589,6 @@
         </w:rPr>
         <w:t>critére</w:t>
       </w:r>
-      <w:proofErr w:type="spellEnd"/>
       <w:r>
         <w:rPr>
           <w:b/>
@@ -9393,7 +7602,7 @@
     </w:p>
     <w:tbl>
       <w:tblPr>
-        <w:tblStyle w:val="Grilledutableau"/>
+        <w:tblStyle w:val="TableGrid"/>
         <w:tblW w:w="11482" w:type="dxa"/>
         <w:tblInd w:w="-1281" w:type="dxa"/>
         <w:tblLook w:val="04A0" w:firstRow="1" w:lastRow="0" w:firstColumn="1" w:lastColumn="0" w:noHBand="0" w:noVBand="1"/>
@@ -9443,18 +7652,8 @@
                 <w:szCs w:val="28"/>
                 <w:lang w:val="fr-FR"/>
               </w:rPr>
-              <w:t xml:space="preserve">Supprimer </w:t>
-            </w:r>
-            <w:proofErr w:type="spellStart"/>
-            <w:r>
-              <w:rPr>
-                <w:sz w:val="28"/>
-                <w:szCs w:val="28"/>
-                <w:lang w:val="fr-FR"/>
-              </w:rPr>
-              <w:t>critére</w:t>
-            </w:r>
-            <w:proofErr w:type="spellEnd"/>
+              <w:t>Supprimer critére</w:t>
+            </w:r>
           </w:p>
         </w:tc>
       </w:tr>
@@ -9498,39 +7697,7 @@
                 <w:sz w:val="28"/>
                 <w:szCs w:val="28"/>
               </w:rPr>
-              <w:t xml:space="preserve">Acteur </w:t>
-            </w:r>
-            <w:proofErr w:type="gramStart"/>
-            <w:r>
-              <w:rPr>
-                <w:sz w:val="28"/>
-                <w:szCs w:val="28"/>
-              </w:rPr>
-              <w:t>principal :</w:t>
-            </w:r>
-            <w:proofErr w:type="gramEnd"/>
-            <w:r>
-              <w:rPr>
-                <w:sz w:val="28"/>
-                <w:szCs w:val="28"/>
-              </w:rPr>
-              <w:t xml:space="preserve"> </w:t>
-            </w:r>
-            <w:proofErr w:type="spellStart"/>
-            <w:r>
-              <w:rPr>
-                <w:sz w:val="28"/>
-                <w:szCs w:val="28"/>
-              </w:rPr>
-              <w:t>Administrateur</w:t>
-            </w:r>
-            <w:proofErr w:type="spellEnd"/>
-            <w:r>
-              <w:rPr>
-                <w:sz w:val="28"/>
-                <w:szCs w:val="28"/>
-              </w:rPr>
-              <w:t xml:space="preserve"> central</w:t>
+              <w:t>Acteur principal : Administrateur central</w:t>
             </w:r>
           </w:p>
         </w:tc>
@@ -9592,18 +7759,8 @@
                 <w:szCs w:val="28"/>
                 <w:lang w:val="fr-FR"/>
               </w:rPr>
-              <w:t xml:space="preserve">e supprimer un </w:t>
-            </w:r>
-            <w:proofErr w:type="spellStart"/>
-            <w:r>
-              <w:rPr>
-                <w:sz w:val="28"/>
-                <w:szCs w:val="28"/>
-                <w:lang w:val="fr-FR"/>
-              </w:rPr>
-              <w:t>critére</w:t>
-            </w:r>
-            <w:proofErr w:type="spellEnd"/>
+              <w:t>e supprimer un critére</w:t>
+            </w:r>
             <w:r>
               <w:rPr>
                 <w:sz w:val="28"/>
@@ -9646,7 +7803,6 @@
                 <w:szCs w:val="28"/>
               </w:rPr>
             </w:pPr>
-            <w:proofErr w:type="spellStart"/>
             <w:r>
               <w:rPr>
                 <w:sz w:val="28"/>
@@ -9654,7 +7810,6 @@
               </w:rPr>
               <w:t>Préconditions</w:t>
             </w:r>
-            <w:proofErr w:type="spellEnd"/>
           </w:p>
         </w:tc>
         <w:tc>
@@ -9743,25 +7898,7 @@
                 <w:szCs w:val="28"/>
                 <w:lang w:val="fr-FR"/>
               </w:rPr>
-              <w:t xml:space="preserve">Il existe au moins un </w:t>
-            </w:r>
-            <w:proofErr w:type="spellStart"/>
-            <w:r>
-              <w:rPr>
-                <w:sz w:val="28"/>
-                <w:szCs w:val="28"/>
-                <w:lang w:val="fr-FR"/>
-              </w:rPr>
-              <w:t>critére</w:t>
-            </w:r>
-            <w:proofErr w:type="spellEnd"/>
-            <w:r>
-              <w:rPr>
-                <w:sz w:val="28"/>
-                <w:szCs w:val="28"/>
-                <w:lang w:val="fr-FR"/>
-              </w:rPr>
-              <w:t xml:space="preserve"> associé à pratique choisie</w:t>
+              <w:t>Il existe au moins un critére associé à pratique choisie</w:t>
             </w:r>
           </w:p>
         </w:tc>
@@ -9811,7 +7948,6 @@
               </w:rPr>
               <w:t xml:space="preserve">Le </w:t>
             </w:r>
-            <w:proofErr w:type="spellStart"/>
             <w:r>
               <w:rPr>
                 <w:sz w:val="28"/>
@@ -9820,7 +7956,6 @@
               </w:rPr>
               <w:t>critére</w:t>
             </w:r>
-            <w:proofErr w:type="spellEnd"/>
             <w:r>
               <w:rPr>
                 <w:sz w:val="28"/>
@@ -9863,7 +7998,6 @@
                 <w:lang w:val="fr-FR"/>
               </w:rPr>
             </w:pPr>
-            <w:proofErr w:type="spellStart"/>
             <w:r>
               <w:rPr>
                 <w:sz w:val="28"/>
@@ -9884,15 +8018,7 @@
                 <w:sz w:val="28"/>
                 <w:szCs w:val="28"/>
               </w:rPr>
-              <w:t>nario</w:t>
-            </w:r>
-            <w:proofErr w:type="spellEnd"/>
-            <w:r>
-              <w:rPr>
-                <w:sz w:val="28"/>
-                <w:szCs w:val="28"/>
-              </w:rPr>
-              <w:t xml:space="preserve"> Principal</w:t>
+              <w:t>nario Principal</w:t>
             </w:r>
           </w:p>
         </w:tc>
@@ -9902,7 +8028,7 @@
           </w:tcPr>
           <w:p>
             <w:pPr>
-              <w:pStyle w:val="Paragraphedeliste"/>
+              <w:pStyle w:val="ListParagraph"/>
               <w:numPr>
                 <w:ilvl w:val="0"/>
                 <w:numId w:val="13"/>
@@ -9919,25 +8045,7 @@
                 <w:szCs w:val="28"/>
                 <w:lang w:val="fr-FR"/>
               </w:rPr>
-              <w:t xml:space="preserve">L’administrateur </w:t>
-            </w:r>
-            <w:proofErr w:type="spellStart"/>
-            <w:r>
-              <w:rPr>
-                <w:sz w:val="28"/>
-                <w:szCs w:val="28"/>
-                <w:lang w:val="fr-FR"/>
-              </w:rPr>
-              <w:t>clicke</w:t>
-            </w:r>
-            <w:proofErr w:type="spellEnd"/>
-            <w:r>
-              <w:rPr>
-                <w:sz w:val="28"/>
-                <w:szCs w:val="28"/>
-                <w:lang w:val="fr-FR"/>
-              </w:rPr>
-              <w:t xml:space="preserve"> sur</w:t>
+              <w:t>L’administrateur clicke sur</w:t>
             </w:r>
             <w:r>
               <w:rPr>
@@ -9950,7 +8058,7 @@
           </w:p>
           <w:p>
             <w:pPr>
-              <w:pStyle w:val="Paragraphedeliste"/>
+              <w:pStyle w:val="ListParagraph"/>
               <w:numPr>
                 <w:ilvl w:val="0"/>
                 <w:numId w:val="13"/>
@@ -9967,30 +8075,12 @@
                 <w:szCs w:val="28"/>
                 <w:lang w:val="fr-FR"/>
               </w:rPr>
-              <w:t xml:space="preserve">Le </w:t>
-            </w:r>
-            <w:proofErr w:type="spellStart"/>
-            <w:r>
-              <w:rPr>
-                <w:sz w:val="28"/>
-                <w:szCs w:val="28"/>
-                <w:lang w:val="fr-FR"/>
-              </w:rPr>
-              <w:t>systéme</w:t>
-            </w:r>
-            <w:proofErr w:type="spellEnd"/>
-            <w:r>
-              <w:rPr>
-                <w:sz w:val="28"/>
-                <w:szCs w:val="28"/>
-                <w:lang w:val="fr-FR"/>
-              </w:rPr>
-              <w:t xml:space="preserve"> affiche la liste des pratiques existants</w:t>
-            </w:r>
-          </w:p>
-          <w:p>
-            <w:pPr>
-              <w:pStyle w:val="Paragraphedeliste"/>
+              <w:t>Le systéme affiche la liste des pratiques existants</w:t>
+            </w:r>
+          </w:p>
+          <w:p>
+            <w:pPr>
+              <w:pStyle w:val="ListParagraph"/>
               <w:numPr>
                 <w:ilvl w:val="0"/>
                 <w:numId w:val="13"/>
@@ -10012,7 +8102,7 @@
           </w:p>
           <w:p>
             <w:pPr>
-              <w:pStyle w:val="Paragraphedeliste"/>
+              <w:pStyle w:val="ListParagraph"/>
               <w:numPr>
                 <w:ilvl w:val="0"/>
                 <w:numId w:val="13"/>
@@ -10029,48 +8119,12 @@
                 <w:szCs w:val="28"/>
                 <w:lang w:val="fr-FR"/>
               </w:rPr>
-              <w:t xml:space="preserve">Le </w:t>
-            </w:r>
-            <w:proofErr w:type="spellStart"/>
-            <w:r>
-              <w:rPr>
-                <w:sz w:val="28"/>
-                <w:szCs w:val="28"/>
-                <w:lang w:val="fr-FR"/>
-              </w:rPr>
-              <w:t>systéme</w:t>
-            </w:r>
-            <w:proofErr w:type="spellEnd"/>
-            <w:r>
-              <w:rPr>
-                <w:sz w:val="28"/>
-                <w:szCs w:val="28"/>
-                <w:lang w:val="fr-FR"/>
-              </w:rPr>
-              <w:t xml:space="preserve"> affiche la liste des </w:t>
-            </w:r>
-            <w:proofErr w:type="spellStart"/>
-            <w:r>
-              <w:rPr>
-                <w:sz w:val="28"/>
-                <w:szCs w:val="28"/>
-                <w:lang w:val="fr-FR"/>
-              </w:rPr>
-              <w:t>critéres</w:t>
-            </w:r>
-            <w:proofErr w:type="spellEnd"/>
-            <w:r>
-              <w:rPr>
-                <w:sz w:val="28"/>
-                <w:szCs w:val="28"/>
-                <w:lang w:val="fr-FR"/>
-              </w:rPr>
-              <w:t xml:space="preserve"> existants</w:t>
-            </w:r>
-          </w:p>
-          <w:p>
-            <w:pPr>
-              <w:pStyle w:val="Paragraphedeliste"/>
+              <w:t>Le systéme affiche la liste des critéres existants</w:t>
+            </w:r>
+          </w:p>
+          <w:p>
+            <w:pPr>
+              <w:pStyle w:val="ListParagraph"/>
               <w:numPr>
                 <w:ilvl w:val="0"/>
                 <w:numId w:val="13"/>
@@ -10087,30 +8141,12 @@
                 <w:szCs w:val="28"/>
                 <w:lang w:val="fr-FR"/>
               </w:rPr>
-              <w:t xml:space="preserve">L’administrateur sélectionne le </w:t>
-            </w:r>
-            <w:proofErr w:type="spellStart"/>
-            <w:r>
-              <w:rPr>
-                <w:sz w:val="28"/>
-                <w:szCs w:val="28"/>
-                <w:lang w:val="fr-FR"/>
-              </w:rPr>
-              <w:t>critére</w:t>
-            </w:r>
-            <w:proofErr w:type="spellEnd"/>
-            <w:r>
-              <w:rPr>
-                <w:sz w:val="28"/>
-                <w:szCs w:val="28"/>
-                <w:lang w:val="fr-FR"/>
-              </w:rPr>
-              <w:t xml:space="preserve"> a supprimé</w:t>
-            </w:r>
-          </w:p>
-          <w:p>
-            <w:pPr>
-              <w:pStyle w:val="Paragraphedeliste"/>
+              <w:t>L’administrateur sélectionne le critére a supprimé</w:t>
+            </w:r>
+          </w:p>
+          <w:p>
+            <w:pPr>
+              <w:pStyle w:val="ListParagraph"/>
               <w:numPr>
                 <w:ilvl w:val="0"/>
                 <w:numId w:val="13"/>
@@ -10127,30 +8163,12 @@
                 <w:szCs w:val="28"/>
                 <w:lang w:val="fr-FR"/>
               </w:rPr>
-              <w:t xml:space="preserve">L’administrateur </w:t>
-            </w:r>
-            <w:proofErr w:type="spellStart"/>
-            <w:r>
-              <w:rPr>
-                <w:sz w:val="28"/>
-                <w:szCs w:val="28"/>
-                <w:lang w:val="fr-FR"/>
-              </w:rPr>
-              <w:t>clicke</w:t>
-            </w:r>
-            <w:proofErr w:type="spellEnd"/>
-            <w:r>
-              <w:rPr>
-                <w:sz w:val="28"/>
-                <w:szCs w:val="28"/>
-                <w:lang w:val="fr-FR"/>
-              </w:rPr>
-              <w:t xml:space="preserve"> sur le bouton « supprimer »</w:t>
-            </w:r>
-          </w:p>
-          <w:p>
-            <w:pPr>
-              <w:pStyle w:val="Paragraphedeliste"/>
+              <w:t>L’administrateur clicke sur le bouton « supprimer »</w:t>
+            </w:r>
+          </w:p>
+          <w:p>
+            <w:pPr>
+              <w:pStyle w:val="ListParagraph"/>
               <w:numPr>
                 <w:ilvl w:val="0"/>
                 <w:numId w:val="13"/>
@@ -10167,30 +8185,12 @@
                 <w:szCs w:val="28"/>
                 <w:lang w:val="fr-FR"/>
               </w:rPr>
-              <w:t xml:space="preserve">Le </w:t>
-            </w:r>
-            <w:proofErr w:type="spellStart"/>
-            <w:r>
-              <w:rPr>
-                <w:sz w:val="28"/>
-                <w:szCs w:val="28"/>
-                <w:lang w:val="fr-FR"/>
-              </w:rPr>
-              <w:t>systéme</w:t>
-            </w:r>
-            <w:proofErr w:type="spellEnd"/>
-            <w:r>
-              <w:rPr>
-                <w:sz w:val="28"/>
-                <w:szCs w:val="28"/>
-                <w:lang w:val="fr-FR"/>
-              </w:rPr>
-              <w:t xml:space="preserve"> demande une confirmation de suppression</w:t>
-            </w:r>
-          </w:p>
-          <w:p>
-            <w:pPr>
-              <w:pStyle w:val="Paragraphedeliste"/>
+              <w:t>Le systéme demande une confirmation de suppression</w:t>
+            </w:r>
+          </w:p>
+          <w:p>
+            <w:pPr>
+              <w:pStyle w:val="ListParagraph"/>
               <w:numPr>
                 <w:ilvl w:val="0"/>
                 <w:numId w:val="13"/>
@@ -10212,7 +8212,7 @@
           </w:p>
           <w:p>
             <w:pPr>
-              <w:pStyle w:val="Paragraphedeliste"/>
+              <w:pStyle w:val="ListParagraph"/>
               <w:numPr>
                 <w:ilvl w:val="0"/>
                 <w:numId w:val="13"/>
@@ -10229,16 +8229,7 @@
                 <w:szCs w:val="28"/>
                 <w:lang w:val="fr-FR"/>
               </w:rPr>
-              <w:t xml:space="preserve">Le système supprime </w:t>
-            </w:r>
-            <w:proofErr w:type="gramStart"/>
-            <w:r>
-              <w:rPr>
-                <w:sz w:val="28"/>
-                <w:szCs w:val="28"/>
-                <w:lang w:val="fr-FR"/>
-              </w:rPr>
-              <w:t>le</w:t>
+              <w:t>Le système supprime le</w:t>
             </w:r>
             <w:r>
               <w:rPr>
@@ -10264,7 +8255,6 @@
               </w:rPr>
               <w:t xml:space="preserve"> choisie</w:t>
             </w:r>
-            <w:proofErr w:type="gramEnd"/>
           </w:p>
           <w:p>
             <w:pPr>
@@ -10289,25 +8279,7 @@
                 <w:szCs w:val="28"/>
                 <w:lang w:val="fr-FR"/>
               </w:rPr>
-              <w:t xml:space="preserve">Le </w:t>
-            </w:r>
-            <w:proofErr w:type="spellStart"/>
-            <w:r>
-              <w:rPr>
-                <w:sz w:val="28"/>
-                <w:szCs w:val="28"/>
-                <w:lang w:val="fr-FR"/>
-              </w:rPr>
-              <w:t>systéme</w:t>
-            </w:r>
-            <w:proofErr w:type="spellEnd"/>
-            <w:r>
-              <w:rPr>
-                <w:sz w:val="28"/>
-                <w:szCs w:val="28"/>
-                <w:lang w:val="fr-FR"/>
-              </w:rPr>
-              <w:t xml:space="preserve"> affiche un message de confirmation</w:t>
+              <w:t>Le systéme affiche un message de confirmation</w:t>
             </w:r>
           </w:p>
           <w:p>
@@ -10332,25 +8304,7 @@
                 <w:szCs w:val="28"/>
                 <w:lang w:val="fr-FR"/>
               </w:rPr>
-              <w:t xml:space="preserve">Le </w:t>
-            </w:r>
-            <w:proofErr w:type="spellStart"/>
-            <w:r>
-              <w:rPr>
-                <w:sz w:val="28"/>
-                <w:szCs w:val="28"/>
-                <w:lang w:val="fr-FR"/>
-              </w:rPr>
-              <w:t>systéme</w:t>
-            </w:r>
-            <w:proofErr w:type="spellEnd"/>
-            <w:r>
-              <w:rPr>
-                <w:sz w:val="28"/>
-                <w:szCs w:val="28"/>
-                <w:lang w:val="fr-FR"/>
-              </w:rPr>
-              <w:t xml:space="preserve"> mis à jour la liste</w:t>
+              <w:t>Le systéme mis à jour la liste</w:t>
             </w:r>
           </w:p>
         </w:tc>
@@ -10390,7 +8344,6 @@
                 <w:lang w:val="fr-FR"/>
               </w:rPr>
             </w:pPr>
-            <w:proofErr w:type="gramStart"/>
             <w:r>
               <w:rPr>
                 <w:sz w:val="28"/>
@@ -10405,39 +8358,20 @@
                 <w:szCs w:val="28"/>
                 <w:lang w:val="fr-FR"/>
               </w:rPr>
-              <w:t>.1)L’administrateur</w:t>
-            </w:r>
-            <w:proofErr w:type="gramEnd"/>
-            <w:r>
-              <w:rPr>
-                <w:sz w:val="28"/>
-                <w:szCs w:val="28"/>
-                <w:lang w:val="fr-FR"/>
-              </w:rPr>
-              <w:t xml:space="preserve"> annule la suppression d’un</w:t>
-            </w:r>
-            <w:r>
-              <w:rPr>
-                <w:sz w:val="28"/>
-                <w:szCs w:val="28"/>
-                <w:lang w:val="fr-FR"/>
-              </w:rPr>
-              <w:t xml:space="preserve"> </w:t>
-            </w:r>
-            <w:proofErr w:type="spellStart"/>
-            <w:r>
-              <w:rPr>
-                <w:sz w:val="28"/>
-                <w:szCs w:val="28"/>
-                <w:lang w:val="fr-FR"/>
-              </w:rPr>
-              <w:t>critére</w:t>
-            </w:r>
-            <w:proofErr w:type="spellEnd"/>
-          </w:p>
-          <w:p>
-            <w:pPr>
-              <w:pStyle w:val="Paragraphedeliste"/>
+              <w:t>.1)L’administrateur annule la suppression d’un</w:t>
+            </w:r>
+            <w:r>
+              <w:rPr>
+                <w:sz w:val="28"/>
+                <w:szCs w:val="28"/>
+                <w:lang w:val="fr-FR"/>
+              </w:rPr>
+              <w:t xml:space="preserve"> critére</w:t>
+            </w:r>
+          </w:p>
+          <w:p>
+            <w:pPr>
+              <w:pStyle w:val="ListParagraph"/>
               <w:numPr>
                 <w:ilvl w:val="0"/>
                 <w:numId w:val="6"/>
@@ -10519,34 +8453,12 @@
           <w:lang w:val="fr-FR"/>
         </w:rPr>
         <w:tab/>
-        <w:t xml:space="preserve">2.9/CU modifier </w:t>
-      </w:r>
-      <w:proofErr w:type="spellStart"/>
-      <w:r>
-        <w:rPr>
-          <w:b/>
-          <w:bCs/>
-          <w:sz w:val="28"/>
-          <w:szCs w:val="28"/>
-          <w:lang w:val="fr-FR"/>
-        </w:rPr>
-        <w:t>critére</w:t>
-      </w:r>
-      <w:proofErr w:type="spellEnd"/>
-      <w:r>
-        <w:rPr>
-          <w:b/>
-          <w:bCs/>
-          <w:sz w:val="28"/>
-          <w:szCs w:val="28"/>
-          <w:lang w:val="fr-FR"/>
-        </w:rPr>
-        <w:t> :</w:t>
+        <w:t>2.9/CU modifier critére :</w:t>
       </w:r>
     </w:p>
     <w:tbl>
       <w:tblPr>
-        <w:tblStyle w:val="Grilledutableau"/>
+        <w:tblStyle w:val="TableGrid"/>
         <w:tblW w:w="11482" w:type="dxa"/>
         <w:tblInd w:w="-1281" w:type="dxa"/>
         <w:tblLook w:val="04A0" w:firstRow="1" w:lastRow="0" w:firstColumn="1" w:lastColumn="0" w:noHBand="0" w:noVBand="1"/>
@@ -10596,18 +8508,8 @@
                 <w:szCs w:val="28"/>
                 <w:lang w:val="fr-FR"/>
               </w:rPr>
-              <w:t xml:space="preserve">Modifier </w:t>
-            </w:r>
-            <w:proofErr w:type="spellStart"/>
-            <w:r>
-              <w:rPr>
-                <w:sz w:val="28"/>
-                <w:szCs w:val="28"/>
-                <w:lang w:val="fr-FR"/>
-              </w:rPr>
-              <w:t>critére</w:t>
-            </w:r>
-            <w:proofErr w:type="spellEnd"/>
+              <w:t>Modifier critére</w:t>
+            </w:r>
           </w:p>
         </w:tc>
       </w:tr>
@@ -10651,39 +8553,7 @@
                 <w:sz w:val="28"/>
                 <w:szCs w:val="28"/>
               </w:rPr>
-              <w:t xml:space="preserve">Acteur </w:t>
-            </w:r>
-            <w:proofErr w:type="gramStart"/>
-            <w:r>
-              <w:rPr>
-                <w:sz w:val="28"/>
-                <w:szCs w:val="28"/>
-              </w:rPr>
-              <w:t>principal :</w:t>
-            </w:r>
-            <w:proofErr w:type="gramEnd"/>
-            <w:r>
-              <w:rPr>
-                <w:sz w:val="28"/>
-                <w:szCs w:val="28"/>
-              </w:rPr>
-              <w:t xml:space="preserve"> </w:t>
-            </w:r>
-            <w:proofErr w:type="spellStart"/>
-            <w:r>
-              <w:rPr>
-                <w:sz w:val="28"/>
-                <w:szCs w:val="28"/>
-              </w:rPr>
-              <w:t>Administrateur</w:t>
-            </w:r>
-            <w:proofErr w:type="spellEnd"/>
-            <w:r>
-              <w:rPr>
-                <w:sz w:val="28"/>
-                <w:szCs w:val="28"/>
-              </w:rPr>
-              <w:t xml:space="preserve"> central</w:t>
+              <w:t>Acteur principal : Administrateur central</w:t>
             </w:r>
           </w:p>
         </w:tc>
@@ -10745,18 +8615,8 @@
                 <w:szCs w:val="28"/>
                 <w:lang w:val="fr-FR"/>
               </w:rPr>
-              <w:t xml:space="preserve">e modifier un </w:t>
-            </w:r>
-            <w:proofErr w:type="spellStart"/>
-            <w:r>
-              <w:rPr>
-                <w:sz w:val="28"/>
-                <w:szCs w:val="28"/>
-                <w:lang w:val="fr-FR"/>
-              </w:rPr>
-              <w:t>critére</w:t>
-            </w:r>
-            <w:proofErr w:type="spellEnd"/>
+              <w:t>e modifier un critére</w:t>
+            </w:r>
             <w:r>
               <w:rPr>
                 <w:sz w:val="28"/>
@@ -10799,7 +8659,6 @@
                 <w:szCs w:val="28"/>
               </w:rPr>
             </w:pPr>
-            <w:proofErr w:type="spellStart"/>
             <w:r>
               <w:rPr>
                 <w:sz w:val="28"/>
@@ -10807,7 +8666,6 @@
               </w:rPr>
               <w:t>Préconditions</w:t>
             </w:r>
-            <w:proofErr w:type="spellEnd"/>
           </w:p>
         </w:tc>
         <w:tc>
@@ -10896,25 +8754,7 @@
                 <w:szCs w:val="28"/>
                 <w:lang w:val="fr-FR"/>
               </w:rPr>
-              <w:t xml:space="preserve">Il existe au moins un </w:t>
-            </w:r>
-            <w:proofErr w:type="spellStart"/>
-            <w:r>
-              <w:rPr>
-                <w:sz w:val="28"/>
-                <w:szCs w:val="28"/>
-                <w:lang w:val="fr-FR"/>
-              </w:rPr>
-              <w:t>critére</w:t>
-            </w:r>
-            <w:proofErr w:type="spellEnd"/>
-            <w:r>
-              <w:rPr>
-                <w:sz w:val="28"/>
-                <w:szCs w:val="28"/>
-                <w:lang w:val="fr-FR"/>
-              </w:rPr>
-              <w:t xml:space="preserve"> associé à pratique choisie</w:t>
+              <w:t>Il existe au moins un critére associé à pratique choisie</w:t>
             </w:r>
           </w:p>
         </w:tc>
@@ -11014,7 +8854,6 @@
                 <w:lang w:val="fr-FR"/>
               </w:rPr>
             </w:pPr>
-            <w:proofErr w:type="spellStart"/>
             <w:r>
               <w:rPr>
                 <w:sz w:val="28"/>
@@ -11035,15 +8874,7 @@
                 <w:sz w:val="28"/>
                 <w:szCs w:val="28"/>
               </w:rPr>
-              <w:t>nario</w:t>
-            </w:r>
-            <w:proofErr w:type="spellEnd"/>
-            <w:r>
-              <w:rPr>
-                <w:sz w:val="28"/>
-                <w:szCs w:val="28"/>
-              </w:rPr>
-              <w:t xml:space="preserve"> Principal</w:t>
+              <w:t>nario Principal</w:t>
             </w:r>
           </w:p>
         </w:tc>
@@ -11053,7 +8884,7 @@
           </w:tcPr>
           <w:p>
             <w:pPr>
-              <w:pStyle w:val="Paragraphedeliste"/>
+              <w:pStyle w:val="ListParagraph"/>
               <w:numPr>
                 <w:ilvl w:val="0"/>
                 <w:numId w:val="12"/>
@@ -11075,7 +8906,7 @@
           </w:p>
           <w:p>
             <w:pPr>
-              <w:pStyle w:val="Paragraphedeliste"/>
+              <w:pStyle w:val="ListParagraph"/>
               <w:numPr>
                 <w:ilvl w:val="0"/>
                 <w:numId w:val="12"/>
@@ -11092,30 +8923,12 @@
                 <w:szCs w:val="28"/>
                 <w:lang w:val="fr-FR"/>
               </w:rPr>
-              <w:t xml:space="preserve">Le </w:t>
-            </w:r>
-            <w:proofErr w:type="spellStart"/>
-            <w:r>
-              <w:rPr>
-                <w:sz w:val="28"/>
-                <w:szCs w:val="28"/>
-                <w:lang w:val="fr-FR"/>
-              </w:rPr>
-              <w:t>systéme</w:t>
-            </w:r>
-            <w:proofErr w:type="spellEnd"/>
-            <w:r>
-              <w:rPr>
-                <w:sz w:val="28"/>
-                <w:szCs w:val="28"/>
-                <w:lang w:val="fr-FR"/>
-              </w:rPr>
-              <w:t xml:space="preserve"> affiche la liste des pratiques existants</w:t>
-            </w:r>
-          </w:p>
-          <w:p>
-            <w:pPr>
-              <w:pStyle w:val="Paragraphedeliste"/>
+              <w:t>Le systéme affiche la liste des pratiques existants</w:t>
+            </w:r>
+          </w:p>
+          <w:p>
+            <w:pPr>
+              <w:pStyle w:val="ListParagraph"/>
               <w:numPr>
                 <w:ilvl w:val="0"/>
                 <w:numId w:val="12"/>
@@ -11137,7 +8950,7 @@
           </w:p>
           <w:p>
             <w:pPr>
-              <w:pStyle w:val="Paragraphedeliste"/>
+              <w:pStyle w:val="ListParagraph"/>
               <w:numPr>
                 <w:ilvl w:val="0"/>
                 <w:numId w:val="12"/>
@@ -11154,48 +8967,12 @@
                 <w:szCs w:val="28"/>
                 <w:lang w:val="fr-FR"/>
               </w:rPr>
-              <w:t xml:space="preserve">Le </w:t>
-            </w:r>
-            <w:proofErr w:type="spellStart"/>
-            <w:r>
-              <w:rPr>
-                <w:sz w:val="28"/>
-                <w:szCs w:val="28"/>
-                <w:lang w:val="fr-FR"/>
-              </w:rPr>
-              <w:t>systéme</w:t>
-            </w:r>
-            <w:proofErr w:type="spellEnd"/>
-            <w:r>
-              <w:rPr>
-                <w:sz w:val="28"/>
-                <w:szCs w:val="28"/>
-                <w:lang w:val="fr-FR"/>
-              </w:rPr>
-              <w:t xml:space="preserve"> affiche la liste des </w:t>
-            </w:r>
-            <w:proofErr w:type="spellStart"/>
-            <w:r>
-              <w:rPr>
-                <w:sz w:val="28"/>
-                <w:szCs w:val="28"/>
-                <w:lang w:val="fr-FR"/>
-              </w:rPr>
-              <w:t>critére</w:t>
-            </w:r>
-            <w:proofErr w:type="spellEnd"/>
-            <w:r>
-              <w:rPr>
-                <w:sz w:val="28"/>
-                <w:szCs w:val="28"/>
-                <w:lang w:val="fr-FR"/>
-              </w:rPr>
-              <w:t xml:space="preserve"> existants</w:t>
-            </w:r>
-          </w:p>
-          <w:p>
-            <w:pPr>
-              <w:pStyle w:val="Paragraphedeliste"/>
+              <w:t>Le systéme affiche la liste des critére existants</w:t>
+            </w:r>
+          </w:p>
+          <w:p>
+            <w:pPr>
+              <w:pStyle w:val="ListParagraph"/>
               <w:numPr>
                 <w:ilvl w:val="0"/>
                 <w:numId w:val="12"/>
@@ -11212,48 +8989,12 @@
                 <w:szCs w:val="28"/>
                 <w:lang w:val="fr-FR"/>
               </w:rPr>
-              <w:t xml:space="preserve">L’administrateur sélectionne le </w:t>
-            </w:r>
-            <w:proofErr w:type="spellStart"/>
-            <w:r>
-              <w:rPr>
-                <w:sz w:val="28"/>
-                <w:szCs w:val="28"/>
-                <w:lang w:val="fr-FR"/>
-              </w:rPr>
-              <w:t>critére</w:t>
-            </w:r>
-            <w:proofErr w:type="spellEnd"/>
-            <w:r>
-              <w:rPr>
-                <w:sz w:val="28"/>
-                <w:szCs w:val="28"/>
-                <w:lang w:val="fr-FR"/>
-              </w:rPr>
-              <w:t xml:space="preserve"> </w:t>
-            </w:r>
-            <w:proofErr w:type="gramStart"/>
-            <w:r>
-              <w:rPr>
-                <w:sz w:val="28"/>
-                <w:szCs w:val="28"/>
-                <w:lang w:val="fr-FR"/>
-              </w:rPr>
-              <w:t>a</w:t>
-            </w:r>
-            <w:proofErr w:type="gramEnd"/>
-            <w:r>
-              <w:rPr>
-                <w:sz w:val="28"/>
-                <w:szCs w:val="28"/>
-                <w:lang w:val="fr-FR"/>
-              </w:rPr>
-              <w:t xml:space="preserve"> modifier</w:t>
-            </w:r>
-          </w:p>
-          <w:p>
-            <w:pPr>
-              <w:pStyle w:val="Paragraphedeliste"/>
+              <w:t>L’administrateur sélectionne le critére a modifier</w:t>
+            </w:r>
+          </w:p>
+          <w:p>
+            <w:pPr>
+              <w:pStyle w:val="ListParagraph"/>
               <w:numPr>
                 <w:ilvl w:val="0"/>
                 <w:numId w:val="12"/>
@@ -11270,30 +9011,12 @@
                 <w:szCs w:val="28"/>
                 <w:lang w:val="fr-FR"/>
               </w:rPr>
-              <w:t xml:space="preserve">L’administrateur </w:t>
-            </w:r>
-            <w:proofErr w:type="spellStart"/>
-            <w:r>
-              <w:rPr>
-                <w:sz w:val="28"/>
-                <w:szCs w:val="28"/>
-                <w:lang w:val="fr-FR"/>
-              </w:rPr>
-              <w:t>clicke</w:t>
-            </w:r>
-            <w:proofErr w:type="spellEnd"/>
-            <w:r>
-              <w:rPr>
-                <w:sz w:val="28"/>
-                <w:szCs w:val="28"/>
-                <w:lang w:val="fr-FR"/>
-              </w:rPr>
-              <w:t xml:space="preserve"> sur le bouton « modifier »</w:t>
-            </w:r>
-          </w:p>
-          <w:p>
-            <w:pPr>
-              <w:pStyle w:val="Paragraphedeliste"/>
+              <w:t>L’administrateur clicke sur le bouton « modifier »</w:t>
+            </w:r>
+          </w:p>
+          <w:p>
+            <w:pPr>
+              <w:pStyle w:val="ListParagraph"/>
               <w:numPr>
                 <w:ilvl w:val="0"/>
                 <w:numId w:val="12"/>
@@ -11310,40 +9033,12 @@
                 <w:szCs w:val="28"/>
                 <w:lang w:val="fr-FR"/>
               </w:rPr>
-              <w:t xml:space="preserve">L’administrateur saisie </w:t>
-            </w:r>
-            <w:proofErr w:type="gramStart"/>
-            <w:r>
-              <w:rPr>
-                <w:sz w:val="28"/>
-                <w:szCs w:val="28"/>
-                <w:lang w:val="fr-FR"/>
-              </w:rPr>
-              <w:t>les nouveaux informations</w:t>
-            </w:r>
-            <w:proofErr w:type="gramEnd"/>
-            <w:r>
-              <w:rPr>
-                <w:sz w:val="28"/>
-                <w:szCs w:val="28"/>
-                <w:lang w:val="fr-FR"/>
-              </w:rPr>
-              <w:t xml:space="preserve"> de </w:t>
-            </w:r>
-            <w:proofErr w:type="spellStart"/>
-            <w:r>
-              <w:rPr>
-                <w:sz w:val="28"/>
-                <w:szCs w:val="28"/>
-                <w:lang w:val="fr-FR"/>
-              </w:rPr>
-              <w:t>critére</w:t>
-            </w:r>
-            <w:proofErr w:type="spellEnd"/>
-          </w:p>
-          <w:p>
-            <w:pPr>
-              <w:pStyle w:val="Paragraphedeliste"/>
+              <w:t>L’administrateur saisie les nouveaux informations de critére</w:t>
+            </w:r>
+          </w:p>
+          <w:p>
+            <w:pPr>
+              <w:pStyle w:val="ListParagraph"/>
               <w:numPr>
                 <w:ilvl w:val="0"/>
                 <w:numId w:val="12"/>
@@ -11365,7 +9060,7 @@
           </w:p>
           <w:p>
             <w:pPr>
-              <w:pStyle w:val="Paragraphedeliste"/>
+              <w:pStyle w:val="ListParagraph"/>
               <w:numPr>
                 <w:ilvl w:val="0"/>
                 <w:numId w:val="12"/>
@@ -11382,25 +9077,7 @@
                 <w:szCs w:val="28"/>
                 <w:lang w:val="fr-FR"/>
               </w:rPr>
-              <w:t xml:space="preserve">Le </w:t>
-            </w:r>
-            <w:proofErr w:type="spellStart"/>
-            <w:r>
-              <w:rPr>
-                <w:sz w:val="28"/>
-                <w:szCs w:val="28"/>
-                <w:lang w:val="fr-FR"/>
-              </w:rPr>
-              <w:t>systéme</w:t>
-            </w:r>
-            <w:proofErr w:type="spellEnd"/>
-            <w:r>
-              <w:rPr>
-                <w:sz w:val="28"/>
-                <w:szCs w:val="28"/>
-                <w:lang w:val="fr-FR"/>
-              </w:rPr>
-              <w:t xml:space="preserve"> vérifie la validité des données</w:t>
+              <w:t>Le systéme vérifie la validité des données</w:t>
             </w:r>
           </w:p>
           <w:p>
@@ -11426,25 +9103,7 @@
                 <w:szCs w:val="28"/>
                 <w:lang w:val="fr-FR"/>
               </w:rPr>
-              <w:t xml:space="preserve">Le </w:t>
-            </w:r>
-            <w:proofErr w:type="spellStart"/>
-            <w:r>
-              <w:rPr>
-                <w:sz w:val="28"/>
-                <w:szCs w:val="28"/>
-                <w:lang w:val="fr-FR"/>
-              </w:rPr>
-              <w:t>systéme</w:t>
-            </w:r>
-            <w:proofErr w:type="spellEnd"/>
-            <w:r>
-              <w:rPr>
-                <w:sz w:val="28"/>
-                <w:szCs w:val="28"/>
-                <w:lang w:val="fr-FR"/>
-              </w:rPr>
-              <w:t xml:space="preserve"> enregistre les changements</w:t>
+              <w:t>Le systéme enregistre les changements</w:t>
             </w:r>
           </w:p>
           <w:p>
@@ -11469,36 +9128,8 @@
                 <w:szCs w:val="28"/>
                 <w:lang w:val="fr-FR"/>
               </w:rPr>
-              <w:t xml:space="preserve">Le </w:t>
-            </w:r>
-            <w:proofErr w:type="spellStart"/>
-            <w:r>
-              <w:rPr>
-                <w:sz w:val="28"/>
-                <w:szCs w:val="28"/>
-                <w:lang w:val="fr-FR"/>
-              </w:rPr>
-              <w:t>systéme</w:t>
-            </w:r>
-            <w:proofErr w:type="spellEnd"/>
-            <w:r>
-              <w:rPr>
-                <w:sz w:val="28"/>
-                <w:szCs w:val="28"/>
-                <w:lang w:val="fr-FR"/>
-              </w:rPr>
-              <w:t xml:space="preserve"> affiche un message de </w:t>
-            </w:r>
-            <w:proofErr w:type="spellStart"/>
-            <w:r>
-              <w:rPr>
-                <w:sz w:val="28"/>
-                <w:szCs w:val="28"/>
-                <w:lang w:val="fr-FR"/>
-              </w:rPr>
-              <w:t>succés</w:t>
-            </w:r>
-            <w:proofErr w:type="spellEnd"/>
+              <w:t>Le systéme affiche un message de succés</w:t>
+            </w:r>
           </w:p>
         </w:tc>
       </w:tr>
@@ -11537,38 +9168,18 @@
                 <w:lang w:val="fr-FR"/>
               </w:rPr>
             </w:pPr>
-            <w:proofErr w:type="gramStart"/>
-            <w:r>
-              <w:rPr>
-                <w:sz w:val="28"/>
-                <w:szCs w:val="28"/>
-                <w:lang w:val="fr-FR"/>
-              </w:rPr>
-              <w:t>8.1)L’administrateur</w:t>
-            </w:r>
-            <w:proofErr w:type="gramEnd"/>
-            <w:r>
-              <w:rPr>
-                <w:sz w:val="28"/>
-                <w:szCs w:val="28"/>
-                <w:lang w:val="fr-FR"/>
-              </w:rPr>
-              <w:t xml:space="preserve"> annule la modification d’un </w:t>
-            </w:r>
-            <w:proofErr w:type="spellStart"/>
-            <w:r>
-              <w:rPr>
-                <w:sz w:val="28"/>
-                <w:szCs w:val="28"/>
-                <w:lang w:val="fr-FR"/>
-              </w:rPr>
-              <w:t>critére</w:t>
-            </w:r>
-            <w:proofErr w:type="spellEnd"/>
-          </w:p>
-          <w:p>
-            <w:pPr>
-              <w:pStyle w:val="Paragraphedeliste"/>
+            <w:r>
+              <w:rPr>
+                <w:sz w:val="28"/>
+                <w:szCs w:val="28"/>
+                <w:lang w:val="fr-FR"/>
+              </w:rPr>
+              <w:t>8.1)L’administrateur annule la modification d’un critére</w:t>
+            </w:r>
+          </w:p>
+          <w:p>
+            <w:pPr>
+              <w:pStyle w:val="ListParagraph"/>
               <w:numPr>
                 <w:ilvl w:val="0"/>
                 <w:numId w:val="6"/>
@@ -11604,28 +9215,18 @@
                 <w:lang w:val="fr-FR"/>
               </w:rPr>
             </w:pPr>
-            <w:proofErr w:type="gramStart"/>
-            <w:r>
-              <w:rPr>
-                <w:sz w:val="28"/>
-                <w:szCs w:val="28"/>
-                <w:lang w:val="fr-FR"/>
-              </w:rPr>
-              <w:t>9.1)tous</w:t>
-            </w:r>
-            <w:proofErr w:type="gramEnd"/>
-            <w:r>
-              <w:rPr>
-                <w:sz w:val="28"/>
-                <w:szCs w:val="28"/>
-                <w:lang w:val="fr-FR"/>
-              </w:rPr>
-              <w:t xml:space="preserve"> les champs ne sont pas remplis :</w:t>
-            </w:r>
-          </w:p>
-          <w:p>
-            <w:pPr>
-              <w:pStyle w:val="Paragraphedeliste"/>
+            <w:r>
+              <w:rPr>
+                <w:sz w:val="28"/>
+                <w:szCs w:val="28"/>
+                <w:lang w:val="fr-FR"/>
+              </w:rPr>
+              <w:t>9.1)tous les champs ne sont pas remplis :</w:t>
+            </w:r>
+          </w:p>
+          <w:p>
+            <w:pPr>
+              <w:pStyle w:val="ListParagraph"/>
               <w:numPr>
                 <w:ilvl w:val="0"/>
                 <w:numId w:val="6"/>
@@ -11642,25 +9243,7 @@
                 <w:szCs w:val="28"/>
                 <w:lang w:val="fr-FR"/>
               </w:rPr>
-              <w:t xml:space="preserve">Le </w:t>
-            </w:r>
-            <w:proofErr w:type="spellStart"/>
-            <w:r>
-              <w:rPr>
-                <w:sz w:val="28"/>
-                <w:szCs w:val="28"/>
-                <w:lang w:val="fr-FR"/>
-              </w:rPr>
-              <w:t>systéme</w:t>
-            </w:r>
-            <w:proofErr w:type="spellEnd"/>
-            <w:r>
-              <w:rPr>
-                <w:sz w:val="28"/>
-                <w:szCs w:val="28"/>
-                <w:lang w:val="fr-FR"/>
-              </w:rPr>
-              <w:t xml:space="preserve"> affiche un message d’erreur</w:t>
+              <w:t>Le systéme affiche un message d’erreur</w:t>
             </w:r>
           </w:p>
         </w:tc>
@@ -12405,12 +9988,14 @@
           <w:bCs/>
           <w:sz w:val="28"/>
           <w:szCs w:val="28"/>
+          <w:lang w:val="fr-FR"/>
         </w:rPr>
       </w:pPr>
       <w:r>
         <w:rPr>
           <w:b/>
           <w:bCs/>
+          <w:noProof/>
           <w:sz w:val="28"/>
           <w:szCs w:val="28"/>
         </w:rPr>
@@ -14880,11 +12465,11 @@
     <w:qFormat/>
     <w:rsid w:val="009A1B9F"/>
   </w:style>
-  <w:style w:type="paragraph" w:styleId="Titre1">
+  <w:style w:type="paragraph" w:styleId="Heading1">
     <w:name w:val="heading 1"/>
     <w:basedOn w:val="Normal"/>
     <w:next w:val="Normal"/>
-    <w:link w:val="Titre1Car"/>
+    <w:link w:val="Heading1Char"/>
     <w:uiPriority w:val="9"/>
     <w:qFormat/>
     <w:rsid w:val="004C50D0"/>
@@ -14901,11 +12486,11 @@
       <w:szCs w:val="40"/>
     </w:rPr>
   </w:style>
-  <w:style w:type="paragraph" w:styleId="Titre2">
+  <w:style w:type="paragraph" w:styleId="Heading2">
     <w:name w:val="heading 2"/>
     <w:basedOn w:val="Normal"/>
     <w:next w:val="Normal"/>
-    <w:link w:val="Titre2Car"/>
+    <w:link w:val="Heading2Char"/>
     <w:uiPriority w:val="9"/>
     <w:semiHidden/>
     <w:unhideWhenUsed/>
@@ -14924,11 +12509,11 @@
       <w:szCs w:val="32"/>
     </w:rPr>
   </w:style>
-  <w:style w:type="paragraph" w:styleId="Titre3">
+  <w:style w:type="paragraph" w:styleId="Heading3">
     <w:name w:val="heading 3"/>
     <w:basedOn w:val="Normal"/>
     <w:next w:val="Normal"/>
-    <w:link w:val="Titre3Car"/>
+    <w:link w:val="Heading3Char"/>
     <w:uiPriority w:val="9"/>
     <w:semiHidden/>
     <w:unhideWhenUsed/>
@@ -14947,11 +12532,11 @@
       <w:szCs w:val="28"/>
     </w:rPr>
   </w:style>
-  <w:style w:type="paragraph" w:styleId="Titre4">
+  <w:style w:type="paragraph" w:styleId="Heading4">
     <w:name w:val="heading 4"/>
     <w:basedOn w:val="Normal"/>
     <w:next w:val="Normal"/>
-    <w:link w:val="Titre4Car"/>
+    <w:link w:val="Heading4Char"/>
     <w:uiPriority w:val="9"/>
     <w:semiHidden/>
     <w:unhideWhenUsed/>
@@ -14970,11 +12555,11 @@
       <w:color w:val="0F4761" w:themeColor="accent1" w:themeShade="BF"/>
     </w:rPr>
   </w:style>
-  <w:style w:type="paragraph" w:styleId="Titre5">
+  <w:style w:type="paragraph" w:styleId="Heading5">
     <w:name w:val="heading 5"/>
     <w:basedOn w:val="Normal"/>
     <w:next w:val="Normal"/>
-    <w:link w:val="Titre5Car"/>
+    <w:link w:val="Heading5Char"/>
     <w:uiPriority w:val="9"/>
     <w:semiHidden/>
     <w:unhideWhenUsed/>
@@ -14991,11 +12576,11 @@
       <w:color w:val="0F4761" w:themeColor="accent1" w:themeShade="BF"/>
     </w:rPr>
   </w:style>
-  <w:style w:type="paragraph" w:styleId="Titre6">
+  <w:style w:type="paragraph" w:styleId="Heading6">
     <w:name w:val="heading 6"/>
     <w:basedOn w:val="Normal"/>
     <w:next w:val="Normal"/>
-    <w:link w:val="Titre6Car"/>
+    <w:link w:val="Heading6Char"/>
     <w:uiPriority w:val="9"/>
     <w:semiHidden/>
     <w:unhideWhenUsed/>
@@ -15014,11 +12599,11 @@
       <w:color w:val="595959" w:themeColor="text1" w:themeTint="A6"/>
     </w:rPr>
   </w:style>
-  <w:style w:type="paragraph" w:styleId="Titre7">
+  <w:style w:type="paragraph" w:styleId="Heading7">
     <w:name w:val="heading 7"/>
     <w:basedOn w:val="Normal"/>
     <w:next w:val="Normal"/>
-    <w:link w:val="Titre7Car"/>
+    <w:link w:val="Heading7Char"/>
     <w:uiPriority w:val="9"/>
     <w:semiHidden/>
     <w:unhideWhenUsed/>
@@ -15035,11 +12620,11 @@
       <w:color w:val="595959" w:themeColor="text1" w:themeTint="A6"/>
     </w:rPr>
   </w:style>
-  <w:style w:type="paragraph" w:styleId="Titre8">
+  <w:style w:type="paragraph" w:styleId="Heading8">
     <w:name w:val="heading 8"/>
     <w:basedOn w:val="Normal"/>
     <w:next w:val="Normal"/>
-    <w:link w:val="Titre8Car"/>
+    <w:link w:val="Heading8Char"/>
     <w:uiPriority w:val="9"/>
     <w:semiHidden/>
     <w:unhideWhenUsed/>
@@ -15058,11 +12643,11 @@
       <w:color w:val="272727" w:themeColor="text1" w:themeTint="D8"/>
     </w:rPr>
   </w:style>
-  <w:style w:type="paragraph" w:styleId="Titre9">
+  <w:style w:type="paragraph" w:styleId="Heading9">
     <w:name w:val="heading 9"/>
     <w:basedOn w:val="Normal"/>
     <w:next w:val="Normal"/>
-    <w:link w:val="Titre9Car"/>
+    <w:link w:val="Heading9Char"/>
     <w:uiPriority w:val="9"/>
     <w:semiHidden/>
     <w:unhideWhenUsed/>
@@ -15079,12 +12664,13 @@
       <w:color w:val="272727" w:themeColor="text1" w:themeTint="D8"/>
     </w:rPr>
   </w:style>
-  <w:style w:type="character" w:default="1" w:styleId="Policepardfaut">
+  <w:style w:type="character" w:default="1" w:styleId="DefaultParagraphFont">
     <w:name w:val="Default Paragraph Font"/>
     <w:uiPriority w:val="1"/>
+    <w:semiHidden/>
     <w:unhideWhenUsed/>
   </w:style>
-  <w:style w:type="table" w:default="1" w:styleId="TableauNormal">
+  <w:style w:type="table" w:default="1" w:styleId="TableNormal">
     <w:name w:val="Normal Table"/>
     <w:uiPriority w:val="99"/>
     <w:semiHidden/>
@@ -15099,16 +12685,16 @@
       </w:tblCellMar>
     </w:tblPr>
   </w:style>
-  <w:style w:type="numbering" w:default="1" w:styleId="Aucuneliste">
+  <w:style w:type="numbering" w:default="1" w:styleId="NoList">
     <w:name w:val="No List"/>
     <w:uiPriority w:val="99"/>
     <w:semiHidden/>
     <w:unhideWhenUsed/>
   </w:style>
-  <w:style w:type="character" w:customStyle="1" w:styleId="Titre1Car">
-    <w:name w:val="Titre 1 Car"/>
-    <w:basedOn w:val="Policepardfaut"/>
-    <w:link w:val="Titre1"/>
+  <w:style w:type="character" w:customStyle="1" w:styleId="Heading1Char">
+    <w:name w:val="Heading 1 Char"/>
+    <w:basedOn w:val="DefaultParagraphFont"/>
+    <w:link w:val="Heading1"/>
     <w:uiPriority w:val="9"/>
     <w:rsid w:val="004C50D0"/>
     <w:rPr>
@@ -15118,10 +12704,10 @@
       <w:szCs w:val="40"/>
     </w:rPr>
   </w:style>
-  <w:style w:type="character" w:customStyle="1" w:styleId="Titre2Car">
-    <w:name w:val="Titre 2 Car"/>
-    <w:basedOn w:val="Policepardfaut"/>
-    <w:link w:val="Titre2"/>
+  <w:style w:type="character" w:customStyle="1" w:styleId="Heading2Char">
+    <w:name w:val="Heading 2 Char"/>
+    <w:basedOn w:val="DefaultParagraphFont"/>
+    <w:link w:val="Heading2"/>
     <w:uiPriority w:val="9"/>
     <w:semiHidden/>
     <w:rsid w:val="004C50D0"/>
@@ -15132,10 +12718,10 @@
       <w:szCs w:val="32"/>
     </w:rPr>
   </w:style>
-  <w:style w:type="character" w:customStyle="1" w:styleId="Titre3Car">
-    <w:name w:val="Titre 3 Car"/>
-    <w:basedOn w:val="Policepardfaut"/>
-    <w:link w:val="Titre3"/>
+  <w:style w:type="character" w:customStyle="1" w:styleId="Heading3Char">
+    <w:name w:val="Heading 3 Char"/>
+    <w:basedOn w:val="DefaultParagraphFont"/>
+    <w:link w:val="Heading3"/>
     <w:uiPriority w:val="9"/>
     <w:semiHidden/>
     <w:rsid w:val="004C50D0"/>
@@ -15146,10 +12732,10 @@
       <w:szCs w:val="28"/>
     </w:rPr>
   </w:style>
-  <w:style w:type="character" w:customStyle="1" w:styleId="Titre4Car">
-    <w:name w:val="Titre 4 Car"/>
-    <w:basedOn w:val="Policepardfaut"/>
-    <w:link w:val="Titre4"/>
+  <w:style w:type="character" w:customStyle="1" w:styleId="Heading4Char">
+    <w:name w:val="Heading 4 Char"/>
+    <w:basedOn w:val="DefaultParagraphFont"/>
+    <w:link w:val="Heading4"/>
     <w:uiPriority w:val="9"/>
     <w:semiHidden/>
     <w:rsid w:val="004C50D0"/>
@@ -15160,10 +12746,10 @@
       <w:color w:val="0F4761" w:themeColor="accent1" w:themeShade="BF"/>
     </w:rPr>
   </w:style>
-  <w:style w:type="character" w:customStyle="1" w:styleId="Titre5Car">
-    <w:name w:val="Titre 5 Car"/>
-    <w:basedOn w:val="Policepardfaut"/>
-    <w:link w:val="Titre5"/>
+  <w:style w:type="character" w:customStyle="1" w:styleId="Heading5Char">
+    <w:name w:val="Heading 5 Char"/>
+    <w:basedOn w:val="DefaultParagraphFont"/>
+    <w:link w:val="Heading5"/>
     <w:uiPriority w:val="9"/>
     <w:semiHidden/>
     <w:rsid w:val="004C50D0"/>
@@ -15172,10 +12758,10 @@
       <w:color w:val="0F4761" w:themeColor="accent1" w:themeShade="BF"/>
     </w:rPr>
   </w:style>
-  <w:style w:type="character" w:customStyle="1" w:styleId="Titre6Car">
-    <w:name w:val="Titre 6 Car"/>
-    <w:basedOn w:val="Policepardfaut"/>
-    <w:link w:val="Titre6"/>
+  <w:style w:type="character" w:customStyle="1" w:styleId="Heading6Char">
+    <w:name w:val="Heading 6 Char"/>
+    <w:basedOn w:val="DefaultParagraphFont"/>
+    <w:link w:val="Heading6"/>
     <w:uiPriority w:val="9"/>
     <w:semiHidden/>
     <w:rsid w:val="004C50D0"/>
@@ -15186,10 +12772,10 @@
       <w:color w:val="595959" w:themeColor="text1" w:themeTint="A6"/>
     </w:rPr>
   </w:style>
-  <w:style w:type="character" w:customStyle="1" w:styleId="Titre7Car">
-    <w:name w:val="Titre 7 Car"/>
-    <w:basedOn w:val="Policepardfaut"/>
-    <w:link w:val="Titre7"/>
+  <w:style w:type="character" w:customStyle="1" w:styleId="Heading7Char">
+    <w:name w:val="Heading 7 Char"/>
+    <w:basedOn w:val="DefaultParagraphFont"/>
+    <w:link w:val="Heading7"/>
     <w:uiPriority w:val="9"/>
     <w:semiHidden/>
     <w:rsid w:val="004C50D0"/>
@@ -15198,10 +12784,10 @@
       <w:color w:val="595959" w:themeColor="text1" w:themeTint="A6"/>
     </w:rPr>
   </w:style>
-  <w:style w:type="character" w:customStyle="1" w:styleId="Titre8Car">
-    <w:name w:val="Titre 8 Car"/>
-    <w:basedOn w:val="Policepardfaut"/>
-    <w:link w:val="Titre8"/>
+  <w:style w:type="character" w:customStyle="1" w:styleId="Heading8Char">
+    <w:name w:val="Heading 8 Char"/>
+    <w:basedOn w:val="DefaultParagraphFont"/>
+    <w:link w:val="Heading8"/>
     <w:uiPriority w:val="9"/>
     <w:semiHidden/>
     <w:rsid w:val="004C50D0"/>
@@ -15212,10 +12798,10 @@
       <w:color w:val="272727" w:themeColor="text1" w:themeTint="D8"/>
     </w:rPr>
   </w:style>
-  <w:style w:type="character" w:customStyle="1" w:styleId="Titre9Car">
-    <w:name w:val="Titre 9 Car"/>
-    <w:basedOn w:val="Policepardfaut"/>
-    <w:link w:val="Titre9"/>
+  <w:style w:type="character" w:customStyle="1" w:styleId="Heading9Char">
+    <w:name w:val="Heading 9 Char"/>
+    <w:basedOn w:val="DefaultParagraphFont"/>
+    <w:link w:val="Heading9"/>
     <w:uiPriority w:val="9"/>
     <w:semiHidden/>
     <w:rsid w:val="004C50D0"/>
@@ -15224,11 +12810,11 @@
       <w:color w:val="272727" w:themeColor="text1" w:themeTint="D8"/>
     </w:rPr>
   </w:style>
-  <w:style w:type="paragraph" w:styleId="Titre">
+  <w:style w:type="paragraph" w:styleId="Title">
     <w:name w:val="Title"/>
     <w:basedOn w:val="Normal"/>
     <w:next w:val="Normal"/>
-    <w:link w:val="TitreCar"/>
+    <w:link w:val="TitleChar"/>
     <w:uiPriority w:val="10"/>
     <w:qFormat/>
     <w:rsid w:val="004C50D0"/>
@@ -15244,10 +12830,10 @@
       <w:szCs w:val="56"/>
     </w:rPr>
   </w:style>
-  <w:style w:type="character" w:customStyle="1" w:styleId="TitreCar">
-    <w:name w:val="Titre Car"/>
-    <w:basedOn w:val="Policepardfaut"/>
-    <w:link w:val="Titre"/>
+  <w:style w:type="character" w:customStyle="1" w:styleId="TitleChar">
+    <w:name w:val="Title Char"/>
+    <w:basedOn w:val="DefaultParagraphFont"/>
+    <w:link w:val="Title"/>
     <w:uiPriority w:val="10"/>
     <w:rsid w:val="004C50D0"/>
     <w:rPr>
@@ -15258,11 +12844,11 @@
       <w:szCs w:val="56"/>
     </w:rPr>
   </w:style>
-  <w:style w:type="paragraph" w:styleId="Sous-titre">
+  <w:style w:type="paragraph" w:styleId="Subtitle">
     <w:name w:val="Subtitle"/>
     <w:basedOn w:val="Normal"/>
     <w:next w:val="Normal"/>
-    <w:link w:val="Sous-titreCar"/>
+    <w:link w:val="SubtitleChar"/>
     <w:uiPriority w:val="11"/>
     <w:qFormat/>
     <w:rsid w:val="004C50D0"/>
@@ -15279,10 +12865,10 @@
       <w:szCs w:val="28"/>
     </w:rPr>
   </w:style>
-  <w:style w:type="character" w:customStyle="1" w:styleId="Sous-titreCar">
-    <w:name w:val="Sous-titre Car"/>
-    <w:basedOn w:val="Policepardfaut"/>
-    <w:link w:val="Sous-titre"/>
+  <w:style w:type="character" w:customStyle="1" w:styleId="SubtitleChar">
+    <w:name w:val="Subtitle Char"/>
+    <w:basedOn w:val="DefaultParagraphFont"/>
+    <w:link w:val="Subtitle"/>
     <w:uiPriority w:val="11"/>
     <w:rsid w:val="004C50D0"/>
     <w:rPr>
@@ -15293,11 +12879,11 @@
       <w:szCs w:val="28"/>
     </w:rPr>
   </w:style>
-  <w:style w:type="paragraph" w:styleId="Citation">
+  <w:style w:type="paragraph" w:styleId="Quote">
     <w:name w:val="Quote"/>
     <w:basedOn w:val="Normal"/>
     <w:next w:val="Normal"/>
-    <w:link w:val="CitationCar"/>
+    <w:link w:val="QuoteChar"/>
     <w:uiPriority w:val="29"/>
     <w:qFormat/>
     <w:rsid w:val="004C50D0"/>
@@ -15311,10 +12897,10 @@
       <w:color w:val="404040" w:themeColor="text1" w:themeTint="BF"/>
     </w:rPr>
   </w:style>
-  <w:style w:type="character" w:customStyle="1" w:styleId="CitationCar">
-    <w:name w:val="Citation Car"/>
-    <w:basedOn w:val="Policepardfaut"/>
-    <w:link w:val="Citation"/>
+  <w:style w:type="character" w:customStyle="1" w:styleId="QuoteChar">
+    <w:name w:val="Quote Char"/>
+    <w:basedOn w:val="DefaultParagraphFont"/>
+    <w:link w:val="Quote"/>
     <w:uiPriority w:val="29"/>
     <w:rsid w:val="004C50D0"/>
     <w:rPr>
@@ -15323,7 +12909,7 @@
       <w:color w:val="404040" w:themeColor="text1" w:themeTint="BF"/>
     </w:rPr>
   </w:style>
-  <w:style w:type="paragraph" w:styleId="Paragraphedeliste">
+  <w:style w:type="paragraph" w:styleId="ListParagraph">
     <w:name w:val="List Paragraph"/>
     <w:basedOn w:val="Normal"/>
     <w:uiPriority w:val="34"/>
@@ -15334,9 +12920,9 @@
       <w:contextualSpacing/>
     </w:pPr>
   </w:style>
-  <w:style w:type="character" w:styleId="Accentuationintense">
+  <w:style w:type="character" w:styleId="IntenseEmphasis">
     <w:name w:val="Intense Emphasis"/>
-    <w:basedOn w:val="Policepardfaut"/>
+    <w:basedOn w:val="DefaultParagraphFont"/>
     <w:uiPriority w:val="21"/>
     <w:qFormat/>
     <w:rsid w:val="004C50D0"/>
@@ -15346,11 +12932,11 @@
       <w:color w:val="0F4761" w:themeColor="accent1" w:themeShade="BF"/>
     </w:rPr>
   </w:style>
-  <w:style w:type="paragraph" w:styleId="Citationintense">
+  <w:style w:type="paragraph" w:styleId="IntenseQuote">
     <w:name w:val="Intense Quote"/>
     <w:basedOn w:val="Normal"/>
     <w:next w:val="Normal"/>
-    <w:link w:val="CitationintenseCar"/>
+    <w:link w:val="IntenseQuoteChar"/>
     <w:uiPriority w:val="30"/>
     <w:qFormat/>
     <w:rsid w:val="004C50D0"/>
@@ -15369,10 +12955,10 @@
       <w:color w:val="0F4761" w:themeColor="accent1" w:themeShade="BF"/>
     </w:rPr>
   </w:style>
-  <w:style w:type="character" w:customStyle="1" w:styleId="CitationintenseCar">
-    <w:name w:val="Citation intense Car"/>
-    <w:basedOn w:val="Policepardfaut"/>
-    <w:link w:val="Citationintense"/>
+  <w:style w:type="character" w:customStyle="1" w:styleId="IntenseQuoteChar">
+    <w:name w:val="Intense Quote Char"/>
+    <w:basedOn w:val="DefaultParagraphFont"/>
+    <w:link w:val="IntenseQuote"/>
     <w:uiPriority w:val="30"/>
     <w:rsid w:val="004C50D0"/>
     <w:rPr>
@@ -15381,9 +12967,9 @@
       <w:color w:val="0F4761" w:themeColor="accent1" w:themeShade="BF"/>
     </w:rPr>
   </w:style>
-  <w:style w:type="character" w:styleId="Rfrenceintense">
+  <w:style w:type="character" w:styleId="IntenseReference">
     <w:name w:val="Intense Reference"/>
-    <w:basedOn w:val="Policepardfaut"/>
+    <w:basedOn w:val="DefaultParagraphFont"/>
     <w:uiPriority w:val="32"/>
     <w:qFormat/>
     <w:rsid w:val="004C50D0"/>
@@ -15406,9 +12992,9 @@
       <w:rFonts w:ascii="Times New Roman" w:hAnsi="Times New Roman" w:cs="Times New Roman"/>
     </w:rPr>
   </w:style>
-  <w:style w:type="table" w:styleId="Grilledutableau">
+  <w:style w:type="table" w:styleId="TableGrid">
     <w:name w:val="Table Grid"/>
-    <w:basedOn w:val="TableauNormal"/>
+    <w:basedOn w:val="TableNormal"/>
     <w:uiPriority w:val="39"/>
     <w:rsid w:val="00EC6B4D"/>
     <w:pPr>
